--- a/report/Stochastic_Modeling_Final_Report.docx
+++ b/report/Stochastic_Modeling_Final_Report.docx
@@ -632,7 +632,7 @@
         <w:spacing w:after="160" w:line="276"/>
       </w:pPr>
       <w:r>
-        <w:t xml:space="preserve">Variant A says the market re-prices from scratch each period: errors are transient and vanish next period. Variant B says the market only closes a fraction κ ∈ (0,1] of its gap to the truth each period — a standard partial-adjustment scheme — so a shock to the price decays geometrically at rate (1−κ) and a cheap contract stays cheap for roughly 1/κ periods. Small κ therefore means sluggish, exploitable markets. Setting κ = 1 collapses Variant B into Variant A exactly (our implementation reproduces this path-for-path with identical random draws, and a test enforces it), which lets us treat persistence as a single continuous dial from “fully efficient repricing” to “very sticky.”</w:t>
+        <w:t xml:space="preserve">Variant A says the market re-prices from scratch each period: errors are transient and vanish next period. Variant B says the market only closes a fraction κ ∈ (0,1] of its gap to the truth each period — a standard partial-adjustment scheme — so a shock to the price decays geometrically at rate (1−κ) and a cheap contract stays cheap for roughly 1/κ periods. Small κ therefore means sluggish, exploitable markets. Setting κ = 1 collapses Variant B into Variant A exactly (our implementation reproduces this path-for-path with identical random draws, and a test enforces it), which lets us treat persistence as a single continuous dial from “fully efficient repricing” to “very sticky.” Section 5.2 shows the two mechanisms acting on identical random draws, side by side.</w:t>
       </w:r>
     </w:p>
     <w:p>
@@ -897,7 +897,7 @@
         <w:spacing w:after="160" w:line="276"/>
       </w:pPr>
       <w:r>
-        <w:t xml:space="preserve">The approved model’s hidden truth diffuses smoothly, but real event probabilities occasionally lurch on news. As a clearly-flagged extension beyond the locked specification — disabled by default everywhere — we added jump dynamics to Layer 1: with per-period probability λ an event fires (a Bernoulli-per-period arrival process, the discrete-time Poisson process with geometric interarrival times), adding a zero-mean N(0, σ_J²) shock damped by the same √(q(1−q)) factor. Zero-mean jumps preserve the martingale property, so every Section-4 validation check still holds with jumps on. When λ = 0 the code consumes no additional random numbers, so the approved model’s seeded output is bit-for-bit unchanged — a property pinned by a golden-value regression test. All reported results use the approved model; the extension appears only in the live demo and in the future-work discussion (Section 6).</w:t>
+        <w:t xml:space="preserve">The approved model’s hidden truth diffuses smoothly, but real event probabilities occasionally lurch on news. As a clearly-flagged extension beyond the locked specification — disabled by default everywhere — we added jump dynamics to Layer 1: with per-period probability λ an event fires (a Bernoulli-per-period arrival process, the discrete-time Poisson process with geometric interarrival times), adding a zero-mean N(0, σ_J²) shock damped by the same √(q(1−q)) factor. Zero-mean jumps preserve the martingale property, so every Section-4 validation check still holds with jumps on. When λ = 0 the code consumes no additional random numbers, so the approved model’s seeded output is bit-for-bit unchanged — a property pinned by a golden-value regression test. All headline results (Sections 5.1–5.6) use the approved model; Section 5.7 then turns the extension on deliberately and quantifies, with the same experimental machinery, what news jumps do to every model case.</w:t>
       </w:r>
     </w:p>
     <w:p>
@@ -1859,7 +1859,7 @@
         <w:spacing w:after="160" w:before="280"/>
       </w:pPr>
       <w:r>
-        <w:t xml:space="preserve">5.2 The policy grid at the baseline</w:t>
+        <w:t xml:space="preserve">5.2 Variant A vs Variant B, side by side</w:t>
       </w:r>
     </w:p>
     <w:p>
@@ -1870,7 +1870,7 @@
       <w:r>
         <w:drawing>
           <wp:inline distT="0" distB="0" distL="0" distR="0">
-            <wp:extent cx="4095750" cy="3276600"/>
+            <wp:extent cx="5715000" cy="3305175"/>
             <wp:effectExtent t="0" r="0" b="0" l="0"/>
             <wp:docPr id="1" name="" descr="" title=""/>
             <wp:cNvGraphicFramePr>
@@ -1895,7 +1895,7 @@
                   <pic:spPr bwMode="auto">
                     <a:xfrm>
                       <a:off x="0" y="0"/>
-                      <a:ext cx="4095750" cy="3276600"/>
+                      <a:ext cx="5715000" cy="3305175"/>
                     </a:xfrm>
                     <a:prstGeom prst="rect">
                       <a:avLst/>
@@ -1921,12 +1921,20 @@
           <w:sz w:val="19"/>
           <w:szCs w:val="19"/>
         </w:rPr>
-        <w:t xml:space="preserve">Figure 3. Expected profit per $1 contract over the (α, δ) grid at the baseline market (Variant B, κ = 0.3, σ_p = 0.05, n = 20,000, no costs). The outlined cell is the winner; its lead over buy-and-hold is CI-significant.</w:t>
+        <w:t xml:space="preserve">Figure 3. One seed, two price mechanisms. Variants A and B consume identical random draws, so the dashed hidden truth and the noise shocks are the same in both lines — the only difference is the adjustment mechanism. The Variant A price (blue) jitters tightly around the truth and re-centres every period; the Variant B price (green, κ = 0.2) wanders away and returns only slowly, e.g. the persistent under-pricing episodes around t ≈ 55–60 and t ≈ 85–95.</w:t>
+      </w:r>
+    </w:p>
+    <w:p>
+      <w:pPr>
+        <w:spacing w:after="160" w:line="276"/>
+      </w:pPr>
+      <w:r>
+        <w:t xml:space="preserve">Figure 3 is the clearest way to see what κ buys. Under Variant A every pricing error is born and dies within one period: the blue line is noisy but honest on average at every instant. Under Variant B the same shocks accumulate: a run of negative noise pushes the green line into a genuine, lasting under-pricing that takes ~1/κ periods to close. A smoothing rule sees both worlds differently — under A it harvests instant mean-reversion; under B it can sit inside a persistent mispricing episode. The quantitative comparison (both at σ_p = 0.05, no costs, n = 20,000, common paths within each column):</w:t>
       </w:r>
     </w:p>
     <w:tbl>
       <w:tblPr>
-        <w:tblW w:type="dxa" w:w="9360"/>
+        <w:tblW w:type="dxa" w:w="8440"/>
         <w:tblBorders>
           <w:top w:val="single" w:color="auto" w:sz="4"/>
           <w:left w:val="single" w:color="auto" w:sz="4"/>
@@ -1937,16 +1945,14 @@
         </w:tblBorders>
       </w:tblPr>
       <w:tblGrid>
-        <w:gridCol w:w="2900"/>
-        <w:gridCol w:w="1610"/>
-        <w:gridCol w:w="2130"/>
-        <w:gridCol w:w="1310"/>
-        <w:gridCol w:w="1410"/>
+        <w:gridCol w:w="3320"/>
+        <w:gridCol w:w="2560"/>
+        <w:gridCol w:w="2560"/>
       </w:tblGrid>
       <w:tr>
         <w:tc>
           <w:tcPr>
-            <w:tcW w:type="dxa" w:w="2900"/>
+            <w:tcW w:type="dxa" w:w="3320"/>
             <w:shd w:fill="EFEFEC" w:val="clear"/>
             <w:tcMar>
               <w:top w:type="dxa" w:w="60"/>
@@ -1966,13 +1972,13 @@
                 <w:sz w:val="19"/>
                 <w:szCs w:val="19"/>
               </w:rPr>
-              <w:t xml:space="preserve">Policy</w:t>
-            </w:r>
-          </w:p>
-        </w:tc>
-        <w:tc>
-          <w:tcPr>
-            <w:tcW w:type="dxa" w:w="1610"/>
+              <w:t xml:space="preserve"/>
+            </w:r>
+          </w:p>
+        </w:tc>
+        <w:tc>
+          <w:tcPr>
+            <w:tcW w:type="dxa" w:w="2560"/>
             <w:shd w:fill="EFEFEC" w:val="clear"/>
             <w:tcMar>
               <w:top w:type="dxa" w:w="60"/>
@@ -1992,13 +1998,13 @@
                 <w:sz w:val="19"/>
                 <w:szCs w:val="19"/>
               </w:rPr>
-              <w:t xml:space="preserve">E[profit]</w:t>
-            </w:r>
-          </w:p>
-        </w:tc>
-        <w:tc>
-          <w:tcPr>
-            <w:tcW w:type="dxa" w:w="2130"/>
+              <w:t xml:space="preserve">Variant A (κ = 1)</w:t>
+            </w:r>
+          </w:p>
+        </w:tc>
+        <w:tc>
+          <w:tcPr>
+            <w:tcW w:type="dxa" w:w="2560"/>
             <w:shd w:fill="EFEFEC" w:val="clear"/>
             <w:tcMar>
               <w:top w:type="dxa" w:w="60"/>
@@ -2018,59 +2024,7 @@
                 <w:sz w:val="19"/>
                 <w:szCs w:val="19"/>
               </w:rPr>
-              <w:t xml:space="preserve">95% CI</w:t>
-            </w:r>
-          </w:p>
-        </w:tc>
-        <w:tc>
-          <w:tcPr>
-            <w:tcW w:type="dxa" w:w="1310"/>
-            <w:shd w:fill="EFEFEC" w:val="clear"/>
-            <w:tcMar>
-              <w:top w:type="dxa" w:w="60"/>
-              <w:left w:type="dxa" w:w="100"/>
-              <w:bottom w:type="dxa" w:w="60"/>
-              <w:right w:type="dxa" w:w="100"/>
-            </w:tcMar>
-          </w:tcPr>
-          <w:p>
-            <w:pPr>
-              <w:jc w:val="center"/>
-            </w:pPr>
-            <w:r>
-              <w:rPr>
-                <w:b/>
-                <w:bCs/>
-                <w:sz w:val="19"/>
-                <w:szCs w:val="19"/>
-              </w:rPr>
-              <w:t xml:space="preserve">P(loss)</w:t>
-            </w:r>
-          </w:p>
-        </w:tc>
-        <w:tc>
-          <w:tcPr>
-            <w:tcW w:type="dxa" w:w="1410"/>
-            <w:shd w:fill="EFEFEC" w:val="clear"/>
-            <w:tcMar>
-              <w:top w:type="dxa" w:w="60"/>
-              <w:left w:type="dxa" w:w="100"/>
-              <w:bottom w:type="dxa" w:w="60"/>
-              <w:right w:type="dxa" w:w="100"/>
-            </w:tcMar>
-          </w:tcPr>
-          <w:p>
-            <w:pPr>
-              <w:jc w:val="center"/>
-            </w:pPr>
-            <w:r>
-              <w:rPr>
-                <w:b/>
-                <w:bCs/>
-                <w:sz w:val="19"/>
-                <w:szCs w:val="19"/>
-              </w:rPr>
-              <w:t xml:space="preserve">E[loss | loss]</w:t>
+              <w:t xml:space="preserve">Variant B (κ = 0.3)</w:t>
             </w:r>
           </w:p>
         </w:tc>
@@ -2078,7 +2032,7 @@
       <w:tr>
         <w:tc>
           <w:tcPr>
-            <w:tcW w:type="dxa" w:w="2900"/>
+            <w:tcW w:type="dxa" w:w="3320"/>
             <w:tcMar>
               <w:top w:type="dxa" w:w="60"/>
               <w:left w:type="dxa" w:w="100"/>
@@ -2097,107 +2051,57 @@
                 <w:sz w:val="19"/>
                 <w:szCs w:val="19"/>
               </w:rPr>
-              <w:t xml:space="preserve">EMA(α=0.1, δ=0.10) — winner</w:t>
-            </w:r>
-          </w:p>
-        </w:tc>
-        <w:tc>
-          <w:tcPr>
-            <w:tcW w:type="dxa" w:w="1610"/>
-            <w:tcMar>
-              <w:top w:type="dxa" w:w="60"/>
-              <w:left w:type="dxa" w:w="100"/>
-              <w:bottom w:type="dxa" w:w="60"/>
-              <w:right w:type="dxa" w:w="100"/>
-            </w:tcMar>
-          </w:tcPr>
-          <w:p>
-            <w:pPr>
-              <w:jc w:val="center"/>
-            </w:pPr>
-            <w:r>
-              <w:rPr>
-                <w:b w:val="false"/>
-                <w:bCs w:val="false"/>
-                <w:sz w:val="19"/>
-                <w:szCs w:val="19"/>
-              </w:rPr>
-              <w:t xml:space="preserve">+0.1015</w:t>
-            </w:r>
-          </w:p>
-        </w:tc>
-        <w:tc>
-          <w:tcPr>
-            <w:tcW w:type="dxa" w:w="2130"/>
-            <w:tcMar>
-              <w:top w:type="dxa" w:w="60"/>
-              <w:left w:type="dxa" w:w="100"/>
-              <w:bottom w:type="dxa" w:w="60"/>
-              <w:right w:type="dxa" w:w="100"/>
-            </w:tcMar>
-          </w:tcPr>
-          <w:p>
-            <w:pPr>
-              <w:jc w:val="center"/>
-            </w:pPr>
-            <w:r>
-              <w:rPr>
-                <w:b w:val="false"/>
-                <w:bCs w:val="false"/>
-                <w:sz w:val="19"/>
-                <w:szCs w:val="19"/>
-              </w:rPr>
-              <w:t xml:space="preserve">[+0.0949, +0.1082]</w:t>
-            </w:r>
-          </w:p>
-        </w:tc>
-        <w:tc>
-          <w:tcPr>
-            <w:tcW w:type="dxa" w:w="1310"/>
-            <w:tcMar>
-              <w:top w:type="dxa" w:w="60"/>
-              <w:left w:type="dxa" w:w="100"/>
-              <w:bottom w:type="dxa" w:w="60"/>
-              <w:right w:type="dxa" w:w="100"/>
-            </w:tcMar>
-          </w:tcPr>
-          <w:p>
-            <w:pPr>
-              <w:jc w:val="center"/>
-            </w:pPr>
-            <w:r>
-              <w:rPr>
-                <w:b w:val="false"/>
-                <w:bCs w:val="false"/>
-                <w:sz w:val="19"/>
-                <w:szCs w:val="19"/>
-              </w:rPr>
-              <w:t xml:space="preserve">58.8%</w:t>
-            </w:r>
-          </w:p>
-        </w:tc>
-        <w:tc>
-          <w:tcPr>
-            <w:tcW w:type="dxa" w:w="1410"/>
-            <w:tcMar>
-              <w:top w:type="dxa" w:w="60"/>
-              <w:left w:type="dxa" w:w="100"/>
-              <w:bottom w:type="dxa" w:w="60"/>
-              <w:right w:type="dxa" w:w="100"/>
-            </w:tcMar>
-          </w:tcPr>
-          <w:p>
-            <w:pPr>
-              <w:jc w:val="center"/>
-            </w:pPr>
-            <w:r>
-              <w:rPr>
-                <w:b w:val="false"/>
-                <w:bCs w:val="false"/>
-                <w:sz w:val="19"/>
-                <w:szCs w:val="19"/>
-              </w:rPr>
-              <w:t xml:space="preserve">−$0.289</w:t>
+              <w:t xml:space="preserve">Grid winner</w:t>
+            </w:r>
+          </w:p>
+        </w:tc>
+        <w:tc>
+          <w:tcPr>
+            <w:tcW w:type="dxa" w:w="2560"/>
+            <w:tcMar>
+              <w:top w:type="dxa" w:w="60"/>
+              <w:left w:type="dxa" w:w="100"/>
+              <w:bottom w:type="dxa" w:w="60"/>
+              <w:right w:type="dxa" w:w="100"/>
+            </w:tcMar>
+          </w:tcPr>
+          <w:p>
+            <w:pPr>
+              <w:jc w:val="center"/>
+            </w:pPr>
+            <w:r>
+              <w:rPr>
+                <w:b w:val="false"/>
+                <w:bCs w:val="false"/>
+                <w:sz w:val="19"/>
+                <w:szCs w:val="19"/>
+              </w:rPr>
+              <w:t xml:space="preserve">EMA(α=0.1, δ=0.10)</w:t>
+            </w:r>
+          </w:p>
+        </w:tc>
+        <w:tc>
+          <w:tcPr>
+            <w:tcW w:type="dxa" w:w="2560"/>
+            <w:tcMar>
+              <w:top w:type="dxa" w:w="60"/>
+              <w:left w:type="dxa" w:w="100"/>
+              <w:bottom w:type="dxa" w:w="60"/>
+              <w:right w:type="dxa" w:w="100"/>
+            </w:tcMar>
+          </w:tcPr>
+          <w:p>
+            <w:pPr>
+              <w:jc w:val="center"/>
+            </w:pPr>
+            <w:r>
+              <w:rPr>
+                <w:b w:val="false"/>
+                <w:bCs w:val="false"/>
+                <w:sz w:val="19"/>
+                <w:szCs w:val="19"/>
+              </w:rPr>
+              <w:t xml:space="preserve">EMA(α=0.1, δ=0.10)</w:t>
             </w:r>
           </w:p>
         </w:tc>
@@ -2205,7 +2109,7 @@
       <w:tr>
         <w:tc>
           <w:tcPr>
-            <w:tcW w:type="dxa" w:w="2900"/>
+            <w:tcW w:type="dxa" w:w="3320"/>
             <w:tcMar>
               <w:top w:type="dxa" w:w="60"/>
               <w:left w:type="dxa" w:w="100"/>
@@ -2224,107 +2128,57 @@
                 <w:sz w:val="19"/>
                 <w:szCs w:val="19"/>
               </w:rPr>
-              <w:t xml:space="preserve">EMA(α=0.3, δ=0.10)</w:t>
-            </w:r>
-          </w:p>
-        </w:tc>
-        <w:tc>
-          <w:tcPr>
-            <w:tcW w:type="dxa" w:w="1610"/>
-            <w:tcMar>
-              <w:top w:type="dxa" w:w="60"/>
-              <w:left w:type="dxa" w:w="100"/>
-              <w:bottom w:type="dxa" w:w="60"/>
-              <w:right w:type="dxa" w:w="100"/>
-            </w:tcMar>
-          </w:tcPr>
-          <w:p>
-            <w:pPr>
-              <w:jc w:val="center"/>
-            </w:pPr>
-            <w:r>
-              <w:rPr>
-                <w:b w:val="false"/>
-                <w:bCs w:val="false"/>
-                <w:sz w:val="19"/>
-                <w:szCs w:val="19"/>
-              </w:rPr>
-              <w:t xml:space="preserve">+0.0629</w:t>
-            </w:r>
-          </w:p>
-        </w:tc>
-        <w:tc>
-          <w:tcPr>
-            <w:tcW w:type="dxa" w:w="2130"/>
-            <w:tcMar>
-              <w:top w:type="dxa" w:w="60"/>
-              <w:left w:type="dxa" w:w="100"/>
-              <w:bottom w:type="dxa" w:w="60"/>
-              <w:right w:type="dxa" w:w="100"/>
-            </w:tcMar>
-          </w:tcPr>
-          <w:p>
-            <w:pPr>
-              <w:jc w:val="center"/>
-            </w:pPr>
-            <w:r>
-              <w:rPr>
-                <w:b w:val="false"/>
-                <w:bCs w:val="false"/>
-                <w:sz w:val="19"/>
-                <w:szCs w:val="19"/>
-              </w:rPr>
-              <w:t xml:space="preserve">[+0.0580, +0.0678]</w:t>
-            </w:r>
-          </w:p>
-        </w:tc>
-        <w:tc>
-          <w:tcPr>
-            <w:tcW w:type="dxa" w:w="1310"/>
-            <w:tcMar>
-              <w:top w:type="dxa" w:w="60"/>
-              <w:left w:type="dxa" w:w="100"/>
-              <w:bottom w:type="dxa" w:w="60"/>
-              <w:right w:type="dxa" w:w="100"/>
-            </w:tcMar>
-          </w:tcPr>
-          <w:p>
-            <w:pPr>
-              <w:jc w:val="center"/>
-            </w:pPr>
-            <w:r>
-              <w:rPr>
-                <w:b w:val="false"/>
-                <w:bCs w:val="false"/>
-                <w:sz w:val="19"/>
-                <w:szCs w:val="19"/>
-              </w:rPr>
-              <w:t xml:space="preserve">31.5%</w:t>
-            </w:r>
-          </w:p>
-        </w:tc>
-        <w:tc>
-          <w:tcPr>
-            <w:tcW w:type="dxa" w:w="1410"/>
-            <w:tcMar>
-              <w:top w:type="dxa" w:w="60"/>
-              <w:left w:type="dxa" w:w="100"/>
-              <w:bottom w:type="dxa" w:w="60"/>
-              <w:right w:type="dxa" w:w="100"/>
-            </w:tcMar>
-          </w:tcPr>
-          <w:p>
-            <w:pPr>
-              <w:jc w:val="center"/>
-            </w:pPr>
-            <w:r>
-              <w:rPr>
-                <w:b w:val="false"/>
-                <w:bCs w:val="false"/>
-                <w:sz w:val="19"/>
-                <w:szCs w:val="19"/>
-              </w:rPr>
-              <w:t xml:space="preserve">−$0.259</w:t>
+              <w:t xml:space="preserve">Winner E[profit]</w:t>
+            </w:r>
+          </w:p>
+        </w:tc>
+        <w:tc>
+          <w:tcPr>
+            <w:tcW w:type="dxa" w:w="2560"/>
+            <w:tcMar>
+              <w:top w:type="dxa" w:w="60"/>
+              <w:left w:type="dxa" w:w="100"/>
+              <w:bottom w:type="dxa" w:w="60"/>
+              <w:right w:type="dxa" w:w="100"/>
+            </w:tcMar>
+          </w:tcPr>
+          <w:p>
+            <w:pPr>
+              <w:jc w:val="center"/>
+            </w:pPr>
+            <w:r>
+              <w:rPr>
+                <w:b w:val="false"/>
+                <w:bCs w:val="false"/>
+                <w:sz w:val="19"/>
+                <w:szCs w:val="19"/>
+              </w:rPr>
+              <w:t xml:space="preserve">+0.0888  [+0.0825, +0.0952]</w:t>
+            </w:r>
+          </w:p>
+        </w:tc>
+        <w:tc>
+          <w:tcPr>
+            <w:tcW w:type="dxa" w:w="2560"/>
+            <w:tcMar>
+              <w:top w:type="dxa" w:w="60"/>
+              <w:left w:type="dxa" w:w="100"/>
+              <w:bottom w:type="dxa" w:w="60"/>
+              <w:right w:type="dxa" w:w="100"/>
+            </w:tcMar>
+          </w:tcPr>
+          <w:p>
+            <w:pPr>
+              <w:jc w:val="center"/>
+            </w:pPr>
+            <w:r>
+              <w:rPr>
+                <w:b w:val="false"/>
+                <w:bCs w:val="false"/>
+                <w:sz w:val="19"/>
+                <w:szCs w:val="19"/>
+              </w:rPr>
+              <w:t xml:space="preserve">+0.1015  [+0.0949, +0.1082]</w:t>
             </w:r>
           </w:p>
         </w:tc>
@@ -2332,7 +2186,7 @@
       <w:tr>
         <w:tc>
           <w:tcPr>
-            <w:tcW w:type="dxa" w:w="2900"/>
+            <w:tcW w:type="dxa" w:w="3320"/>
             <w:tcMar>
               <w:top w:type="dxa" w:w="60"/>
               <w:left w:type="dxa" w:w="100"/>
@@ -2351,107 +2205,57 @@
                 <w:sz w:val="19"/>
                 <w:szCs w:val="19"/>
               </w:rPr>
-              <w:t xml:space="preserve">EMA(α=0.3, δ=0.05)</w:t>
-            </w:r>
-          </w:p>
-        </w:tc>
-        <w:tc>
-          <w:tcPr>
-            <w:tcW w:type="dxa" w:w="1610"/>
-            <w:tcMar>
-              <w:top w:type="dxa" w:w="60"/>
-              <w:left w:type="dxa" w:w="100"/>
-              <w:bottom w:type="dxa" w:w="60"/>
-              <w:right w:type="dxa" w:w="100"/>
-            </w:tcMar>
-          </w:tcPr>
-          <w:p>
-            <w:pPr>
-              <w:jc w:val="center"/>
-            </w:pPr>
-            <w:r>
-              <w:rPr>
-                <w:b w:val="false"/>
-                <w:bCs w:val="false"/>
-                <w:sz w:val="19"/>
-                <w:szCs w:val="19"/>
-              </w:rPr>
-              <w:t xml:space="preserve">+0.0614</w:t>
-            </w:r>
-          </w:p>
-        </w:tc>
-        <w:tc>
-          <w:tcPr>
-            <w:tcW w:type="dxa" w:w="2130"/>
-            <w:tcMar>
-              <w:top w:type="dxa" w:w="60"/>
-              <w:left w:type="dxa" w:w="100"/>
-              <w:bottom w:type="dxa" w:w="60"/>
-              <w:right w:type="dxa" w:w="100"/>
-            </w:tcMar>
-          </w:tcPr>
-          <w:p>
-            <w:pPr>
-              <w:jc w:val="center"/>
-            </w:pPr>
-            <w:r>
-              <w:rPr>
-                <w:b w:val="false"/>
-                <w:bCs w:val="false"/>
-                <w:sz w:val="19"/>
-                <w:szCs w:val="19"/>
-              </w:rPr>
-              <w:t xml:space="preserve">[+0.0546, +0.0682]</w:t>
-            </w:r>
-          </w:p>
-        </w:tc>
-        <w:tc>
-          <w:tcPr>
-            <w:tcW w:type="dxa" w:w="1310"/>
-            <w:tcMar>
-              <w:top w:type="dxa" w:w="60"/>
-              <w:left w:type="dxa" w:w="100"/>
-              <w:bottom w:type="dxa" w:w="60"/>
-              <w:right w:type="dxa" w:w="100"/>
-            </w:tcMar>
-          </w:tcPr>
-          <w:p>
-            <w:pPr>
-              <w:jc w:val="center"/>
-            </w:pPr>
-            <w:r>
-              <w:rPr>
-                <w:b w:val="false"/>
-                <w:bCs w:val="false"/>
-                <w:sz w:val="19"/>
-                <w:szCs w:val="19"/>
-              </w:rPr>
-              <w:t xml:space="preserve">60.2%</w:t>
-            </w:r>
-          </w:p>
-        </w:tc>
-        <w:tc>
-          <w:tcPr>
-            <w:tcW w:type="dxa" w:w="1410"/>
-            <w:tcMar>
-              <w:top w:type="dxa" w:w="60"/>
-              <w:left w:type="dxa" w:w="100"/>
-              <w:bottom w:type="dxa" w:w="60"/>
-              <w:right w:type="dxa" w:w="100"/>
-            </w:tcMar>
-          </w:tcPr>
-          <w:p>
-            <w:pPr>
-              <w:jc w:val="center"/>
-            </w:pPr>
-            <w:r>
-              <w:rPr>
-                <w:b w:val="false"/>
-                <w:bCs w:val="false"/>
-                <w:sz w:val="19"/>
-                <w:szCs w:val="19"/>
-              </w:rPr>
-              <w:t xml:space="preserve">−$0.336</w:t>
+              <w:t xml:space="preserve">Winner P(loss)</w:t>
+            </w:r>
+          </w:p>
+        </w:tc>
+        <w:tc>
+          <w:tcPr>
+            <w:tcW w:type="dxa" w:w="2560"/>
+            <w:tcMar>
+              <w:top w:type="dxa" w:w="60"/>
+              <w:left w:type="dxa" w:w="100"/>
+              <w:bottom w:type="dxa" w:w="60"/>
+              <w:right w:type="dxa" w:w="100"/>
+            </w:tcMar>
+          </w:tcPr>
+          <w:p>
+            <w:pPr>
+              <w:jc w:val="center"/>
+            </w:pPr>
+            <w:r>
+              <w:rPr>
+                <w:b w:val="false"/>
+                <w:bCs w:val="false"/>
+                <w:sz w:val="19"/>
+                <w:szCs w:val="19"/>
+              </w:rPr>
+              <w:t xml:space="preserve">54.1%</w:t>
+            </w:r>
+          </w:p>
+        </w:tc>
+        <w:tc>
+          <w:tcPr>
+            <w:tcW w:type="dxa" w:w="2560"/>
+            <w:tcMar>
+              <w:top w:type="dxa" w:w="60"/>
+              <w:left w:type="dxa" w:w="100"/>
+              <w:bottom w:type="dxa" w:w="60"/>
+              <w:right w:type="dxa" w:w="100"/>
+            </w:tcMar>
+          </w:tcPr>
+          <w:p>
+            <w:pPr>
+              <w:jc w:val="center"/>
+            </w:pPr>
+            <w:r>
+              <w:rPr>
+                <w:b w:val="false"/>
+                <w:bCs w:val="false"/>
+                <w:sz w:val="19"/>
+                <w:szCs w:val="19"/>
+              </w:rPr>
+              <w:t xml:space="preserve">58.8%</w:t>
             </w:r>
           </w:p>
         </w:tc>
@@ -2459,7 +2263,7 @@
       <w:tr>
         <w:tc>
           <w:tcPr>
-            <w:tcW w:type="dxa" w:w="2900"/>
+            <w:tcW w:type="dxa" w:w="3320"/>
             <w:tcMar>
               <w:top w:type="dxa" w:w="60"/>
               <w:left w:type="dxa" w:w="100"/>
@@ -2478,107 +2282,57 @@
                 <w:sz w:val="19"/>
                 <w:szCs w:val="19"/>
               </w:rPr>
-              <w:t xml:space="preserve">EMA(α=0.6, δ=0.10)</w:t>
-            </w:r>
-          </w:p>
-        </w:tc>
-        <w:tc>
-          <w:tcPr>
-            <w:tcW w:type="dxa" w:w="1610"/>
-            <w:tcMar>
-              <w:top w:type="dxa" w:w="60"/>
-              <w:left w:type="dxa" w:w="100"/>
-              <w:bottom w:type="dxa" w:w="60"/>
-              <w:right w:type="dxa" w:w="100"/>
-            </w:tcMar>
-          </w:tcPr>
-          <w:p>
-            <w:pPr>
-              <w:jc w:val="center"/>
-            </w:pPr>
-            <w:r>
-              <w:rPr>
-                <w:b w:val="false"/>
-                <w:bCs w:val="false"/>
-                <w:sz w:val="19"/>
-                <w:szCs w:val="19"/>
-              </w:rPr>
-              <w:t xml:space="preserve">−0.0000</w:t>
-            </w:r>
-          </w:p>
-        </w:tc>
-        <w:tc>
-          <w:tcPr>
-            <w:tcW w:type="dxa" w:w="2130"/>
-            <w:tcMar>
-              <w:top w:type="dxa" w:w="60"/>
-              <w:left w:type="dxa" w:w="100"/>
-              <w:bottom w:type="dxa" w:w="60"/>
-              <w:right w:type="dxa" w:w="100"/>
-            </w:tcMar>
-          </w:tcPr>
-          <w:p>
-            <w:pPr>
-              <w:jc w:val="center"/>
-            </w:pPr>
-            <w:r>
-              <w:rPr>
-                <w:b w:val="false"/>
-                <w:bCs w:val="false"/>
-                <w:sz w:val="19"/>
-                <w:szCs w:val="19"/>
-              </w:rPr>
-              <w:t xml:space="preserve">[−0.0001, +0.0000]</w:t>
-            </w:r>
-          </w:p>
-        </w:tc>
-        <w:tc>
-          <w:tcPr>
-            <w:tcW w:type="dxa" w:w="1310"/>
-            <w:tcMar>
-              <w:top w:type="dxa" w:w="60"/>
-              <w:left w:type="dxa" w:w="100"/>
-              <w:bottom w:type="dxa" w:w="60"/>
-              <w:right w:type="dxa" w:w="100"/>
-            </w:tcMar>
-          </w:tcPr>
-          <w:p>
-            <w:pPr>
-              <w:jc w:val="center"/>
-            </w:pPr>
-            <w:r>
-              <w:rPr>
-                <w:b w:val="false"/>
-                <w:bCs w:val="false"/>
-                <w:sz w:val="19"/>
-                <w:szCs w:val="19"/>
-              </w:rPr>
-              <w:t xml:space="preserve">0.0%</w:t>
-            </w:r>
-          </w:p>
-        </w:tc>
-        <w:tc>
-          <w:tcPr>
-            <w:tcW w:type="dxa" w:w="1410"/>
-            <w:tcMar>
-              <w:top w:type="dxa" w:w="60"/>
-              <w:left w:type="dxa" w:w="100"/>
-              <w:bottom w:type="dxa" w:w="60"/>
-              <w:right w:type="dxa" w:w="100"/>
-            </w:tcMar>
-          </w:tcPr>
-          <w:p>
-            <w:pPr>
-              <w:jc w:val="center"/>
-            </w:pPr>
-            <w:r>
-              <w:rPr>
-                <w:b w:val="false"/>
-                <w:bCs w:val="false"/>
-                <w:sz w:val="19"/>
-                <w:szCs w:val="19"/>
-              </w:rPr>
-              <w:t xml:space="preserve">−$0.180</w:t>
+              <w:t xml:space="preserve">Paired edge vs BH</w:t>
+            </w:r>
+          </w:p>
+        </w:tc>
+        <w:tc>
+          <w:tcPr>
+            <w:tcW w:type="dxa" w:w="2560"/>
+            <w:tcMar>
+              <w:top w:type="dxa" w:w="60"/>
+              <w:left w:type="dxa" w:w="100"/>
+              <w:bottom w:type="dxa" w:w="60"/>
+              <w:right w:type="dxa" w:w="100"/>
+            </w:tcMar>
+          </w:tcPr>
+          <w:p>
+            <w:pPr>
+              <w:jc w:val="center"/>
+            </w:pPr>
+            <w:r>
+              <w:rPr>
+                <w:b w:val="false"/>
+                <w:bCs w:val="false"/>
+                <w:sz w:val="19"/>
+                <w:szCs w:val="19"/>
+              </w:rPr>
+              <w:t xml:space="preserve">+0.0907  [+0.0881, +0.0934]</w:t>
+            </w:r>
+          </w:p>
+        </w:tc>
+        <w:tc>
+          <w:tcPr>
+            <w:tcW w:type="dxa" w:w="2560"/>
+            <w:tcMar>
+              <w:top w:type="dxa" w:w="60"/>
+              <w:left w:type="dxa" w:w="100"/>
+              <w:bottom w:type="dxa" w:w="60"/>
+              <w:right w:type="dxa" w:w="100"/>
+            </w:tcMar>
+          </w:tcPr>
+          <w:p>
+            <w:pPr>
+              <w:jc w:val="center"/>
+            </w:pPr>
+            <w:r>
+              <w:rPr>
+                <w:b w:val="false"/>
+                <w:bCs w:val="false"/>
+                <w:sz w:val="19"/>
+                <w:szCs w:val="19"/>
+              </w:rPr>
+              <w:t xml:space="preserve">+0.1034  [+0.1020, +0.1049]</w:t>
             </w:r>
           </w:p>
         </w:tc>
@@ -2586,7 +2340,7 @@
       <w:tr>
         <w:tc>
           <w:tcPr>
-            <w:tcW w:type="dxa" w:w="2900"/>
+            <w:tcW w:type="dxa" w:w="3320"/>
             <w:tcMar>
               <w:top w:type="dxa" w:w="60"/>
               <w:left w:type="dxa" w:w="100"/>
@@ -2605,13 +2359,13 @@
                 <w:sz w:val="19"/>
                 <w:szCs w:val="19"/>
               </w:rPr>
-              <w:t xml:space="preserve">Buy-and-hold</w:t>
-            </w:r>
-          </w:p>
-        </w:tc>
-        <w:tc>
-          <w:tcPr>
-            <w:tcW w:type="dxa" w:w="1610"/>
+              <w:t xml:space="preserve">Buy-and-hold E[profit]</w:t>
+            </w:r>
+          </w:p>
+        </w:tc>
+        <w:tc>
+          <w:tcPr>
+            <w:tcW w:type="dxa" w:w="2560"/>
             <w:tcMar>
               <w:top w:type="dxa" w:w="60"/>
               <w:left w:type="dxa" w:w="100"/>
@@ -2636,76 +2390,26 @@
         </w:tc>
         <w:tc>
           <w:tcPr>
-            <w:tcW w:type="dxa" w:w="2130"/>
-            <w:tcMar>
-              <w:top w:type="dxa" w:w="60"/>
-              <w:left w:type="dxa" w:w="100"/>
-              <w:bottom w:type="dxa" w:w="60"/>
-              <w:right w:type="dxa" w:w="100"/>
-            </w:tcMar>
-          </w:tcPr>
-          <w:p>
-            <w:pPr>
-              <w:jc w:val="center"/>
-            </w:pPr>
-            <w:r>
-              <w:rPr>
-                <w:b w:val="false"/>
-                <w:bCs w:val="false"/>
-                <w:sz w:val="19"/>
-                <w:szCs w:val="19"/>
-              </w:rPr>
-              <w:t xml:space="preserve">[−0.0087, +0.0049]</w:t>
-            </w:r>
-          </w:p>
-        </w:tc>
-        <w:tc>
-          <w:tcPr>
-            <w:tcW w:type="dxa" w:w="1310"/>
-            <w:tcMar>
-              <w:top w:type="dxa" w:w="60"/>
-              <w:left w:type="dxa" w:w="100"/>
-              <w:bottom w:type="dxa" w:w="60"/>
-              <w:right w:type="dxa" w:w="100"/>
-            </w:tcMar>
-          </w:tcPr>
-          <w:p>
-            <w:pPr>
-              <w:jc w:val="center"/>
-            </w:pPr>
-            <w:r>
-              <w:rPr>
-                <w:b w:val="false"/>
-                <w:bCs w:val="false"/>
-                <w:sz w:val="19"/>
-                <w:szCs w:val="19"/>
-              </w:rPr>
-              <w:t xml:space="preserve">60.2%</w:t>
-            </w:r>
-          </w:p>
-        </w:tc>
-        <w:tc>
-          <w:tcPr>
-            <w:tcW w:type="dxa" w:w="1410"/>
-            <w:tcMar>
-              <w:top w:type="dxa" w:w="60"/>
-              <w:left w:type="dxa" w:w="100"/>
-              <w:bottom w:type="dxa" w:w="60"/>
-              <w:right w:type="dxa" w:w="100"/>
-            </w:tcMar>
-          </w:tcPr>
-          <w:p>
-            <w:pPr>
-              <w:jc w:val="center"/>
-            </w:pPr>
-            <w:r>
-              <w:rPr>
-                <w:b w:val="false"/>
-                <w:bCs w:val="false"/>
-                <w:sz w:val="19"/>
-                <w:szCs w:val="19"/>
-              </w:rPr>
-              <w:t xml:space="preserve">−$0.400</w:t>
+            <w:tcW w:type="dxa" w:w="2560"/>
+            <w:tcMar>
+              <w:top w:type="dxa" w:w="60"/>
+              <w:left w:type="dxa" w:w="100"/>
+              <w:bottom w:type="dxa" w:w="60"/>
+              <w:right w:type="dxa" w:w="100"/>
+            </w:tcMar>
+          </w:tcPr>
+          <w:p>
+            <w:pPr>
+              <w:jc w:val="center"/>
+            </w:pPr>
+            <w:r>
+              <w:rPr>
+                <w:b w:val="false"/>
+                <w:bCs w:val="false"/>
+                <w:sz w:val="19"/>
+                <w:szCs w:val="19"/>
+              </w:rPr>
+              <w:t xml:space="preserve">−0.0019</w:t>
             </w:r>
           </w:p>
         </w:tc>
@@ -2713,7 +2417,7 @@
       <w:tr>
         <w:tc>
           <w:tcPr>
-            <w:tcW w:type="dxa" w:w="2900"/>
+            <w:tcW w:type="dxa" w:w="3320"/>
             <w:tcMar>
               <w:top w:type="dxa" w:w="60"/>
               <w:left w:type="dxa" w:w="100"/>
@@ -2732,107 +2436,57 @@
                 <w:sz w:val="19"/>
                 <w:szCs w:val="19"/>
               </w:rPr>
-              <w:t xml:space="preserve">Never-trade</w:t>
-            </w:r>
-          </w:p>
-        </w:tc>
-        <w:tc>
-          <w:tcPr>
-            <w:tcW w:type="dxa" w:w="1610"/>
-            <w:tcMar>
-              <w:top w:type="dxa" w:w="60"/>
-              <w:left w:type="dxa" w:w="100"/>
-              <w:bottom w:type="dxa" w:w="60"/>
-              <w:right w:type="dxa" w:w="100"/>
-            </w:tcMar>
-          </w:tcPr>
-          <w:p>
-            <w:pPr>
-              <w:jc w:val="center"/>
-            </w:pPr>
-            <w:r>
-              <w:rPr>
-                <w:b w:val="false"/>
-                <w:bCs w:val="false"/>
-                <w:sz w:val="19"/>
-                <w:szCs w:val="19"/>
-              </w:rPr>
-              <w:t xml:space="preserve">0</w:t>
-            </w:r>
-          </w:p>
-        </w:tc>
-        <w:tc>
-          <w:tcPr>
-            <w:tcW w:type="dxa" w:w="2130"/>
-            <w:tcMar>
-              <w:top w:type="dxa" w:w="60"/>
-              <w:left w:type="dxa" w:w="100"/>
-              <w:bottom w:type="dxa" w:w="60"/>
-              <w:right w:type="dxa" w:w="100"/>
-            </w:tcMar>
-          </w:tcPr>
-          <w:p>
-            <w:pPr>
-              <w:jc w:val="center"/>
-            </w:pPr>
-            <w:r>
-              <w:rPr>
-                <w:b w:val="false"/>
-                <w:bCs w:val="false"/>
-                <w:sz w:val="19"/>
-                <w:szCs w:val="19"/>
-              </w:rPr>
-              <w:t xml:space="preserve">—</w:t>
-            </w:r>
-          </w:p>
-        </w:tc>
-        <w:tc>
-          <w:tcPr>
-            <w:tcW w:type="dxa" w:w="1310"/>
-            <w:tcMar>
-              <w:top w:type="dxa" w:w="60"/>
-              <w:left w:type="dxa" w:w="100"/>
-              <w:bottom w:type="dxa" w:w="60"/>
-              <w:right w:type="dxa" w:w="100"/>
-            </w:tcMar>
-          </w:tcPr>
-          <w:p>
-            <w:pPr>
-              <w:jc w:val="center"/>
-            </w:pPr>
-            <w:r>
-              <w:rPr>
-                <w:b w:val="false"/>
-                <w:bCs w:val="false"/>
-                <w:sz w:val="19"/>
-                <w:szCs w:val="19"/>
-              </w:rPr>
-              <w:t xml:space="preserve">0%</w:t>
-            </w:r>
-          </w:p>
-        </w:tc>
-        <w:tc>
-          <w:tcPr>
-            <w:tcW w:type="dxa" w:w="1410"/>
-            <w:tcMar>
-              <w:top w:type="dxa" w:w="60"/>
-              <w:left w:type="dxa" w:w="100"/>
-              <w:bottom w:type="dxa" w:w="60"/>
-              <w:right w:type="dxa" w:w="100"/>
-            </w:tcMar>
-          </w:tcPr>
-          <w:p>
-            <w:pPr>
-              <w:jc w:val="center"/>
-            </w:pPr>
-            <w:r>
-              <w:rPr>
-                <w:b w:val="false"/>
-                <w:bCs w:val="false"/>
-                <w:sz w:val="19"/>
-                <w:szCs w:val="19"/>
-              </w:rPr>
-              <w:t xml:space="preserve">—</w:t>
+              <w:t xml:space="preserve">Grid cells beating BH</w:t>
+            </w:r>
+          </w:p>
+        </w:tc>
+        <w:tc>
+          <w:tcPr>
+            <w:tcW w:type="dxa" w:w="2560"/>
+            <w:tcMar>
+              <w:top w:type="dxa" w:w="60"/>
+              <w:left w:type="dxa" w:w="100"/>
+              <w:bottom w:type="dxa" w:w="60"/>
+              <w:right w:type="dxa" w:w="100"/>
+            </w:tcMar>
+          </w:tcPr>
+          <w:p>
+            <w:pPr>
+              <w:jc w:val="center"/>
+            </w:pPr>
+            <w:r>
+              <w:rPr>
+                <w:b w:val="false"/>
+                <w:bCs w:val="false"/>
+                <w:sz w:val="19"/>
+                <w:szCs w:val="19"/>
+              </w:rPr>
+              <w:t xml:space="preserve">8 of 9</w:t>
+            </w:r>
+          </w:p>
+        </w:tc>
+        <w:tc>
+          <w:tcPr>
+            <w:tcW w:type="dxa" w:w="2560"/>
+            <w:tcMar>
+              <w:top w:type="dxa" w:w="60"/>
+              <w:left w:type="dxa" w:w="100"/>
+              <w:bottom w:type="dxa" w:w="60"/>
+              <w:right w:type="dxa" w:w="100"/>
+            </w:tcMar>
+          </w:tcPr>
+          <w:p>
+            <w:pPr>
+              <w:jc w:val="center"/>
+            </w:pPr>
+            <w:r>
+              <w:rPr>
+                <w:b w:val="false"/>
+                <w:bCs w:val="false"/>
+                <w:sz w:val="19"/>
+                <w:szCs w:val="19"/>
+              </w:rPr>
+              <w:t xml:space="preserve">8 of 9</w:t>
             </w:r>
           </w:p>
         </w:tc>
@@ -2851,7 +2505,7 @@
           <w:sz w:val="19"/>
           <w:szCs w:val="19"/>
         </w:rPr>
-        <w:t xml:space="preserve">Table 2. Selected rows of the baseline comparison (full 11-policy table in results/policy_comparison_variantB_kappa03.csv). The winner’s paired edge over buy-and-hold is +0.1034, CI [+0.1020, +0.1049].</w:t>
+        <w:t xml:space="preserve">Table 2. The same experiment under each variant (full tables: policy_comparison_variantA.csv and policy_comparison_variantB_kappa03.csv). Persistence raises the winner’s edge by about 14% but changes nothing qualitative: same winning cell, same 8-of-9 pattern.</w:t>
       </w:r>
     </w:p>
     <w:p>
@@ -2859,15 +2513,7 @@
         <w:spacing w:after="160" w:line="276"/>
       </w:pPr>
       <w:r>
-        <w:t xml:space="preserve">Three observations. First, buy-and-hold earns nothing in expectation — as it must, since it buys at a price whose noise is mean-zero and collects an expectation-preserving payout; its CI comfortably covers zero. Second, eight of nine EMA cells beat it significantly, with a clear gradient toward slow smoothing and wide thresholds: α = 0.1 builds a long-memory estimate, and δ = 0.10 only pulls the trigger on roughly two-sigma dips, the ones most likely to be genuine mispricing rather than wiggle. Third, the corner cell (α=0.6, δ=0.10) almost never trades — fast smoothing keeps the EMA glued to the price, so a 10-cent gap essentially never opens — a useful reminder that these two dials interact: δ is measured in units of how much the EMA is allowed to lag.</w:t>
-      </w:r>
-    </w:p>
-    <w:p>
-      <w:pPr>
-        <w:spacing w:after="160" w:line="276"/>
-      </w:pPr>
-      <w:r>
-        <w:t xml:space="preserve">The profit asymmetry deserves note: the winning policy loses more often than not (P(loss) = 58.8%) yet is strongly profitable, because conditioning on entry at a depressed price makes wins (payout $1 minus a cheap entry) larger than losses (a cheap entry forfeited). Its losses are also smaller than buy-and-hold’s (−$0.289 vs −$0.400 conditional on losing) — buying dips also means paying less when wrong.</w:t>
+        <w:t xml:space="preserve">The two variants agree on every qualitative conclusion — same winning cell, same benchmark behaviour, same near-sweep of the grid — and differ only in degree: moderate persistence makes the same rule about 14% more profitable, exactly the interior-peak effect quantified in Section 5.4. This is why the rest of the analysis can treat κ as a continuous dial rather than studying two separate models.</w:t>
       </w:r>
     </w:p>
     <w:p>
@@ -2876,7 +2522,7 @@
         <w:spacing w:after="160" w:before="280"/>
       </w:pPr>
       <w:r>
-        <w:t xml:space="preserve">5.3 Headline experiment: how much persistence does the edge need?</w:t>
+        <w:t xml:space="preserve">5.3 The policy grid at the baseline</w:t>
       </w:r>
     </w:p>
     <w:p>
@@ -2887,7 +2533,7 @@
       <w:r>
         <w:drawing>
           <wp:inline distT="0" distB="0" distL="0" distR="0">
-            <wp:extent cx="5715000" cy="3305175"/>
+            <wp:extent cx="4095750" cy="3276600"/>
             <wp:effectExtent t="0" r="0" b="0" l="0"/>
             <wp:docPr id="1" name="" descr="" title=""/>
             <wp:cNvGraphicFramePr>
@@ -2912,7 +2558,7 @@
                   <pic:spPr bwMode="auto">
                     <a:xfrm>
                       <a:off x="0" y="0"/>
-                      <a:ext cx="5715000" cy="3305175"/>
+                      <a:ext cx="4095750" cy="3276600"/>
                     </a:xfrm>
                     <a:prstGeom prst="rect">
                       <a:avLst/>
@@ -2938,7 +2584,937 @@
           <w:sz w:val="19"/>
           <w:szCs w:val="19"/>
         </w:rPr>
-        <w:t xml:space="preserve">Figure 4. The best grid policy’s paired edge over buy-and-hold as a function of κ, for three per-trade cost levels (bands: 95% CIs). The edge is positive and significant everywhere, peaking near κ ≈ 0.2–0.3.</w:t>
+        <w:t xml:space="preserve">Figure 4. Expected profit per $1 contract over the (α, δ) grid at the baseline market (Variant B, κ = 0.3, σ_p = 0.05, n = 20,000, no costs). The outlined cell is the winner; its lead over buy-and-hold is CI-significant.</w:t>
+      </w:r>
+    </w:p>
+    <w:tbl>
+      <w:tblPr>
+        <w:tblW w:type="dxa" w:w="9360"/>
+        <w:tblBorders>
+          <w:top w:val="single" w:color="auto" w:sz="4"/>
+          <w:left w:val="single" w:color="auto" w:sz="4"/>
+          <w:bottom w:val="single" w:color="auto" w:sz="4"/>
+          <w:right w:val="single" w:color="auto" w:sz="4"/>
+          <w:insideH w:val="single" w:color="auto" w:sz="4"/>
+          <w:insideV w:val="single" w:color="auto" w:sz="4"/>
+        </w:tblBorders>
+      </w:tblPr>
+      <w:tblGrid>
+        <w:gridCol w:w="2900"/>
+        <w:gridCol w:w="1610"/>
+        <w:gridCol w:w="2130"/>
+        <w:gridCol w:w="1310"/>
+        <w:gridCol w:w="1410"/>
+      </w:tblGrid>
+      <w:tr>
+        <w:tc>
+          <w:tcPr>
+            <w:tcW w:type="dxa" w:w="2900"/>
+            <w:shd w:fill="EFEFEC" w:val="clear"/>
+            <w:tcMar>
+              <w:top w:type="dxa" w:w="60"/>
+              <w:left w:type="dxa" w:w="100"/>
+              <w:bottom w:type="dxa" w:w="60"/>
+              <w:right w:type="dxa" w:w="100"/>
+            </w:tcMar>
+          </w:tcPr>
+          <w:p>
+            <w:pPr>
+              <w:jc w:val="left"/>
+            </w:pPr>
+            <w:r>
+              <w:rPr>
+                <w:b/>
+                <w:bCs/>
+                <w:sz w:val="19"/>
+                <w:szCs w:val="19"/>
+              </w:rPr>
+              <w:t xml:space="preserve">Policy</w:t>
+            </w:r>
+          </w:p>
+        </w:tc>
+        <w:tc>
+          <w:tcPr>
+            <w:tcW w:type="dxa" w:w="1610"/>
+            <w:shd w:fill="EFEFEC" w:val="clear"/>
+            <w:tcMar>
+              <w:top w:type="dxa" w:w="60"/>
+              <w:left w:type="dxa" w:w="100"/>
+              <w:bottom w:type="dxa" w:w="60"/>
+              <w:right w:type="dxa" w:w="100"/>
+            </w:tcMar>
+          </w:tcPr>
+          <w:p>
+            <w:pPr>
+              <w:jc w:val="center"/>
+            </w:pPr>
+            <w:r>
+              <w:rPr>
+                <w:b/>
+                <w:bCs/>
+                <w:sz w:val="19"/>
+                <w:szCs w:val="19"/>
+              </w:rPr>
+              <w:t xml:space="preserve">E[profit]</w:t>
+            </w:r>
+          </w:p>
+        </w:tc>
+        <w:tc>
+          <w:tcPr>
+            <w:tcW w:type="dxa" w:w="2130"/>
+            <w:shd w:fill="EFEFEC" w:val="clear"/>
+            <w:tcMar>
+              <w:top w:type="dxa" w:w="60"/>
+              <w:left w:type="dxa" w:w="100"/>
+              <w:bottom w:type="dxa" w:w="60"/>
+              <w:right w:type="dxa" w:w="100"/>
+            </w:tcMar>
+          </w:tcPr>
+          <w:p>
+            <w:pPr>
+              <w:jc w:val="center"/>
+            </w:pPr>
+            <w:r>
+              <w:rPr>
+                <w:b/>
+                <w:bCs/>
+                <w:sz w:val="19"/>
+                <w:szCs w:val="19"/>
+              </w:rPr>
+              <w:t xml:space="preserve">95% CI</w:t>
+            </w:r>
+          </w:p>
+        </w:tc>
+        <w:tc>
+          <w:tcPr>
+            <w:tcW w:type="dxa" w:w="1310"/>
+            <w:shd w:fill="EFEFEC" w:val="clear"/>
+            <w:tcMar>
+              <w:top w:type="dxa" w:w="60"/>
+              <w:left w:type="dxa" w:w="100"/>
+              <w:bottom w:type="dxa" w:w="60"/>
+              <w:right w:type="dxa" w:w="100"/>
+            </w:tcMar>
+          </w:tcPr>
+          <w:p>
+            <w:pPr>
+              <w:jc w:val="center"/>
+            </w:pPr>
+            <w:r>
+              <w:rPr>
+                <w:b/>
+                <w:bCs/>
+                <w:sz w:val="19"/>
+                <w:szCs w:val="19"/>
+              </w:rPr>
+              <w:t xml:space="preserve">P(loss)</w:t>
+            </w:r>
+          </w:p>
+        </w:tc>
+        <w:tc>
+          <w:tcPr>
+            <w:tcW w:type="dxa" w:w="1410"/>
+            <w:shd w:fill="EFEFEC" w:val="clear"/>
+            <w:tcMar>
+              <w:top w:type="dxa" w:w="60"/>
+              <w:left w:type="dxa" w:w="100"/>
+              <w:bottom w:type="dxa" w:w="60"/>
+              <w:right w:type="dxa" w:w="100"/>
+            </w:tcMar>
+          </w:tcPr>
+          <w:p>
+            <w:pPr>
+              <w:jc w:val="center"/>
+            </w:pPr>
+            <w:r>
+              <w:rPr>
+                <w:b/>
+                <w:bCs/>
+                <w:sz w:val="19"/>
+                <w:szCs w:val="19"/>
+              </w:rPr>
+              <w:t xml:space="preserve">E[loss | loss]</w:t>
+            </w:r>
+          </w:p>
+        </w:tc>
+      </w:tr>
+      <w:tr>
+        <w:tc>
+          <w:tcPr>
+            <w:tcW w:type="dxa" w:w="2900"/>
+            <w:tcMar>
+              <w:top w:type="dxa" w:w="60"/>
+              <w:left w:type="dxa" w:w="100"/>
+              <w:bottom w:type="dxa" w:w="60"/>
+              <w:right w:type="dxa" w:w="100"/>
+            </w:tcMar>
+          </w:tcPr>
+          <w:p>
+            <w:pPr>
+              <w:jc w:val="left"/>
+            </w:pPr>
+            <w:r>
+              <w:rPr>
+                <w:b w:val="false"/>
+                <w:bCs w:val="false"/>
+                <w:sz w:val="19"/>
+                <w:szCs w:val="19"/>
+              </w:rPr>
+              <w:t xml:space="preserve">EMA(α=0.1, δ=0.10) — winner</w:t>
+            </w:r>
+          </w:p>
+        </w:tc>
+        <w:tc>
+          <w:tcPr>
+            <w:tcW w:type="dxa" w:w="1610"/>
+            <w:tcMar>
+              <w:top w:type="dxa" w:w="60"/>
+              <w:left w:type="dxa" w:w="100"/>
+              <w:bottom w:type="dxa" w:w="60"/>
+              <w:right w:type="dxa" w:w="100"/>
+            </w:tcMar>
+          </w:tcPr>
+          <w:p>
+            <w:pPr>
+              <w:jc w:val="center"/>
+            </w:pPr>
+            <w:r>
+              <w:rPr>
+                <w:b w:val="false"/>
+                <w:bCs w:val="false"/>
+                <w:sz w:val="19"/>
+                <w:szCs w:val="19"/>
+              </w:rPr>
+              <w:t xml:space="preserve">+0.1015</w:t>
+            </w:r>
+          </w:p>
+        </w:tc>
+        <w:tc>
+          <w:tcPr>
+            <w:tcW w:type="dxa" w:w="2130"/>
+            <w:tcMar>
+              <w:top w:type="dxa" w:w="60"/>
+              <w:left w:type="dxa" w:w="100"/>
+              <w:bottom w:type="dxa" w:w="60"/>
+              <w:right w:type="dxa" w:w="100"/>
+            </w:tcMar>
+          </w:tcPr>
+          <w:p>
+            <w:pPr>
+              <w:jc w:val="center"/>
+            </w:pPr>
+            <w:r>
+              <w:rPr>
+                <w:b w:val="false"/>
+                <w:bCs w:val="false"/>
+                <w:sz w:val="19"/>
+                <w:szCs w:val="19"/>
+              </w:rPr>
+              <w:t xml:space="preserve">[+0.0949, +0.1082]</w:t>
+            </w:r>
+          </w:p>
+        </w:tc>
+        <w:tc>
+          <w:tcPr>
+            <w:tcW w:type="dxa" w:w="1310"/>
+            <w:tcMar>
+              <w:top w:type="dxa" w:w="60"/>
+              <w:left w:type="dxa" w:w="100"/>
+              <w:bottom w:type="dxa" w:w="60"/>
+              <w:right w:type="dxa" w:w="100"/>
+            </w:tcMar>
+          </w:tcPr>
+          <w:p>
+            <w:pPr>
+              <w:jc w:val="center"/>
+            </w:pPr>
+            <w:r>
+              <w:rPr>
+                <w:b w:val="false"/>
+                <w:bCs w:val="false"/>
+                <w:sz w:val="19"/>
+                <w:szCs w:val="19"/>
+              </w:rPr>
+              <w:t xml:space="preserve">58.8%</w:t>
+            </w:r>
+          </w:p>
+        </w:tc>
+        <w:tc>
+          <w:tcPr>
+            <w:tcW w:type="dxa" w:w="1410"/>
+            <w:tcMar>
+              <w:top w:type="dxa" w:w="60"/>
+              <w:left w:type="dxa" w:w="100"/>
+              <w:bottom w:type="dxa" w:w="60"/>
+              <w:right w:type="dxa" w:w="100"/>
+            </w:tcMar>
+          </w:tcPr>
+          <w:p>
+            <w:pPr>
+              <w:jc w:val="center"/>
+            </w:pPr>
+            <w:r>
+              <w:rPr>
+                <w:b w:val="false"/>
+                <w:bCs w:val="false"/>
+                <w:sz w:val="19"/>
+                <w:szCs w:val="19"/>
+              </w:rPr>
+              <w:t xml:space="preserve">−$0.289</w:t>
+            </w:r>
+          </w:p>
+        </w:tc>
+      </w:tr>
+      <w:tr>
+        <w:tc>
+          <w:tcPr>
+            <w:tcW w:type="dxa" w:w="2900"/>
+            <w:tcMar>
+              <w:top w:type="dxa" w:w="60"/>
+              <w:left w:type="dxa" w:w="100"/>
+              <w:bottom w:type="dxa" w:w="60"/>
+              <w:right w:type="dxa" w:w="100"/>
+            </w:tcMar>
+          </w:tcPr>
+          <w:p>
+            <w:pPr>
+              <w:jc w:val="left"/>
+            </w:pPr>
+            <w:r>
+              <w:rPr>
+                <w:b w:val="false"/>
+                <w:bCs w:val="false"/>
+                <w:sz w:val="19"/>
+                <w:szCs w:val="19"/>
+              </w:rPr>
+              <w:t xml:space="preserve">EMA(α=0.3, δ=0.10)</w:t>
+            </w:r>
+          </w:p>
+        </w:tc>
+        <w:tc>
+          <w:tcPr>
+            <w:tcW w:type="dxa" w:w="1610"/>
+            <w:tcMar>
+              <w:top w:type="dxa" w:w="60"/>
+              <w:left w:type="dxa" w:w="100"/>
+              <w:bottom w:type="dxa" w:w="60"/>
+              <w:right w:type="dxa" w:w="100"/>
+            </w:tcMar>
+          </w:tcPr>
+          <w:p>
+            <w:pPr>
+              <w:jc w:val="center"/>
+            </w:pPr>
+            <w:r>
+              <w:rPr>
+                <w:b w:val="false"/>
+                <w:bCs w:val="false"/>
+                <w:sz w:val="19"/>
+                <w:szCs w:val="19"/>
+              </w:rPr>
+              <w:t xml:space="preserve">+0.0629</w:t>
+            </w:r>
+          </w:p>
+        </w:tc>
+        <w:tc>
+          <w:tcPr>
+            <w:tcW w:type="dxa" w:w="2130"/>
+            <w:tcMar>
+              <w:top w:type="dxa" w:w="60"/>
+              <w:left w:type="dxa" w:w="100"/>
+              <w:bottom w:type="dxa" w:w="60"/>
+              <w:right w:type="dxa" w:w="100"/>
+            </w:tcMar>
+          </w:tcPr>
+          <w:p>
+            <w:pPr>
+              <w:jc w:val="center"/>
+            </w:pPr>
+            <w:r>
+              <w:rPr>
+                <w:b w:val="false"/>
+                <w:bCs w:val="false"/>
+                <w:sz w:val="19"/>
+                <w:szCs w:val="19"/>
+              </w:rPr>
+              <w:t xml:space="preserve">[+0.0580, +0.0678]</w:t>
+            </w:r>
+          </w:p>
+        </w:tc>
+        <w:tc>
+          <w:tcPr>
+            <w:tcW w:type="dxa" w:w="1310"/>
+            <w:tcMar>
+              <w:top w:type="dxa" w:w="60"/>
+              <w:left w:type="dxa" w:w="100"/>
+              <w:bottom w:type="dxa" w:w="60"/>
+              <w:right w:type="dxa" w:w="100"/>
+            </w:tcMar>
+          </w:tcPr>
+          <w:p>
+            <w:pPr>
+              <w:jc w:val="center"/>
+            </w:pPr>
+            <w:r>
+              <w:rPr>
+                <w:b w:val="false"/>
+                <w:bCs w:val="false"/>
+                <w:sz w:val="19"/>
+                <w:szCs w:val="19"/>
+              </w:rPr>
+              <w:t xml:space="preserve">31.5%</w:t>
+            </w:r>
+          </w:p>
+        </w:tc>
+        <w:tc>
+          <w:tcPr>
+            <w:tcW w:type="dxa" w:w="1410"/>
+            <w:tcMar>
+              <w:top w:type="dxa" w:w="60"/>
+              <w:left w:type="dxa" w:w="100"/>
+              <w:bottom w:type="dxa" w:w="60"/>
+              <w:right w:type="dxa" w:w="100"/>
+            </w:tcMar>
+          </w:tcPr>
+          <w:p>
+            <w:pPr>
+              <w:jc w:val="center"/>
+            </w:pPr>
+            <w:r>
+              <w:rPr>
+                <w:b w:val="false"/>
+                <w:bCs w:val="false"/>
+                <w:sz w:val="19"/>
+                <w:szCs w:val="19"/>
+              </w:rPr>
+              <w:t xml:space="preserve">−$0.259</w:t>
+            </w:r>
+          </w:p>
+        </w:tc>
+      </w:tr>
+      <w:tr>
+        <w:tc>
+          <w:tcPr>
+            <w:tcW w:type="dxa" w:w="2900"/>
+            <w:tcMar>
+              <w:top w:type="dxa" w:w="60"/>
+              <w:left w:type="dxa" w:w="100"/>
+              <w:bottom w:type="dxa" w:w="60"/>
+              <w:right w:type="dxa" w:w="100"/>
+            </w:tcMar>
+          </w:tcPr>
+          <w:p>
+            <w:pPr>
+              <w:jc w:val="left"/>
+            </w:pPr>
+            <w:r>
+              <w:rPr>
+                <w:b w:val="false"/>
+                <w:bCs w:val="false"/>
+                <w:sz w:val="19"/>
+                <w:szCs w:val="19"/>
+              </w:rPr>
+              <w:t xml:space="preserve">EMA(α=0.3, δ=0.05)</w:t>
+            </w:r>
+          </w:p>
+        </w:tc>
+        <w:tc>
+          <w:tcPr>
+            <w:tcW w:type="dxa" w:w="1610"/>
+            <w:tcMar>
+              <w:top w:type="dxa" w:w="60"/>
+              <w:left w:type="dxa" w:w="100"/>
+              <w:bottom w:type="dxa" w:w="60"/>
+              <w:right w:type="dxa" w:w="100"/>
+            </w:tcMar>
+          </w:tcPr>
+          <w:p>
+            <w:pPr>
+              <w:jc w:val="center"/>
+            </w:pPr>
+            <w:r>
+              <w:rPr>
+                <w:b w:val="false"/>
+                <w:bCs w:val="false"/>
+                <w:sz w:val="19"/>
+                <w:szCs w:val="19"/>
+              </w:rPr>
+              <w:t xml:space="preserve">+0.0614</w:t>
+            </w:r>
+          </w:p>
+        </w:tc>
+        <w:tc>
+          <w:tcPr>
+            <w:tcW w:type="dxa" w:w="2130"/>
+            <w:tcMar>
+              <w:top w:type="dxa" w:w="60"/>
+              <w:left w:type="dxa" w:w="100"/>
+              <w:bottom w:type="dxa" w:w="60"/>
+              <w:right w:type="dxa" w:w="100"/>
+            </w:tcMar>
+          </w:tcPr>
+          <w:p>
+            <w:pPr>
+              <w:jc w:val="center"/>
+            </w:pPr>
+            <w:r>
+              <w:rPr>
+                <w:b w:val="false"/>
+                <w:bCs w:val="false"/>
+                <w:sz w:val="19"/>
+                <w:szCs w:val="19"/>
+              </w:rPr>
+              <w:t xml:space="preserve">[+0.0546, +0.0682]</w:t>
+            </w:r>
+          </w:p>
+        </w:tc>
+        <w:tc>
+          <w:tcPr>
+            <w:tcW w:type="dxa" w:w="1310"/>
+            <w:tcMar>
+              <w:top w:type="dxa" w:w="60"/>
+              <w:left w:type="dxa" w:w="100"/>
+              <w:bottom w:type="dxa" w:w="60"/>
+              <w:right w:type="dxa" w:w="100"/>
+            </w:tcMar>
+          </w:tcPr>
+          <w:p>
+            <w:pPr>
+              <w:jc w:val="center"/>
+            </w:pPr>
+            <w:r>
+              <w:rPr>
+                <w:b w:val="false"/>
+                <w:bCs w:val="false"/>
+                <w:sz w:val="19"/>
+                <w:szCs w:val="19"/>
+              </w:rPr>
+              <w:t xml:space="preserve">60.2%</w:t>
+            </w:r>
+          </w:p>
+        </w:tc>
+        <w:tc>
+          <w:tcPr>
+            <w:tcW w:type="dxa" w:w="1410"/>
+            <w:tcMar>
+              <w:top w:type="dxa" w:w="60"/>
+              <w:left w:type="dxa" w:w="100"/>
+              <w:bottom w:type="dxa" w:w="60"/>
+              <w:right w:type="dxa" w:w="100"/>
+            </w:tcMar>
+          </w:tcPr>
+          <w:p>
+            <w:pPr>
+              <w:jc w:val="center"/>
+            </w:pPr>
+            <w:r>
+              <w:rPr>
+                <w:b w:val="false"/>
+                <w:bCs w:val="false"/>
+                <w:sz w:val="19"/>
+                <w:szCs w:val="19"/>
+              </w:rPr>
+              <w:t xml:space="preserve">−$0.336</w:t>
+            </w:r>
+          </w:p>
+        </w:tc>
+      </w:tr>
+      <w:tr>
+        <w:tc>
+          <w:tcPr>
+            <w:tcW w:type="dxa" w:w="2900"/>
+            <w:tcMar>
+              <w:top w:type="dxa" w:w="60"/>
+              <w:left w:type="dxa" w:w="100"/>
+              <w:bottom w:type="dxa" w:w="60"/>
+              <w:right w:type="dxa" w:w="100"/>
+            </w:tcMar>
+          </w:tcPr>
+          <w:p>
+            <w:pPr>
+              <w:jc w:val="left"/>
+            </w:pPr>
+            <w:r>
+              <w:rPr>
+                <w:b w:val="false"/>
+                <w:bCs w:val="false"/>
+                <w:sz w:val="19"/>
+                <w:szCs w:val="19"/>
+              </w:rPr>
+              <w:t xml:space="preserve">EMA(α=0.6, δ=0.10)</w:t>
+            </w:r>
+          </w:p>
+        </w:tc>
+        <w:tc>
+          <w:tcPr>
+            <w:tcW w:type="dxa" w:w="1610"/>
+            <w:tcMar>
+              <w:top w:type="dxa" w:w="60"/>
+              <w:left w:type="dxa" w:w="100"/>
+              <w:bottom w:type="dxa" w:w="60"/>
+              <w:right w:type="dxa" w:w="100"/>
+            </w:tcMar>
+          </w:tcPr>
+          <w:p>
+            <w:pPr>
+              <w:jc w:val="center"/>
+            </w:pPr>
+            <w:r>
+              <w:rPr>
+                <w:b w:val="false"/>
+                <w:bCs w:val="false"/>
+                <w:sz w:val="19"/>
+                <w:szCs w:val="19"/>
+              </w:rPr>
+              <w:t xml:space="preserve">−0.0000</w:t>
+            </w:r>
+          </w:p>
+        </w:tc>
+        <w:tc>
+          <w:tcPr>
+            <w:tcW w:type="dxa" w:w="2130"/>
+            <w:tcMar>
+              <w:top w:type="dxa" w:w="60"/>
+              <w:left w:type="dxa" w:w="100"/>
+              <w:bottom w:type="dxa" w:w="60"/>
+              <w:right w:type="dxa" w:w="100"/>
+            </w:tcMar>
+          </w:tcPr>
+          <w:p>
+            <w:pPr>
+              <w:jc w:val="center"/>
+            </w:pPr>
+            <w:r>
+              <w:rPr>
+                <w:b w:val="false"/>
+                <w:bCs w:val="false"/>
+                <w:sz w:val="19"/>
+                <w:szCs w:val="19"/>
+              </w:rPr>
+              <w:t xml:space="preserve">[−0.0001, +0.0000]</w:t>
+            </w:r>
+          </w:p>
+        </w:tc>
+        <w:tc>
+          <w:tcPr>
+            <w:tcW w:type="dxa" w:w="1310"/>
+            <w:tcMar>
+              <w:top w:type="dxa" w:w="60"/>
+              <w:left w:type="dxa" w:w="100"/>
+              <w:bottom w:type="dxa" w:w="60"/>
+              <w:right w:type="dxa" w:w="100"/>
+            </w:tcMar>
+          </w:tcPr>
+          <w:p>
+            <w:pPr>
+              <w:jc w:val="center"/>
+            </w:pPr>
+            <w:r>
+              <w:rPr>
+                <w:b w:val="false"/>
+                <w:bCs w:val="false"/>
+                <w:sz w:val="19"/>
+                <w:szCs w:val="19"/>
+              </w:rPr>
+              <w:t xml:space="preserve">0.0%</w:t>
+            </w:r>
+          </w:p>
+        </w:tc>
+        <w:tc>
+          <w:tcPr>
+            <w:tcW w:type="dxa" w:w="1410"/>
+            <w:tcMar>
+              <w:top w:type="dxa" w:w="60"/>
+              <w:left w:type="dxa" w:w="100"/>
+              <w:bottom w:type="dxa" w:w="60"/>
+              <w:right w:type="dxa" w:w="100"/>
+            </w:tcMar>
+          </w:tcPr>
+          <w:p>
+            <w:pPr>
+              <w:jc w:val="center"/>
+            </w:pPr>
+            <w:r>
+              <w:rPr>
+                <w:b w:val="false"/>
+                <w:bCs w:val="false"/>
+                <w:sz w:val="19"/>
+                <w:szCs w:val="19"/>
+              </w:rPr>
+              <w:t xml:space="preserve">−$0.180</w:t>
+            </w:r>
+          </w:p>
+        </w:tc>
+      </w:tr>
+      <w:tr>
+        <w:tc>
+          <w:tcPr>
+            <w:tcW w:type="dxa" w:w="2900"/>
+            <w:tcMar>
+              <w:top w:type="dxa" w:w="60"/>
+              <w:left w:type="dxa" w:w="100"/>
+              <w:bottom w:type="dxa" w:w="60"/>
+              <w:right w:type="dxa" w:w="100"/>
+            </w:tcMar>
+          </w:tcPr>
+          <w:p>
+            <w:pPr>
+              <w:jc w:val="left"/>
+            </w:pPr>
+            <w:r>
+              <w:rPr>
+                <w:b w:val="false"/>
+                <w:bCs w:val="false"/>
+                <w:sz w:val="19"/>
+                <w:szCs w:val="19"/>
+              </w:rPr>
+              <w:t xml:space="preserve">Buy-and-hold</w:t>
+            </w:r>
+          </w:p>
+        </w:tc>
+        <w:tc>
+          <w:tcPr>
+            <w:tcW w:type="dxa" w:w="1610"/>
+            <w:tcMar>
+              <w:top w:type="dxa" w:w="60"/>
+              <w:left w:type="dxa" w:w="100"/>
+              <w:bottom w:type="dxa" w:w="60"/>
+              <w:right w:type="dxa" w:w="100"/>
+            </w:tcMar>
+          </w:tcPr>
+          <w:p>
+            <w:pPr>
+              <w:jc w:val="center"/>
+            </w:pPr>
+            <w:r>
+              <w:rPr>
+                <w:b w:val="false"/>
+                <w:bCs w:val="false"/>
+                <w:sz w:val="19"/>
+                <w:szCs w:val="19"/>
+              </w:rPr>
+              <w:t xml:space="preserve">−0.0019</w:t>
+            </w:r>
+          </w:p>
+        </w:tc>
+        <w:tc>
+          <w:tcPr>
+            <w:tcW w:type="dxa" w:w="2130"/>
+            <w:tcMar>
+              <w:top w:type="dxa" w:w="60"/>
+              <w:left w:type="dxa" w:w="100"/>
+              <w:bottom w:type="dxa" w:w="60"/>
+              <w:right w:type="dxa" w:w="100"/>
+            </w:tcMar>
+          </w:tcPr>
+          <w:p>
+            <w:pPr>
+              <w:jc w:val="center"/>
+            </w:pPr>
+            <w:r>
+              <w:rPr>
+                <w:b w:val="false"/>
+                <w:bCs w:val="false"/>
+                <w:sz w:val="19"/>
+                <w:szCs w:val="19"/>
+              </w:rPr>
+              <w:t xml:space="preserve">[−0.0087, +0.0049]</w:t>
+            </w:r>
+          </w:p>
+        </w:tc>
+        <w:tc>
+          <w:tcPr>
+            <w:tcW w:type="dxa" w:w="1310"/>
+            <w:tcMar>
+              <w:top w:type="dxa" w:w="60"/>
+              <w:left w:type="dxa" w:w="100"/>
+              <w:bottom w:type="dxa" w:w="60"/>
+              <w:right w:type="dxa" w:w="100"/>
+            </w:tcMar>
+          </w:tcPr>
+          <w:p>
+            <w:pPr>
+              <w:jc w:val="center"/>
+            </w:pPr>
+            <w:r>
+              <w:rPr>
+                <w:b w:val="false"/>
+                <w:bCs w:val="false"/>
+                <w:sz w:val="19"/>
+                <w:szCs w:val="19"/>
+              </w:rPr>
+              <w:t xml:space="preserve">60.2%</w:t>
+            </w:r>
+          </w:p>
+        </w:tc>
+        <w:tc>
+          <w:tcPr>
+            <w:tcW w:type="dxa" w:w="1410"/>
+            <w:tcMar>
+              <w:top w:type="dxa" w:w="60"/>
+              <w:left w:type="dxa" w:w="100"/>
+              <w:bottom w:type="dxa" w:w="60"/>
+              <w:right w:type="dxa" w:w="100"/>
+            </w:tcMar>
+          </w:tcPr>
+          <w:p>
+            <w:pPr>
+              <w:jc w:val="center"/>
+            </w:pPr>
+            <w:r>
+              <w:rPr>
+                <w:b w:val="false"/>
+                <w:bCs w:val="false"/>
+                <w:sz w:val="19"/>
+                <w:szCs w:val="19"/>
+              </w:rPr>
+              <w:t xml:space="preserve">−$0.400</w:t>
+            </w:r>
+          </w:p>
+        </w:tc>
+      </w:tr>
+      <w:tr>
+        <w:tc>
+          <w:tcPr>
+            <w:tcW w:type="dxa" w:w="2900"/>
+            <w:tcMar>
+              <w:top w:type="dxa" w:w="60"/>
+              <w:left w:type="dxa" w:w="100"/>
+              <w:bottom w:type="dxa" w:w="60"/>
+              <w:right w:type="dxa" w:w="100"/>
+            </w:tcMar>
+          </w:tcPr>
+          <w:p>
+            <w:pPr>
+              <w:jc w:val="left"/>
+            </w:pPr>
+            <w:r>
+              <w:rPr>
+                <w:b w:val="false"/>
+                <w:bCs w:val="false"/>
+                <w:sz w:val="19"/>
+                <w:szCs w:val="19"/>
+              </w:rPr>
+              <w:t xml:space="preserve">Never-trade</w:t>
+            </w:r>
+          </w:p>
+        </w:tc>
+        <w:tc>
+          <w:tcPr>
+            <w:tcW w:type="dxa" w:w="1610"/>
+            <w:tcMar>
+              <w:top w:type="dxa" w:w="60"/>
+              <w:left w:type="dxa" w:w="100"/>
+              <w:bottom w:type="dxa" w:w="60"/>
+              <w:right w:type="dxa" w:w="100"/>
+            </w:tcMar>
+          </w:tcPr>
+          <w:p>
+            <w:pPr>
+              <w:jc w:val="center"/>
+            </w:pPr>
+            <w:r>
+              <w:rPr>
+                <w:b w:val="false"/>
+                <w:bCs w:val="false"/>
+                <w:sz w:val="19"/>
+                <w:szCs w:val="19"/>
+              </w:rPr>
+              <w:t xml:space="preserve">0</w:t>
+            </w:r>
+          </w:p>
+        </w:tc>
+        <w:tc>
+          <w:tcPr>
+            <w:tcW w:type="dxa" w:w="2130"/>
+            <w:tcMar>
+              <w:top w:type="dxa" w:w="60"/>
+              <w:left w:type="dxa" w:w="100"/>
+              <w:bottom w:type="dxa" w:w="60"/>
+              <w:right w:type="dxa" w:w="100"/>
+            </w:tcMar>
+          </w:tcPr>
+          <w:p>
+            <w:pPr>
+              <w:jc w:val="center"/>
+            </w:pPr>
+            <w:r>
+              <w:rPr>
+                <w:b w:val="false"/>
+                <w:bCs w:val="false"/>
+                <w:sz w:val="19"/>
+                <w:szCs w:val="19"/>
+              </w:rPr>
+              <w:t xml:space="preserve">—</w:t>
+            </w:r>
+          </w:p>
+        </w:tc>
+        <w:tc>
+          <w:tcPr>
+            <w:tcW w:type="dxa" w:w="1310"/>
+            <w:tcMar>
+              <w:top w:type="dxa" w:w="60"/>
+              <w:left w:type="dxa" w:w="100"/>
+              <w:bottom w:type="dxa" w:w="60"/>
+              <w:right w:type="dxa" w:w="100"/>
+            </w:tcMar>
+          </w:tcPr>
+          <w:p>
+            <w:pPr>
+              <w:jc w:val="center"/>
+            </w:pPr>
+            <w:r>
+              <w:rPr>
+                <w:b w:val="false"/>
+                <w:bCs w:val="false"/>
+                <w:sz w:val="19"/>
+                <w:szCs w:val="19"/>
+              </w:rPr>
+              <w:t xml:space="preserve">0%</w:t>
+            </w:r>
+          </w:p>
+        </w:tc>
+        <w:tc>
+          <w:tcPr>
+            <w:tcW w:type="dxa" w:w="1410"/>
+            <w:tcMar>
+              <w:top w:type="dxa" w:w="60"/>
+              <w:left w:type="dxa" w:w="100"/>
+              <w:bottom w:type="dxa" w:w="60"/>
+              <w:right w:type="dxa" w:w="100"/>
+            </w:tcMar>
+          </w:tcPr>
+          <w:p>
+            <w:pPr>
+              <w:jc w:val="center"/>
+            </w:pPr>
+            <w:r>
+              <w:rPr>
+                <w:b w:val="false"/>
+                <w:bCs w:val="false"/>
+                <w:sz w:val="19"/>
+                <w:szCs w:val="19"/>
+              </w:rPr>
+              <w:t xml:space="preserve">—</w:t>
+            </w:r>
+          </w:p>
+        </w:tc>
+      </w:tr>
+    </w:tbl>
+    <w:p>
+      <w:pPr>
+        <w:spacing w:after="220" w:before="60"/>
+        <w:jc w:val="center"/>
+      </w:pPr>
+      <w:r>
+        <w:rPr>
+          <w:i/>
+          <w:iCs/>
+          <w:color w:val="52514E"/>
+          <w:sz w:val="19"/>
+          <w:szCs w:val="19"/>
+        </w:rPr>
+        <w:t xml:space="preserve">Table 3. Selected rows of the baseline comparison (full 11-policy table in results/policy_comparison_variantB_kappa03.csv). The winner’s paired edge over buy-and-hold is +0.1034, CI [+0.1020, +0.1049].</w:t>
       </w:r>
     </w:p>
     <w:p>
@@ -2946,7 +3522,7 @@
         <w:spacing w:after="160" w:line="276"/>
       </w:pPr>
       <w:r>
-        <w:t xml:space="preserve">We designed this experiment expecting a threshold — the κ below which mispricing persists long enough for a smoothing rule to catch it. The simulation returned a more interesting answer: at realistic noise (σ_p = 0.05) there is no threshold. The best EMA cell beats buy-and-hold with CI-significance at every κ from 0.05 to 1.0 and at every cost level up to 2¢ per trade. Even the worst case for the trader — κ = 1 (fully transient noise) with 2¢ costs — leaves a paired edge of +0.0939, CI [+0.0913, +0.0965].</w:t>
+        <w:t xml:space="preserve">Three observations. First, buy-and-hold earns nothing in expectation — as it must, since it buys at a price whose noise is mean-zero and collects an expectation-preserving payout; its CI comfortably covers zero. Second, eight of nine EMA cells beat it significantly, with a clear gradient toward slow smoothing and wide thresholds: α = 0.1 builds a long-memory estimate, and δ = 0.10 only pulls the trigger on roughly two-sigma dips, the ones most likely to be genuine mispricing rather than wiggle. Third, the corner cell (α=0.6, δ=0.10) almost never trades — fast smoothing keeps the EMA glued to the price, so a 10-cent gap essentially never opens — a useful reminder that these two dials interact: δ is measured in units of how much the EMA is allowed to lag.</w:t>
       </w:r>
     </w:p>
     <w:p>
@@ -2954,15 +3530,7 @@
         <w:spacing w:after="160" w:line="276"/>
       </w:pPr>
       <w:r>
-        <w:t xml:space="preserve">Persistence instead shapes the edge, with an interior maximum near κ ≈ 0.2–0.3 (+0.1023, CI [+0.1007, +0.1038] at κ = 0.3). The intuition on both flanks is mechanical. When κ is large, errors correct almost immediately, so the dip the policy buys has mostly closed by the next period — profitable (the entry price was still below true value) but less so. When κ is very small (0.05), shocks persist for ~20 periods: dips last long enough to catch easily, but the mispricing also fails to finish correcting before the horizon, and entry prices reflect older, staler truths. In between sits the sweet spot: dips persist long enough to identify, and correct fully before settlement.</w:t>
-      </w:r>
-    </w:p>
-    <w:p>
-      <w:pPr>
-        <w:spacing w:after="160" w:line="276"/>
-      </w:pPr>
-      <w:r>
-        <w:t xml:space="preserve">Costs barely move the comparison — the three curves in Figure 4 nearly coincide — for a subtle reason worth flagging: both the EMA policy and buy-and-hold trade at most once, so a per-trade fee hits both nearly equally, and the EMA policy occasionally stays out entirely and saves the fee. The paired edge is therefore almost cost-invariant, even as absolute profits fall with c (best-cell profit at κ = 0.3: +0.102 → +0.092 → +0.082 across c = 0, 1¢, 2¢).</w:t>
+        <w:t xml:space="preserve">The profit asymmetry deserves note: the winning policy loses more often than not (P(loss) = 58.8%) yet is strongly profitable, because conditioning on entry at a depressed price makes wins (payout $1 minus a cheap entry) larger than losses (a cheap entry forfeited). Its losses are also smaller than buy-and-hold’s (−$0.289 vs −$0.400 conditional on losing) — buying dips also means paying less when wrong.</w:t>
       </w:r>
     </w:p>
     <w:p>
@@ -2971,7 +3539,7 @@
         <w:spacing w:after="160" w:before="280"/>
       </w:pPr>
       <w:r>
-        <w:t xml:space="preserve">5.4 The deeper finding: noise creates the edge, persistence shapes it</w:t>
+        <w:t xml:space="preserve">5.4 Headline experiment: how much persistence does the edge need?</w:t>
       </w:r>
     </w:p>
     <w:p>
@@ -2982,7 +3550,7 @@
       <w:r>
         <w:drawing>
           <wp:inline distT="0" distB="0" distL="0" distR="0">
-            <wp:extent cx="4476750" cy="2914650"/>
+            <wp:extent cx="5715000" cy="3305175"/>
             <wp:effectExtent t="0" r="0" b="0" l="0"/>
             <wp:docPr id="1" name="" descr="" title=""/>
             <wp:cNvGraphicFramePr>
@@ -3007,7 +3575,7 @@
                   <pic:spPr bwMode="auto">
                     <a:xfrm>
                       <a:off x="0" y="0"/>
-                      <a:ext cx="4476750" cy="2914650"/>
+                      <a:ext cx="5715000" cy="3305175"/>
                     </a:xfrm>
                     <a:prstGeom prst="rect">
                       <a:avLst/>
@@ -3033,7 +3601,7 @@
           <w:sz w:val="19"/>
           <w:szCs w:val="19"/>
         </w:rPr>
-        <w:t xml:space="preserve">Figure 5. Best-cell paired edge over buy-and-hold across the (κ, σ_p) grid at c = 1¢. All 28 cells are CI-significant; the edge climbs with noise at every persistence level.</w:t>
+        <w:t xml:space="preserve">Figure 5. The best grid policy’s paired edge over buy-and-hold as a function of κ, for three per-trade cost levels (bands: 95% CIs). The edge is positive and significant everywhere, peaking near κ ≈ 0.2–0.3.</w:t>
       </w:r>
     </w:p>
     <w:p>
@@ -3041,583 +3609,7 @@
         <w:spacing w:after="160" w:line="276"/>
       </w:pPr>
       <w:r>
-        <w:t xml:space="preserve">Sweeping noise and persistence jointly reveals the study’s central result. Reading Figure 5 by rows: at σ_p = 0.01 the edge is a razor-thin +0.008– +0.017 per contract; at σ_p = 0.05 it is roughly +0.08–+0.10; at σ_p = 0.08 it reaches +0.14. Reading by columns: at any fixed noise level, moving κ barely changes the edge by comparison. And the zero-noise sweep column (Table 3) closes the argument: with σ_p = 0 no policy in the grid beats buy-and-hold at any κ — the largest paired difference is +0.0027 and not significant.</w:t>
-      </w:r>
-    </w:p>
-    <w:tbl>
-      <w:tblPr>
-        <w:tblW w:type="dxa" w:w="7800"/>
-        <w:tblBorders>
-          <w:top w:val="single" w:color="auto" w:sz="4"/>
-          <w:left w:val="single" w:color="auto" w:sz="4"/>
-          <w:bottom w:val="single" w:color="auto" w:sz="4"/>
-          <w:right w:val="single" w:color="auto" w:sz="4"/>
-          <w:insideH w:val="single" w:color="auto" w:sz="4"/>
-          <w:insideV w:val="single" w:color="auto" w:sz="4"/>
-        </w:tblBorders>
-      </w:tblPr>
-      <w:tblGrid>
-        <w:gridCol w:w="2340"/>
-        <w:gridCol w:w="3120"/>
-        <w:gridCol w:w="2340"/>
-      </w:tblGrid>
-      <w:tr>
-        <w:tc>
-          <w:tcPr>
-            <w:tcW w:type="dxa" w:w="2340"/>
-            <w:shd w:fill="EFEFEC" w:val="clear"/>
-            <w:tcMar>
-              <w:top w:type="dxa" w:w="60"/>
-              <w:left w:type="dxa" w:w="100"/>
-              <w:bottom w:type="dxa" w:w="60"/>
-              <w:right w:type="dxa" w:w="100"/>
-            </w:tcMar>
-          </w:tcPr>
-          <w:p>
-            <w:pPr>
-              <w:jc w:val="left"/>
-            </w:pPr>
-            <w:r>
-              <w:rPr>
-                <w:b/>
-                <w:bCs/>
-                <w:sz w:val="19"/>
-                <w:szCs w:val="19"/>
-              </w:rPr>
-              <w:t xml:space="preserve">σ_p (noise)</w:t>
-            </w:r>
-          </w:p>
-        </w:tc>
-        <w:tc>
-          <w:tcPr>
-            <w:tcW w:type="dxa" w:w="3120"/>
-            <w:shd w:fill="EFEFEC" w:val="clear"/>
-            <w:tcMar>
-              <w:top w:type="dxa" w:w="60"/>
-              <w:left w:type="dxa" w:w="100"/>
-              <w:bottom w:type="dxa" w:w="60"/>
-              <w:right w:type="dxa" w:w="100"/>
-            </w:tcMar>
-          </w:tcPr>
-          <w:p>
-            <w:pPr>
-              <w:jc w:val="center"/>
-            </w:pPr>
-            <w:r>
-              <w:rPr>
-                <w:b/>
-                <w:bCs/>
-                <w:sz w:val="19"/>
-                <w:szCs w:val="19"/>
-              </w:rPr>
-              <w:t xml:space="preserve">Best-cell paired edge vs BH</w:t>
-            </w:r>
-          </w:p>
-        </w:tc>
-        <w:tc>
-          <w:tcPr>
-            <w:tcW w:type="dxa" w:w="2340"/>
-            <w:shd w:fill="EFEFEC" w:val="clear"/>
-            <w:tcMar>
-              <w:top w:type="dxa" w:w="60"/>
-              <w:left w:type="dxa" w:w="100"/>
-              <w:bottom w:type="dxa" w:w="60"/>
-              <w:right w:type="dxa" w:w="100"/>
-            </w:tcMar>
-          </w:tcPr>
-          <w:p>
-            <w:pPr>
-              <w:jc w:val="center"/>
-            </w:pPr>
-            <w:r>
-              <w:rPr>
-                <w:b/>
-                <w:bCs/>
-                <w:sz w:val="19"/>
-                <w:szCs w:val="19"/>
-              </w:rPr>
-              <w:t xml:space="preserve">CI-significant?</w:t>
-            </w:r>
-          </w:p>
-        </w:tc>
-      </w:tr>
-      <w:tr>
-        <w:tc>
-          <w:tcPr>
-            <w:tcW w:type="dxa" w:w="2340"/>
-            <w:tcMar>
-              <w:top w:type="dxa" w:w="60"/>
-              <w:left w:type="dxa" w:w="100"/>
-              <w:bottom w:type="dxa" w:w="60"/>
-              <w:right w:type="dxa" w:w="100"/>
-            </w:tcMar>
-          </w:tcPr>
-          <w:p>
-            <w:pPr>
-              <w:jc w:val="left"/>
-            </w:pPr>
-            <w:r>
-              <w:rPr>
-                <w:b w:val="false"/>
-                <w:bCs w:val="false"/>
-                <w:sz w:val="19"/>
-                <w:szCs w:val="19"/>
-              </w:rPr>
-              <w:t xml:space="preserve">0.00</w:t>
-            </w:r>
-          </w:p>
-        </w:tc>
-        <w:tc>
-          <w:tcPr>
-            <w:tcW w:type="dxa" w:w="3120"/>
-            <w:tcMar>
-              <w:top w:type="dxa" w:w="60"/>
-              <w:left w:type="dxa" w:w="100"/>
-              <w:bottom w:type="dxa" w:w="60"/>
-              <w:right w:type="dxa" w:w="100"/>
-            </w:tcMar>
-          </w:tcPr>
-          <w:p>
-            <w:pPr>
-              <w:jc w:val="center"/>
-            </w:pPr>
-            <w:r>
-              <w:rPr>
-                <w:b w:val="false"/>
-                <w:bCs w:val="false"/>
-                <w:sz w:val="19"/>
-                <w:szCs w:val="19"/>
-              </w:rPr>
-              <w:t xml:space="preserve">+0.0027</w:t>
-            </w:r>
-          </w:p>
-        </w:tc>
-        <w:tc>
-          <w:tcPr>
-            <w:tcW w:type="dxa" w:w="2340"/>
-            <w:tcMar>
-              <w:top w:type="dxa" w:w="60"/>
-              <w:left w:type="dxa" w:w="100"/>
-              <w:bottom w:type="dxa" w:w="60"/>
-              <w:right w:type="dxa" w:w="100"/>
-            </w:tcMar>
-          </w:tcPr>
-          <w:p>
-            <w:pPr>
-              <w:jc w:val="center"/>
-            </w:pPr>
-            <w:r>
-              <w:rPr>
-                <w:b w:val="false"/>
-                <w:bCs w:val="false"/>
-                <w:sz w:val="19"/>
-                <w:szCs w:val="19"/>
-              </w:rPr>
-              <w:t xml:space="preserve">no</w:t>
-            </w:r>
-          </w:p>
-        </w:tc>
-      </w:tr>
-      <w:tr>
-        <w:tc>
-          <w:tcPr>
-            <w:tcW w:type="dxa" w:w="2340"/>
-            <w:tcMar>
-              <w:top w:type="dxa" w:w="60"/>
-              <w:left w:type="dxa" w:w="100"/>
-              <w:bottom w:type="dxa" w:w="60"/>
-              <w:right w:type="dxa" w:w="100"/>
-            </w:tcMar>
-          </w:tcPr>
-          <w:p>
-            <w:pPr>
-              <w:jc w:val="left"/>
-            </w:pPr>
-            <w:r>
-              <w:rPr>
-                <w:b w:val="false"/>
-                <w:bCs w:val="false"/>
-                <w:sz w:val="19"/>
-                <w:szCs w:val="19"/>
-              </w:rPr>
-              <w:t xml:space="preserve">0.01</w:t>
-            </w:r>
-          </w:p>
-        </w:tc>
-        <w:tc>
-          <w:tcPr>
-            <w:tcW w:type="dxa" w:w="3120"/>
-            <w:tcMar>
-              <w:top w:type="dxa" w:w="60"/>
-              <w:left w:type="dxa" w:w="100"/>
-              <w:bottom w:type="dxa" w:w="60"/>
-              <w:right w:type="dxa" w:w="100"/>
-            </w:tcMar>
-          </w:tcPr>
-          <w:p>
-            <w:pPr>
-              <w:jc w:val="center"/>
-            </w:pPr>
-            <w:r>
-              <w:rPr>
-                <w:b w:val="false"/>
-                <w:bCs w:val="false"/>
-                <w:sz w:val="19"/>
-                <w:szCs w:val="19"/>
-              </w:rPr>
-              <w:t xml:space="preserve">+0.0121</w:t>
-            </w:r>
-          </w:p>
-        </w:tc>
-        <w:tc>
-          <w:tcPr>
-            <w:tcW w:type="dxa" w:w="2340"/>
-            <w:tcMar>
-              <w:top w:type="dxa" w:w="60"/>
-              <w:left w:type="dxa" w:w="100"/>
-              <w:bottom w:type="dxa" w:w="60"/>
-              <w:right w:type="dxa" w:w="100"/>
-            </w:tcMar>
-          </w:tcPr>
-          <w:p>
-            <w:pPr>
-              <w:jc w:val="center"/>
-            </w:pPr>
-            <w:r>
-              <w:rPr>
-                <w:b w:val="false"/>
-                <w:bCs w:val="false"/>
-                <w:sz w:val="19"/>
-                <w:szCs w:val="19"/>
-              </w:rPr>
-              <w:t xml:space="preserve">yes</w:t>
-            </w:r>
-          </w:p>
-        </w:tc>
-      </w:tr>
-      <w:tr>
-        <w:tc>
-          <w:tcPr>
-            <w:tcW w:type="dxa" w:w="2340"/>
-            <w:tcMar>
-              <w:top w:type="dxa" w:w="60"/>
-              <w:left w:type="dxa" w:w="100"/>
-              <w:bottom w:type="dxa" w:w="60"/>
-              <w:right w:type="dxa" w:w="100"/>
-            </w:tcMar>
-          </w:tcPr>
-          <w:p>
-            <w:pPr>
-              <w:jc w:val="left"/>
-            </w:pPr>
-            <w:r>
-              <w:rPr>
-                <w:b w:val="false"/>
-                <w:bCs w:val="false"/>
-                <w:sz w:val="19"/>
-                <w:szCs w:val="19"/>
-              </w:rPr>
-              <w:t xml:space="preserve">0.02</w:t>
-            </w:r>
-          </w:p>
-        </w:tc>
-        <w:tc>
-          <w:tcPr>
-            <w:tcW w:type="dxa" w:w="3120"/>
-            <w:tcMar>
-              <w:top w:type="dxa" w:w="60"/>
-              <w:left w:type="dxa" w:w="100"/>
-              <w:bottom w:type="dxa" w:w="60"/>
-              <w:right w:type="dxa" w:w="100"/>
-            </w:tcMar>
-          </w:tcPr>
-          <w:p>
-            <w:pPr>
-              <w:jc w:val="center"/>
-            </w:pPr>
-            <w:r>
-              <w:rPr>
-                <w:b w:val="false"/>
-                <w:bCs w:val="false"/>
-                <w:sz w:val="19"/>
-                <w:szCs w:val="19"/>
-              </w:rPr>
-              <w:t xml:space="preserve">+0.0331</w:t>
-            </w:r>
-          </w:p>
-        </w:tc>
-        <w:tc>
-          <w:tcPr>
-            <w:tcW w:type="dxa" w:w="2340"/>
-            <w:tcMar>
-              <w:top w:type="dxa" w:w="60"/>
-              <w:left w:type="dxa" w:w="100"/>
-              <w:bottom w:type="dxa" w:w="60"/>
-              <w:right w:type="dxa" w:w="100"/>
-            </w:tcMar>
-          </w:tcPr>
-          <w:p>
-            <w:pPr>
-              <w:jc w:val="center"/>
-            </w:pPr>
-            <w:r>
-              <w:rPr>
-                <w:b w:val="false"/>
-                <w:bCs w:val="false"/>
-                <w:sz w:val="19"/>
-                <w:szCs w:val="19"/>
-              </w:rPr>
-              <w:t xml:space="preserve">yes</w:t>
-            </w:r>
-          </w:p>
-        </w:tc>
-      </w:tr>
-      <w:tr>
-        <w:tc>
-          <w:tcPr>
-            <w:tcW w:type="dxa" w:w="2340"/>
-            <w:tcMar>
-              <w:top w:type="dxa" w:w="60"/>
-              <w:left w:type="dxa" w:w="100"/>
-              <w:bottom w:type="dxa" w:w="60"/>
-              <w:right w:type="dxa" w:w="100"/>
-            </w:tcMar>
-          </w:tcPr>
-          <w:p>
-            <w:pPr>
-              <w:jc w:val="left"/>
-            </w:pPr>
-            <w:r>
-              <w:rPr>
-                <w:b w:val="false"/>
-                <w:bCs w:val="false"/>
-                <w:sz w:val="19"/>
-                <w:szCs w:val="19"/>
-              </w:rPr>
-              <w:t xml:space="preserve">0.05</w:t>
-            </w:r>
-          </w:p>
-        </w:tc>
-        <w:tc>
-          <w:tcPr>
-            <w:tcW w:type="dxa" w:w="3120"/>
-            <w:tcMar>
-              <w:top w:type="dxa" w:w="60"/>
-              <w:left w:type="dxa" w:w="100"/>
-              <w:bottom w:type="dxa" w:w="60"/>
-              <w:right w:type="dxa" w:w="100"/>
-            </w:tcMar>
-          </w:tcPr>
-          <w:p>
-            <w:pPr>
-              <w:jc w:val="center"/>
-            </w:pPr>
-            <w:r>
-              <w:rPr>
-                <w:b w:val="false"/>
-                <w:bCs w:val="false"/>
-                <w:sz w:val="19"/>
-                <w:szCs w:val="19"/>
-              </w:rPr>
-              <w:t xml:space="preserve">+0.0913</w:t>
-            </w:r>
-          </w:p>
-        </w:tc>
-        <w:tc>
-          <w:tcPr>
-            <w:tcW w:type="dxa" w:w="2340"/>
-            <w:tcMar>
-              <w:top w:type="dxa" w:w="60"/>
-              <w:left w:type="dxa" w:w="100"/>
-              <w:bottom w:type="dxa" w:w="60"/>
-              <w:right w:type="dxa" w:w="100"/>
-            </w:tcMar>
-          </w:tcPr>
-          <w:p>
-            <w:pPr>
-              <w:jc w:val="center"/>
-            </w:pPr>
-            <w:r>
-              <w:rPr>
-                <w:b w:val="false"/>
-                <w:bCs w:val="false"/>
-                <w:sz w:val="19"/>
-                <w:szCs w:val="19"/>
-              </w:rPr>
-              <w:t xml:space="preserve">yes</w:t>
-            </w:r>
-          </w:p>
-        </w:tc>
-      </w:tr>
-      <w:tr>
-        <w:tc>
-          <w:tcPr>
-            <w:tcW w:type="dxa" w:w="2340"/>
-            <w:tcMar>
-              <w:top w:type="dxa" w:w="60"/>
-              <w:left w:type="dxa" w:w="100"/>
-              <w:bottom w:type="dxa" w:w="60"/>
-              <w:right w:type="dxa" w:w="100"/>
-            </w:tcMar>
-          </w:tcPr>
-          <w:p>
-            <w:pPr>
-              <w:jc w:val="left"/>
-            </w:pPr>
-            <w:r>
-              <w:rPr>
-                <w:b w:val="false"/>
-                <w:bCs w:val="false"/>
-                <w:sz w:val="19"/>
-                <w:szCs w:val="19"/>
-              </w:rPr>
-              <w:t xml:space="preserve">0.08</w:t>
-            </w:r>
-          </w:p>
-        </w:tc>
-        <w:tc>
-          <w:tcPr>
-            <w:tcW w:type="dxa" w:w="3120"/>
-            <w:tcMar>
-              <w:top w:type="dxa" w:w="60"/>
-              <w:left w:type="dxa" w:w="100"/>
-              <w:bottom w:type="dxa" w:w="60"/>
-              <w:right w:type="dxa" w:w="100"/>
-            </w:tcMar>
-          </w:tcPr>
-          <w:p>
-            <w:pPr>
-              <w:jc w:val="center"/>
-            </w:pPr>
-            <w:r>
-              <w:rPr>
-                <w:b w:val="false"/>
-                <w:bCs w:val="false"/>
-                <w:sz w:val="19"/>
-                <w:szCs w:val="19"/>
-              </w:rPr>
-              <w:t xml:space="preserve">+0.1385</w:t>
-            </w:r>
-          </w:p>
-        </w:tc>
-        <w:tc>
-          <w:tcPr>
-            <w:tcW w:type="dxa" w:w="2340"/>
-            <w:tcMar>
-              <w:top w:type="dxa" w:w="60"/>
-              <w:left w:type="dxa" w:w="100"/>
-              <w:bottom w:type="dxa" w:w="60"/>
-              <w:right w:type="dxa" w:w="100"/>
-            </w:tcMar>
-          </w:tcPr>
-          <w:p>
-            <w:pPr>
-              <w:jc w:val="center"/>
-            </w:pPr>
-            <w:r>
-              <w:rPr>
-                <w:b w:val="false"/>
-                <w:bCs w:val="false"/>
-                <w:sz w:val="19"/>
-                <w:szCs w:val="19"/>
-              </w:rPr>
-              <w:t xml:space="preserve">yes</w:t>
-            </w:r>
-          </w:p>
-        </w:tc>
-      </w:tr>
-      <w:tr>
-        <w:tc>
-          <w:tcPr>
-            <w:tcW w:type="dxa" w:w="2340"/>
-            <w:tcMar>
-              <w:top w:type="dxa" w:w="60"/>
-              <w:left w:type="dxa" w:w="100"/>
-              <w:bottom w:type="dxa" w:w="60"/>
-              <w:right w:type="dxa" w:w="100"/>
-            </w:tcMar>
-          </w:tcPr>
-          <w:p>
-            <w:pPr>
-              <w:jc w:val="left"/>
-            </w:pPr>
-            <w:r>
-              <w:rPr>
-                <w:b w:val="false"/>
-                <w:bCs w:val="false"/>
-                <w:sz w:val="19"/>
-                <w:szCs w:val="19"/>
-              </w:rPr>
-              <w:t xml:space="preserve">0.12</w:t>
-            </w:r>
-          </w:p>
-        </w:tc>
-        <w:tc>
-          <w:tcPr>
-            <w:tcW w:type="dxa" w:w="3120"/>
-            <w:tcMar>
-              <w:top w:type="dxa" w:w="60"/>
-              <w:left w:type="dxa" w:w="100"/>
-              <w:bottom w:type="dxa" w:w="60"/>
-              <w:right w:type="dxa" w:w="100"/>
-            </w:tcMar>
-          </w:tcPr>
-          <w:p>
-            <w:pPr>
-              <w:jc w:val="center"/>
-            </w:pPr>
-            <w:r>
-              <w:rPr>
-                <w:b w:val="false"/>
-                <w:bCs w:val="false"/>
-                <w:sz w:val="19"/>
-                <w:szCs w:val="19"/>
-              </w:rPr>
-              <w:t xml:space="preserve">+0.2061</w:t>
-            </w:r>
-          </w:p>
-        </w:tc>
-        <w:tc>
-          <w:tcPr>
-            <w:tcW w:type="dxa" w:w="2340"/>
-            <w:tcMar>
-              <w:top w:type="dxa" w:w="60"/>
-              <w:left w:type="dxa" w:w="100"/>
-              <w:bottom w:type="dxa" w:w="60"/>
-              <w:right w:type="dxa" w:w="100"/>
-            </w:tcMar>
-          </w:tcPr>
-          <w:p>
-            <w:pPr>
-              <w:jc w:val="center"/>
-            </w:pPr>
-            <w:r>
-              <w:rPr>
-                <w:b w:val="false"/>
-                <w:bCs w:val="false"/>
-                <w:sz w:val="19"/>
-                <w:szCs w:val="19"/>
-              </w:rPr>
-              <w:t xml:space="preserve">yes</w:t>
-            </w:r>
-          </w:p>
-        </w:tc>
-      </w:tr>
-    </w:tbl>
-    <w:p>
-      <w:pPr>
-        <w:spacing w:after="220" w:before="60"/>
-        <w:jc w:val="center"/>
-      </w:pPr>
-      <w:r>
-        <w:rPr>
-          <w:i/>
-          <w:iCs/>
-          <w:color w:val="52514E"/>
-          <w:sz w:val="19"/>
-          <w:szCs w:val="19"/>
-        </w:rPr>
-        <w:t xml:space="preserve">Table 3. Noise sweep at κ = 1 (Variant A limit): the edge scales with observation noise and vanishes exactly when noise does.</w:t>
+        <w:t xml:space="preserve">We designed this experiment expecting a threshold — the κ below which mispricing persists long enough for a smoothing rule to catch it. The simulation returned a more interesting answer: at realistic noise (σ_p = 0.05) there is no threshold. The best EMA cell beats buy-and-hold with CI-significance at every κ from 0.05 to 1.0 and at every cost level up to 2¢ per trade. Even the worst case for the trader — κ = 1 (fully transient noise) with 2¢ costs — leaves a paired edge of +0.0939, CI [+0.0913, +0.0965].</w:t>
       </w:r>
     </w:p>
     <w:p>
@@ -3625,7 +3617,15 @@
         <w:spacing w:after="160" w:line="276"/>
       </w:pPr>
       <w:r>
-        <w:t xml:space="preserve">The economic reading: a dip-buying rule is fundamentally a bet that price movements below trend are noise, not news. In this model — where the hidden truth is a martingale and every deviation of price from truth is, by construction, transient error — that bet is correct by design, and its profitability is proportional to how much error there is to harvest. Mispricing persistence (κ) only governs how easy the harvesting is. This framing also tells us exactly where the result should break, which motivates the news-jump extension revisited in Section 6.</w:t>
+        <w:t xml:space="preserve">Persistence instead shapes the edge, with an interior maximum near κ ≈ 0.2–0.3 (+0.1023, CI [+0.1007, +0.1038] at κ = 0.3). The intuition on both flanks is mechanical. When κ is large, errors correct almost immediately, so the dip the policy buys has mostly closed by the next period — profitable (the entry price was still below true value) but less so. When κ is very small (0.05), shocks persist for ~20 periods: dips last long enough to catch easily, but the mispricing also fails to finish correcting before the horizon, and entry prices reflect older, staler truths. In between sits the sweet spot: dips persist long enough to identify, and correct fully before settlement.</w:t>
+      </w:r>
+    </w:p>
+    <w:p>
+      <w:pPr>
+        <w:spacing w:after="160" w:line="276"/>
+      </w:pPr>
+      <w:r>
+        <w:t xml:space="preserve">Costs barely move the comparison — the three curves in Figure 5 nearly coincide — for a subtle reason worth flagging: both the EMA policy and buy-and-hold trade at most once, so a per-trade fee hits both nearly equally, and the EMA policy occasionally stays out entirely and saves the fee. The paired edge is therefore almost cost-invariant, even as absolute profits fall with c (best-cell profit at κ = 0.3: +0.102 → +0.092 → +0.082 across c = 0, 1¢, 2¢).</w:t>
       </w:r>
     </w:p>
     <w:p>
@@ -3634,7 +3634,7 @@
         <w:spacing w:after="160" w:before="280"/>
       </w:pPr>
       <w:r>
-        <w:t xml:space="preserve">5.5 Risk profile</w:t>
+        <w:t xml:space="preserve">5.5 The deeper finding: noise creates the edge, persistence shapes it</w:t>
       </w:r>
     </w:p>
     <w:p>
@@ -3645,7 +3645,7 @@
       <w:r>
         <w:drawing>
           <wp:inline distT="0" distB="0" distL="0" distR="0">
-            <wp:extent cx="5715000" cy="3305175"/>
+            <wp:extent cx="4476750" cy="2914650"/>
             <wp:effectExtent t="0" r="0" b="0" l="0"/>
             <wp:docPr id="1" name="" descr="" title=""/>
             <wp:cNvGraphicFramePr>
@@ -3670,6 +3670,669 @@
                   <pic:spPr bwMode="auto">
                     <a:xfrm>
                       <a:off x="0" y="0"/>
+                      <a:ext cx="4476750" cy="2914650"/>
+                    </a:xfrm>
+                    <a:prstGeom prst="rect">
+                      <a:avLst/>
+                    </a:prstGeom>
+                  </pic:spPr>
+                </pic:pic>
+              </a:graphicData>
+            </a:graphic>
+          </wp:inline>
+        </w:drawing>
+      </w:r>
+    </w:p>
+    <w:p>
+      <w:pPr>
+        <w:spacing w:after="220"/>
+        <w:jc w:val="center"/>
+      </w:pPr>
+      <w:r>
+        <w:rPr>
+          <w:i/>
+          <w:iCs/>
+          <w:color w:val="52514E"/>
+          <w:sz w:val="19"/>
+          <w:szCs w:val="19"/>
+        </w:rPr>
+        <w:t xml:space="preserve">Figure 6. Best-cell paired edge over buy-and-hold across the (κ, σ_p) grid at c = 1¢. All 28 cells are CI-significant; the edge climbs with noise at every persistence level.</w:t>
+      </w:r>
+    </w:p>
+    <w:p>
+      <w:pPr>
+        <w:spacing w:after="160" w:line="276"/>
+      </w:pPr>
+      <w:r>
+        <w:t xml:space="preserve">Sweeping noise and persistence jointly reveals the study’s central result. Reading Figure 6 by rows: at σ_p = 0.01 the edge is a razor-thin +0.008– +0.017 per contract; at σ_p = 0.05 it is roughly +0.08–+0.10; at σ_p = 0.08 it reaches +0.14. Reading by columns: at any fixed noise level, moving κ barely changes the edge by comparison. And the zero-noise sweep column (Table 3) closes the argument: with σ_p = 0 no policy in the grid beats buy-and-hold at any κ — the largest paired difference is +0.0027 and not significant.</w:t>
+      </w:r>
+    </w:p>
+    <w:tbl>
+      <w:tblPr>
+        <w:tblW w:type="dxa" w:w="7800"/>
+        <w:tblBorders>
+          <w:top w:val="single" w:color="auto" w:sz="4"/>
+          <w:left w:val="single" w:color="auto" w:sz="4"/>
+          <w:bottom w:val="single" w:color="auto" w:sz="4"/>
+          <w:right w:val="single" w:color="auto" w:sz="4"/>
+          <w:insideH w:val="single" w:color="auto" w:sz="4"/>
+          <w:insideV w:val="single" w:color="auto" w:sz="4"/>
+        </w:tblBorders>
+      </w:tblPr>
+      <w:tblGrid>
+        <w:gridCol w:w="2340"/>
+        <w:gridCol w:w="3120"/>
+        <w:gridCol w:w="2340"/>
+      </w:tblGrid>
+      <w:tr>
+        <w:tc>
+          <w:tcPr>
+            <w:tcW w:type="dxa" w:w="2340"/>
+            <w:shd w:fill="EFEFEC" w:val="clear"/>
+            <w:tcMar>
+              <w:top w:type="dxa" w:w="60"/>
+              <w:left w:type="dxa" w:w="100"/>
+              <w:bottom w:type="dxa" w:w="60"/>
+              <w:right w:type="dxa" w:w="100"/>
+            </w:tcMar>
+          </w:tcPr>
+          <w:p>
+            <w:pPr>
+              <w:jc w:val="left"/>
+            </w:pPr>
+            <w:r>
+              <w:rPr>
+                <w:b/>
+                <w:bCs/>
+                <w:sz w:val="19"/>
+                <w:szCs w:val="19"/>
+              </w:rPr>
+              <w:t xml:space="preserve">σ_p (noise)</w:t>
+            </w:r>
+          </w:p>
+        </w:tc>
+        <w:tc>
+          <w:tcPr>
+            <w:tcW w:type="dxa" w:w="3120"/>
+            <w:shd w:fill="EFEFEC" w:val="clear"/>
+            <w:tcMar>
+              <w:top w:type="dxa" w:w="60"/>
+              <w:left w:type="dxa" w:w="100"/>
+              <w:bottom w:type="dxa" w:w="60"/>
+              <w:right w:type="dxa" w:w="100"/>
+            </w:tcMar>
+          </w:tcPr>
+          <w:p>
+            <w:pPr>
+              <w:jc w:val="center"/>
+            </w:pPr>
+            <w:r>
+              <w:rPr>
+                <w:b/>
+                <w:bCs/>
+                <w:sz w:val="19"/>
+                <w:szCs w:val="19"/>
+              </w:rPr>
+              <w:t xml:space="preserve">Best-cell paired edge vs BH</w:t>
+            </w:r>
+          </w:p>
+        </w:tc>
+        <w:tc>
+          <w:tcPr>
+            <w:tcW w:type="dxa" w:w="2340"/>
+            <w:shd w:fill="EFEFEC" w:val="clear"/>
+            <w:tcMar>
+              <w:top w:type="dxa" w:w="60"/>
+              <w:left w:type="dxa" w:w="100"/>
+              <w:bottom w:type="dxa" w:w="60"/>
+              <w:right w:type="dxa" w:w="100"/>
+            </w:tcMar>
+          </w:tcPr>
+          <w:p>
+            <w:pPr>
+              <w:jc w:val="center"/>
+            </w:pPr>
+            <w:r>
+              <w:rPr>
+                <w:b/>
+                <w:bCs/>
+                <w:sz w:val="19"/>
+                <w:szCs w:val="19"/>
+              </w:rPr>
+              <w:t xml:space="preserve">CI-significant?</w:t>
+            </w:r>
+          </w:p>
+        </w:tc>
+      </w:tr>
+      <w:tr>
+        <w:tc>
+          <w:tcPr>
+            <w:tcW w:type="dxa" w:w="2340"/>
+            <w:tcMar>
+              <w:top w:type="dxa" w:w="60"/>
+              <w:left w:type="dxa" w:w="100"/>
+              <w:bottom w:type="dxa" w:w="60"/>
+              <w:right w:type="dxa" w:w="100"/>
+            </w:tcMar>
+          </w:tcPr>
+          <w:p>
+            <w:pPr>
+              <w:jc w:val="left"/>
+            </w:pPr>
+            <w:r>
+              <w:rPr>
+                <w:b w:val="false"/>
+                <w:bCs w:val="false"/>
+                <w:sz w:val="19"/>
+                <w:szCs w:val="19"/>
+              </w:rPr>
+              <w:t xml:space="preserve">0.00</w:t>
+            </w:r>
+          </w:p>
+        </w:tc>
+        <w:tc>
+          <w:tcPr>
+            <w:tcW w:type="dxa" w:w="3120"/>
+            <w:tcMar>
+              <w:top w:type="dxa" w:w="60"/>
+              <w:left w:type="dxa" w:w="100"/>
+              <w:bottom w:type="dxa" w:w="60"/>
+              <w:right w:type="dxa" w:w="100"/>
+            </w:tcMar>
+          </w:tcPr>
+          <w:p>
+            <w:pPr>
+              <w:jc w:val="center"/>
+            </w:pPr>
+            <w:r>
+              <w:rPr>
+                <w:b w:val="false"/>
+                <w:bCs w:val="false"/>
+                <w:sz w:val="19"/>
+                <w:szCs w:val="19"/>
+              </w:rPr>
+              <w:t xml:space="preserve">+0.0027</w:t>
+            </w:r>
+          </w:p>
+        </w:tc>
+        <w:tc>
+          <w:tcPr>
+            <w:tcW w:type="dxa" w:w="2340"/>
+            <w:tcMar>
+              <w:top w:type="dxa" w:w="60"/>
+              <w:left w:type="dxa" w:w="100"/>
+              <w:bottom w:type="dxa" w:w="60"/>
+              <w:right w:type="dxa" w:w="100"/>
+            </w:tcMar>
+          </w:tcPr>
+          <w:p>
+            <w:pPr>
+              <w:jc w:val="center"/>
+            </w:pPr>
+            <w:r>
+              <w:rPr>
+                <w:b w:val="false"/>
+                <w:bCs w:val="false"/>
+                <w:sz w:val="19"/>
+                <w:szCs w:val="19"/>
+              </w:rPr>
+              <w:t xml:space="preserve">no</w:t>
+            </w:r>
+          </w:p>
+        </w:tc>
+      </w:tr>
+      <w:tr>
+        <w:tc>
+          <w:tcPr>
+            <w:tcW w:type="dxa" w:w="2340"/>
+            <w:tcMar>
+              <w:top w:type="dxa" w:w="60"/>
+              <w:left w:type="dxa" w:w="100"/>
+              <w:bottom w:type="dxa" w:w="60"/>
+              <w:right w:type="dxa" w:w="100"/>
+            </w:tcMar>
+          </w:tcPr>
+          <w:p>
+            <w:pPr>
+              <w:jc w:val="left"/>
+            </w:pPr>
+            <w:r>
+              <w:rPr>
+                <w:b w:val="false"/>
+                <w:bCs w:val="false"/>
+                <w:sz w:val="19"/>
+                <w:szCs w:val="19"/>
+              </w:rPr>
+              <w:t xml:space="preserve">0.01</w:t>
+            </w:r>
+          </w:p>
+        </w:tc>
+        <w:tc>
+          <w:tcPr>
+            <w:tcW w:type="dxa" w:w="3120"/>
+            <w:tcMar>
+              <w:top w:type="dxa" w:w="60"/>
+              <w:left w:type="dxa" w:w="100"/>
+              <w:bottom w:type="dxa" w:w="60"/>
+              <w:right w:type="dxa" w:w="100"/>
+            </w:tcMar>
+          </w:tcPr>
+          <w:p>
+            <w:pPr>
+              <w:jc w:val="center"/>
+            </w:pPr>
+            <w:r>
+              <w:rPr>
+                <w:b w:val="false"/>
+                <w:bCs w:val="false"/>
+                <w:sz w:val="19"/>
+                <w:szCs w:val="19"/>
+              </w:rPr>
+              <w:t xml:space="preserve">+0.0121</w:t>
+            </w:r>
+          </w:p>
+        </w:tc>
+        <w:tc>
+          <w:tcPr>
+            <w:tcW w:type="dxa" w:w="2340"/>
+            <w:tcMar>
+              <w:top w:type="dxa" w:w="60"/>
+              <w:left w:type="dxa" w:w="100"/>
+              <w:bottom w:type="dxa" w:w="60"/>
+              <w:right w:type="dxa" w:w="100"/>
+            </w:tcMar>
+          </w:tcPr>
+          <w:p>
+            <w:pPr>
+              <w:jc w:val="center"/>
+            </w:pPr>
+            <w:r>
+              <w:rPr>
+                <w:b w:val="false"/>
+                <w:bCs w:val="false"/>
+                <w:sz w:val="19"/>
+                <w:szCs w:val="19"/>
+              </w:rPr>
+              <w:t xml:space="preserve">yes</w:t>
+            </w:r>
+          </w:p>
+        </w:tc>
+      </w:tr>
+      <w:tr>
+        <w:tc>
+          <w:tcPr>
+            <w:tcW w:type="dxa" w:w="2340"/>
+            <w:tcMar>
+              <w:top w:type="dxa" w:w="60"/>
+              <w:left w:type="dxa" w:w="100"/>
+              <w:bottom w:type="dxa" w:w="60"/>
+              <w:right w:type="dxa" w:w="100"/>
+            </w:tcMar>
+          </w:tcPr>
+          <w:p>
+            <w:pPr>
+              <w:jc w:val="left"/>
+            </w:pPr>
+            <w:r>
+              <w:rPr>
+                <w:b w:val="false"/>
+                <w:bCs w:val="false"/>
+                <w:sz w:val="19"/>
+                <w:szCs w:val="19"/>
+              </w:rPr>
+              <w:t xml:space="preserve">0.02</w:t>
+            </w:r>
+          </w:p>
+        </w:tc>
+        <w:tc>
+          <w:tcPr>
+            <w:tcW w:type="dxa" w:w="3120"/>
+            <w:tcMar>
+              <w:top w:type="dxa" w:w="60"/>
+              <w:left w:type="dxa" w:w="100"/>
+              <w:bottom w:type="dxa" w:w="60"/>
+              <w:right w:type="dxa" w:w="100"/>
+            </w:tcMar>
+          </w:tcPr>
+          <w:p>
+            <w:pPr>
+              <w:jc w:val="center"/>
+            </w:pPr>
+            <w:r>
+              <w:rPr>
+                <w:b w:val="false"/>
+                <w:bCs w:val="false"/>
+                <w:sz w:val="19"/>
+                <w:szCs w:val="19"/>
+              </w:rPr>
+              <w:t xml:space="preserve">+0.0331</w:t>
+            </w:r>
+          </w:p>
+        </w:tc>
+        <w:tc>
+          <w:tcPr>
+            <w:tcW w:type="dxa" w:w="2340"/>
+            <w:tcMar>
+              <w:top w:type="dxa" w:w="60"/>
+              <w:left w:type="dxa" w:w="100"/>
+              <w:bottom w:type="dxa" w:w="60"/>
+              <w:right w:type="dxa" w:w="100"/>
+            </w:tcMar>
+          </w:tcPr>
+          <w:p>
+            <w:pPr>
+              <w:jc w:val="center"/>
+            </w:pPr>
+            <w:r>
+              <w:rPr>
+                <w:b w:val="false"/>
+                <w:bCs w:val="false"/>
+                <w:sz w:val="19"/>
+                <w:szCs w:val="19"/>
+              </w:rPr>
+              <w:t xml:space="preserve">yes</w:t>
+            </w:r>
+          </w:p>
+        </w:tc>
+      </w:tr>
+      <w:tr>
+        <w:tc>
+          <w:tcPr>
+            <w:tcW w:type="dxa" w:w="2340"/>
+            <w:tcMar>
+              <w:top w:type="dxa" w:w="60"/>
+              <w:left w:type="dxa" w:w="100"/>
+              <w:bottom w:type="dxa" w:w="60"/>
+              <w:right w:type="dxa" w:w="100"/>
+            </w:tcMar>
+          </w:tcPr>
+          <w:p>
+            <w:pPr>
+              <w:jc w:val="left"/>
+            </w:pPr>
+            <w:r>
+              <w:rPr>
+                <w:b w:val="false"/>
+                <w:bCs w:val="false"/>
+                <w:sz w:val="19"/>
+                <w:szCs w:val="19"/>
+              </w:rPr>
+              <w:t xml:space="preserve">0.05</w:t>
+            </w:r>
+          </w:p>
+        </w:tc>
+        <w:tc>
+          <w:tcPr>
+            <w:tcW w:type="dxa" w:w="3120"/>
+            <w:tcMar>
+              <w:top w:type="dxa" w:w="60"/>
+              <w:left w:type="dxa" w:w="100"/>
+              <w:bottom w:type="dxa" w:w="60"/>
+              <w:right w:type="dxa" w:w="100"/>
+            </w:tcMar>
+          </w:tcPr>
+          <w:p>
+            <w:pPr>
+              <w:jc w:val="center"/>
+            </w:pPr>
+            <w:r>
+              <w:rPr>
+                <w:b w:val="false"/>
+                <w:bCs w:val="false"/>
+                <w:sz w:val="19"/>
+                <w:szCs w:val="19"/>
+              </w:rPr>
+              <w:t xml:space="preserve">+0.0913</w:t>
+            </w:r>
+          </w:p>
+        </w:tc>
+        <w:tc>
+          <w:tcPr>
+            <w:tcW w:type="dxa" w:w="2340"/>
+            <w:tcMar>
+              <w:top w:type="dxa" w:w="60"/>
+              <w:left w:type="dxa" w:w="100"/>
+              <w:bottom w:type="dxa" w:w="60"/>
+              <w:right w:type="dxa" w:w="100"/>
+            </w:tcMar>
+          </w:tcPr>
+          <w:p>
+            <w:pPr>
+              <w:jc w:val="center"/>
+            </w:pPr>
+            <w:r>
+              <w:rPr>
+                <w:b w:val="false"/>
+                <w:bCs w:val="false"/>
+                <w:sz w:val="19"/>
+                <w:szCs w:val="19"/>
+              </w:rPr>
+              <w:t xml:space="preserve">yes</w:t>
+            </w:r>
+          </w:p>
+        </w:tc>
+      </w:tr>
+      <w:tr>
+        <w:tc>
+          <w:tcPr>
+            <w:tcW w:type="dxa" w:w="2340"/>
+            <w:tcMar>
+              <w:top w:type="dxa" w:w="60"/>
+              <w:left w:type="dxa" w:w="100"/>
+              <w:bottom w:type="dxa" w:w="60"/>
+              <w:right w:type="dxa" w:w="100"/>
+            </w:tcMar>
+          </w:tcPr>
+          <w:p>
+            <w:pPr>
+              <w:jc w:val="left"/>
+            </w:pPr>
+            <w:r>
+              <w:rPr>
+                <w:b w:val="false"/>
+                <w:bCs w:val="false"/>
+                <w:sz w:val="19"/>
+                <w:szCs w:val="19"/>
+              </w:rPr>
+              <w:t xml:space="preserve">0.08</w:t>
+            </w:r>
+          </w:p>
+        </w:tc>
+        <w:tc>
+          <w:tcPr>
+            <w:tcW w:type="dxa" w:w="3120"/>
+            <w:tcMar>
+              <w:top w:type="dxa" w:w="60"/>
+              <w:left w:type="dxa" w:w="100"/>
+              <w:bottom w:type="dxa" w:w="60"/>
+              <w:right w:type="dxa" w:w="100"/>
+            </w:tcMar>
+          </w:tcPr>
+          <w:p>
+            <w:pPr>
+              <w:jc w:val="center"/>
+            </w:pPr>
+            <w:r>
+              <w:rPr>
+                <w:b w:val="false"/>
+                <w:bCs w:val="false"/>
+                <w:sz w:val="19"/>
+                <w:szCs w:val="19"/>
+              </w:rPr>
+              <w:t xml:space="preserve">+0.1385</w:t>
+            </w:r>
+          </w:p>
+        </w:tc>
+        <w:tc>
+          <w:tcPr>
+            <w:tcW w:type="dxa" w:w="2340"/>
+            <w:tcMar>
+              <w:top w:type="dxa" w:w="60"/>
+              <w:left w:type="dxa" w:w="100"/>
+              <w:bottom w:type="dxa" w:w="60"/>
+              <w:right w:type="dxa" w:w="100"/>
+            </w:tcMar>
+          </w:tcPr>
+          <w:p>
+            <w:pPr>
+              <w:jc w:val="center"/>
+            </w:pPr>
+            <w:r>
+              <w:rPr>
+                <w:b w:val="false"/>
+                <w:bCs w:val="false"/>
+                <w:sz w:val="19"/>
+                <w:szCs w:val="19"/>
+              </w:rPr>
+              <w:t xml:space="preserve">yes</w:t>
+            </w:r>
+          </w:p>
+        </w:tc>
+      </w:tr>
+      <w:tr>
+        <w:tc>
+          <w:tcPr>
+            <w:tcW w:type="dxa" w:w="2340"/>
+            <w:tcMar>
+              <w:top w:type="dxa" w:w="60"/>
+              <w:left w:type="dxa" w:w="100"/>
+              <w:bottom w:type="dxa" w:w="60"/>
+              <w:right w:type="dxa" w:w="100"/>
+            </w:tcMar>
+          </w:tcPr>
+          <w:p>
+            <w:pPr>
+              <w:jc w:val="left"/>
+            </w:pPr>
+            <w:r>
+              <w:rPr>
+                <w:b w:val="false"/>
+                <w:bCs w:val="false"/>
+                <w:sz w:val="19"/>
+                <w:szCs w:val="19"/>
+              </w:rPr>
+              <w:t xml:space="preserve">0.12</w:t>
+            </w:r>
+          </w:p>
+        </w:tc>
+        <w:tc>
+          <w:tcPr>
+            <w:tcW w:type="dxa" w:w="3120"/>
+            <w:tcMar>
+              <w:top w:type="dxa" w:w="60"/>
+              <w:left w:type="dxa" w:w="100"/>
+              <w:bottom w:type="dxa" w:w="60"/>
+              <w:right w:type="dxa" w:w="100"/>
+            </w:tcMar>
+          </w:tcPr>
+          <w:p>
+            <w:pPr>
+              <w:jc w:val="center"/>
+            </w:pPr>
+            <w:r>
+              <w:rPr>
+                <w:b w:val="false"/>
+                <w:bCs w:val="false"/>
+                <w:sz w:val="19"/>
+                <w:szCs w:val="19"/>
+              </w:rPr>
+              <w:t xml:space="preserve">+0.2061</w:t>
+            </w:r>
+          </w:p>
+        </w:tc>
+        <w:tc>
+          <w:tcPr>
+            <w:tcW w:type="dxa" w:w="2340"/>
+            <w:tcMar>
+              <w:top w:type="dxa" w:w="60"/>
+              <w:left w:type="dxa" w:w="100"/>
+              <w:bottom w:type="dxa" w:w="60"/>
+              <w:right w:type="dxa" w:w="100"/>
+            </w:tcMar>
+          </w:tcPr>
+          <w:p>
+            <w:pPr>
+              <w:jc w:val="center"/>
+            </w:pPr>
+            <w:r>
+              <w:rPr>
+                <w:b w:val="false"/>
+                <w:bCs w:val="false"/>
+                <w:sz w:val="19"/>
+                <w:szCs w:val="19"/>
+              </w:rPr>
+              <w:t xml:space="preserve">yes</w:t>
+            </w:r>
+          </w:p>
+        </w:tc>
+      </w:tr>
+    </w:tbl>
+    <w:p>
+      <w:pPr>
+        <w:spacing w:after="220" w:before="60"/>
+        <w:jc w:val="center"/>
+      </w:pPr>
+      <w:r>
+        <w:rPr>
+          <w:i/>
+          <w:iCs/>
+          <w:color w:val="52514E"/>
+          <w:sz w:val="19"/>
+          <w:szCs w:val="19"/>
+        </w:rPr>
+        <w:t xml:space="preserve">Table 4. Noise sweep at κ = 1 (Variant A limit): the edge scales with observation noise and vanishes exactly when noise does.</w:t>
+      </w:r>
+    </w:p>
+    <w:p>
+      <w:pPr>
+        <w:spacing w:after="160" w:line="276"/>
+      </w:pPr>
+      <w:r>
+        <w:t xml:space="preserve">The economic reading: a dip-buying rule is fundamentally a bet that price movements below trend are noise, not news. In the approved model — where the hidden truth is a martingale and every deviation of price from truth is, by construction, transient error — that bet is correct by design, and its profitability is proportional to how much error there is to harvest. Mispricing persistence (κ) only governs how easy the harvesting is. This framing also tells us exactly where the result should break — when dips can be news — and Section 5.7 tests that prediction directly.</w:t>
+      </w:r>
+    </w:p>
+    <w:p>
+      <w:pPr>
+        <w:pStyle w:val="Heading2"/>
+        <w:spacing w:after="160" w:before="280"/>
+      </w:pPr>
+      <w:r>
+        <w:t xml:space="preserve">5.6 Risk profile</w:t>
+      </w:r>
+    </w:p>
+    <w:p>
+      <w:pPr>
+        <w:spacing w:after="60" w:before="160"/>
+        <w:jc w:val="center"/>
+      </w:pPr>
+      <w:r>
+        <w:drawing>
+          <wp:inline distT="0" distB="0" distL="0" distR="0">
+            <wp:extent cx="5715000" cy="3305175"/>
+            <wp:effectExtent t="0" r="0" b="0" l="0"/>
+            <wp:docPr id="1" name="" descr="" title=""/>
+            <wp:cNvGraphicFramePr>
+              <a:graphicFrameLocks xmlns:a="http://schemas.openxmlformats.org/drawingml/2006/main" noChangeAspect="1"/>
+            </wp:cNvGraphicFramePr>
+            <a:graphic xmlns:a="http://schemas.openxmlformats.org/drawingml/2006/main">
+              <a:graphicData uri="http://schemas.openxmlformats.org/drawingml/2006/picture">
+                <pic:pic xmlns:pic="http://schemas.openxmlformats.org/drawingml/2006/picture">
+                  <pic:nvPicPr>
+                    <pic:cNvPr id="0" name="" descr=""/>
+                    <pic:cNvPicPr>
+                      <a:picLocks noChangeAspect="1" noChangeArrowheads="1"/>
+                    </pic:cNvPicPr>
+                  </pic:nvPicPr>
+                  <pic:blipFill>
+                    <a:blip r:embed="rId14" cstate="none"/>
+                    <a:srcRect/>
+                    <a:stretch>
+                      <a:fillRect/>
+                    </a:stretch>
+                  </pic:blipFill>
+                  <pic:spPr bwMode="auto">
+                    <a:xfrm>
+                      <a:off x="0" y="0"/>
                       <a:ext cx="5715000" cy="3305175"/>
                     </a:xfrm>
                     <a:prstGeom prst="rect">
@@ -3696,7 +4359,7 @@
           <w:sz w:val="19"/>
           <w:szCs w:val="19"/>
         </w:rPr>
-        <w:t xml:space="preserve">Figure 6. Per-contract profit distributions, EMA(0.3, 0.05) vs buy-and-hold (κ = 0.2, c = 1¢, n = 20,000). Binary settlement makes both bimodal; the EMA policy’s mass sits to the right in both lobes and it has a third spike at exactly zero (paths where it never entered).</w:t>
+        <w:t xml:space="preserve">Figure 7. Per-contract profit distributions, EMA(0.3, 0.05) vs buy-and-hold (κ = 0.2, c = 1¢, n = 20,000). Binary settlement makes both bimodal; the EMA policy’s mass sits to the right in both lobes and it has a third spike at exactly zero (paths where it never entered).</w:t>
       </w:r>
     </w:p>
     <w:p>
@@ -3704,7 +4367,7 @@
         <w:spacing w:after="160" w:line="276"/>
       </w:pPr>
       <w:r>
-        <w:t xml:space="preserve">Expected profit is not the whole story for a trader. Figure 6 shows both strategies inherit the contract’s all-or-nothing character — profits cluster in a loss lobe (bought, settled NO) and a win lobe (bought, settled YES). The EMA policy’s advantages are visible in both: its loss lobe sits closer to zero (it pays less when wrong) and its win lobe sits further right (it pays less when right, too). Its P(loss) is similar to buy-and-hold’s at these settings, so the rule does not reduce how often you lose — it reduces how much losing costs and increases how much winning pays.</w:t>
+        <w:t xml:space="preserve">Expected profit is not the whole story for a trader. Figure 7 shows both strategies inherit the contract’s all-or-nothing character — profits cluster in a loss lobe (bought, settled NO) and a win lobe (bought, settled YES). The EMA policy’s advantages are visible in both: its loss lobe sits closer to zero (it pays less when wrong) and its win lobe sits further right (it pays less when right, too). Its P(loss) is similar to buy-and-hold’s at these settings, so the rule does not reduce how often you lose — it reduces how much losing costs and increases how much winning pays.</w:t>
       </w:r>
     </w:p>
     <w:p>
@@ -3713,7 +4376,1372 @@
         <w:spacing w:after="160" w:before="280"/>
       </w:pPr>
       <w:r>
-        <w:t xml:space="preserve">5.6 Calibration to real markets: are the parameters realistic?</w:t>
+        <w:t xml:space="preserve">5.7 With and without news: the full model-case matrix (extension results)</w:t>
+      </w:r>
+    </w:p>
+    <w:p>
+      <w:pPr>
+        <w:spacing w:after="160" w:line="276"/>
+      </w:pPr>
+      <w:r>
+        <w:t xml:space="preserve">Everything above uses the approved model, in which every dip is noise. Here we turn the Poisson news-jump extension of Section 2.6 on deliberately and re-run the same machinery, so the study covers all four model worlds: each price variant, with and without news. Settings: σ_p = 0.05, c = 1¢, n = 20,000 per cell; the jump cases use λ = 0.05 (one news event per ~20 periods) with jump scale 0.20.</w:t>
+      </w:r>
+    </w:p>
+    <w:tbl>
+      <w:tblPr>
+        <w:tblW w:type="dxa" w:w="8660"/>
+        <w:tblBorders>
+          <w:top w:val="single" w:color="auto" w:sz="4"/>
+          <w:left w:val="single" w:color="auto" w:sz="4"/>
+          <w:bottom w:val="single" w:color="auto" w:sz="4"/>
+          <w:right w:val="single" w:color="auto" w:sz="4"/>
+          <w:insideH w:val="single" w:color="auto" w:sz="4"/>
+          <w:insideV w:val="single" w:color="auto" w:sz="4"/>
+        </w:tblBorders>
+      </w:tblPr>
+      <w:tblGrid>
+        <w:gridCol w:w="3160"/>
+        <w:gridCol w:w="1560"/>
+        <w:gridCol w:w="1560"/>
+        <w:gridCol w:w="2380"/>
+      </w:tblGrid>
+      <w:tr>
+        <w:tc>
+          <w:tcPr>
+            <w:tcW w:type="dxa" w:w="3160"/>
+            <w:shd w:fill="EFEFEC" w:val="clear"/>
+            <w:tcMar>
+              <w:top w:type="dxa" w:w="60"/>
+              <w:left w:type="dxa" w:w="100"/>
+              <w:bottom w:type="dxa" w:w="60"/>
+              <w:right w:type="dxa" w:w="100"/>
+            </w:tcMar>
+          </w:tcPr>
+          <w:p>
+            <w:pPr>
+              <w:jc w:val="left"/>
+            </w:pPr>
+            <w:r>
+              <w:rPr>
+                <w:b/>
+                <w:bCs/>
+                <w:sz w:val="19"/>
+                <w:szCs w:val="19"/>
+              </w:rPr>
+              <w:t xml:space="preserve">Model case</w:t>
+            </w:r>
+          </w:p>
+        </w:tc>
+        <w:tc>
+          <w:tcPr>
+            <w:tcW w:type="dxa" w:w="1560"/>
+            <w:shd w:fill="EFEFEC" w:val="clear"/>
+            <w:tcMar>
+              <w:top w:type="dxa" w:w="60"/>
+              <w:left w:type="dxa" w:w="100"/>
+              <w:bottom w:type="dxa" w:w="60"/>
+              <w:right w:type="dxa" w:w="100"/>
+            </w:tcMar>
+          </w:tcPr>
+          <w:p>
+            <w:pPr>
+              <w:jc w:val="center"/>
+            </w:pPr>
+            <w:r>
+              <w:rPr>
+                <w:b/>
+                <w:bCs/>
+                <w:sz w:val="19"/>
+                <w:szCs w:val="19"/>
+              </w:rPr>
+              <w:t xml:space="preserve">Best cell</w:t>
+            </w:r>
+          </w:p>
+        </w:tc>
+        <w:tc>
+          <w:tcPr>
+            <w:tcW w:type="dxa" w:w="1560"/>
+            <w:shd w:fill="EFEFEC" w:val="clear"/>
+            <w:tcMar>
+              <w:top w:type="dxa" w:w="60"/>
+              <w:left w:type="dxa" w:w="100"/>
+              <w:bottom w:type="dxa" w:w="60"/>
+              <w:right w:type="dxa" w:w="100"/>
+            </w:tcMar>
+          </w:tcPr>
+          <w:p>
+            <w:pPr>
+              <w:jc w:val="center"/>
+            </w:pPr>
+            <w:r>
+              <w:rPr>
+                <w:b/>
+                <w:bCs/>
+                <w:sz w:val="19"/>
+                <w:szCs w:val="19"/>
+              </w:rPr>
+              <w:t xml:space="preserve">Best E[profit]</w:t>
+            </w:r>
+          </w:p>
+        </w:tc>
+        <w:tc>
+          <w:tcPr>
+            <w:tcW w:type="dxa" w:w="2380"/>
+            <w:shd w:fill="EFEFEC" w:val="clear"/>
+            <w:tcMar>
+              <w:top w:type="dxa" w:w="60"/>
+              <w:left w:type="dxa" w:w="100"/>
+              <w:bottom w:type="dxa" w:w="60"/>
+              <w:right w:type="dxa" w:w="100"/>
+            </w:tcMar>
+          </w:tcPr>
+          <w:p>
+            <w:pPr>
+              <w:jc w:val="center"/>
+            </w:pPr>
+            <w:r>
+              <w:rPr>
+                <w:b/>
+                <w:bCs/>
+                <w:sz w:val="19"/>
+                <w:szCs w:val="19"/>
+              </w:rPr>
+              <w:t xml:space="preserve">Paired edge vs BH (95% CI)</w:t>
+            </w:r>
+          </w:p>
+        </w:tc>
+      </w:tr>
+      <w:tr>
+        <w:tc>
+          <w:tcPr>
+            <w:tcW w:type="dxa" w:w="3160"/>
+            <w:tcMar>
+              <w:top w:type="dxa" w:w="60"/>
+              <w:left w:type="dxa" w:w="100"/>
+              <w:bottom w:type="dxa" w:w="60"/>
+              <w:right w:type="dxa" w:w="100"/>
+            </w:tcMar>
+          </w:tcPr>
+          <w:p>
+            <w:pPr>
+              <w:jc w:val="left"/>
+            </w:pPr>
+            <w:r>
+              <w:rPr>
+                <w:b w:val="false"/>
+                <w:bCs w:val="false"/>
+                <w:sz w:val="19"/>
+                <w:szCs w:val="19"/>
+              </w:rPr>
+              <w:t xml:space="preserve">Variant A · no jumps</w:t>
+            </w:r>
+          </w:p>
+        </w:tc>
+        <w:tc>
+          <w:tcPr>
+            <w:tcW w:type="dxa" w:w="1560"/>
+            <w:tcMar>
+              <w:top w:type="dxa" w:w="60"/>
+              <w:left w:type="dxa" w:w="100"/>
+              <w:bottom w:type="dxa" w:w="60"/>
+              <w:right w:type="dxa" w:w="100"/>
+            </w:tcMar>
+          </w:tcPr>
+          <w:p>
+            <w:pPr>
+              <w:jc w:val="center"/>
+            </w:pPr>
+            <w:r>
+              <w:rPr>
+                <w:b w:val="false"/>
+                <w:bCs w:val="false"/>
+                <w:sz w:val="19"/>
+                <w:szCs w:val="19"/>
+              </w:rPr>
+              <w:t xml:space="preserve">EMA(0.1, 0.10)</w:t>
+            </w:r>
+          </w:p>
+        </w:tc>
+        <w:tc>
+          <w:tcPr>
+            <w:tcW w:type="dxa" w:w="1560"/>
+            <w:tcMar>
+              <w:top w:type="dxa" w:w="60"/>
+              <w:left w:type="dxa" w:w="100"/>
+              <w:bottom w:type="dxa" w:w="60"/>
+              <w:right w:type="dxa" w:w="100"/>
+            </w:tcMar>
+          </w:tcPr>
+          <w:p>
+            <w:pPr>
+              <w:jc w:val="center"/>
+            </w:pPr>
+            <w:r>
+              <w:rPr>
+                <w:b w:val="false"/>
+                <w:bCs w:val="false"/>
+                <w:sz w:val="19"/>
+                <w:szCs w:val="19"/>
+              </w:rPr>
+              <w:t xml:space="preserve">+0.0842</w:t>
+            </w:r>
+          </w:p>
+        </w:tc>
+        <w:tc>
+          <w:tcPr>
+            <w:tcW w:type="dxa" w:w="2380"/>
+            <w:tcMar>
+              <w:top w:type="dxa" w:w="60"/>
+              <w:left w:type="dxa" w:w="100"/>
+              <w:bottom w:type="dxa" w:w="60"/>
+              <w:right w:type="dxa" w:w="100"/>
+            </w:tcMar>
+          </w:tcPr>
+          <w:p>
+            <w:pPr>
+              <w:jc w:val="center"/>
+            </w:pPr>
+            <w:r>
+              <w:rPr>
+                <w:b w:val="false"/>
+                <w:bCs w:val="false"/>
+                <w:sz w:val="19"/>
+                <w:szCs w:val="19"/>
+              </w:rPr>
+              <w:t xml:space="preserve">+0.0938  [+0.0913, +0.0964]</w:t>
+            </w:r>
+          </w:p>
+        </w:tc>
+      </w:tr>
+      <w:tr>
+        <w:tc>
+          <w:tcPr>
+            <w:tcW w:type="dxa" w:w="3160"/>
+            <w:tcMar>
+              <w:top w:type="dxa" w:w="60"/>
+              <w:left w:type="dxa" w:w="100"/>
+              <w:bottom w:type="dxa" w:w="60"/>
+              <w:right w:type="dxa" w:w="100"/>
+            </w:tcMar>
+          </w:tcPr>
+          <w:p>
+            <w:pPr>
+              <w:jc w:val="left"/>
+            </w:pPr>
+            <w:r>
+              <w:rPr>
+                <w:b w:val="false"/>
+                <w:bCs w:val="false"/>
+                <w:sz w:val="19"/>
+                <w:szCs w:val="19"/>
+              </w:rPr>
+              <w:t xml:space="preserve">Variant B (κ=0.3) · no jumps</w:t>
+            </w:r>
+          </w:p>
+        </w:tc>
+        <w:tc>
+          <w:tcPr>
+            <w:tcW w:type="dxa" w:w="1560"/>
+            <w:tcMar>
+              <w:top w:type="dxa" w:w="60"/>
+              <w:left w:type="dxa" w:w="100"/>
+              <w:bottom w:type="dxa" w:w="60"/>
+              <w:right w:type="dxa" w:w="100"/>
+            </w:tcMar>
+          </w:tcPr>
+          <w:p>
+            <w:pPr>
+              <w:jc w:val="center"/>
+            </w:pPr>
+            <w:r>
+              <w:rPr>
+                <w:b w:val="false"/>
+                <w:bCs w:val="false"/>
+                <w:sz w:val="19"/>
+                <w:szCs w:val="19"/>
+              </w:rPr>
+              <w:t xml:space="preserve">EMA(0.1, 0.10)</w:t>
+            </w:r>
+          </w:p>
+        </w:tc>
+        <w:tc>
+          <w:tcPr>
+            <w:tcW w:type="dxa" w:w="1560"/>
+            <w:tcMar>
+              <w:top w:type="dxa" w:w="60"/>
+              <w:left w:type="dxa" w:w="100"/>
+              <w:bottom w:type="dxa" w:w="60"/>
+              <w:right w:type="dxa" w:w="100"/>
+            </w:tcMar>
+          </w:tcPr>
+          <w:p>
+            <w:pPr>
+              <w:jc w:val="center"/>
+            </w:pPr>
+            <w:r>
+              <w:rPr>
+                <w:b w:val="false"/>
+                <w:bCs w:val="false"/>
+                <w:sz w:val="19"/>
+                <w:szCs w:val="19"/>
+              </w:rPr>
+              <w:t xml:space="preserve">+0.0967</w:t>
+            </w:r>
+          </w:p>
+        </w:tc>
+        <w:tc>
+          <w:tcPr>
+            <w:tcW w:type="dxa" w:w="2380"/>
+            <w:tcMar>
+              <w:top w:type="dxa" w:w="60"/>
+              <w:left w:type="dxa" w:w="100"/>
+              <w:bottom w:type="dxa" w:w="60"/>
+              <w:right w:type="dxa" w:w="100"/>
+            </w:tcMar>
+          </w:tcPr>
+          <w:p>
+            <w:pPr>
+              <w:jc w:val="center"/>
+            </w:pPr>
+            <w:r>
+              <w:rPr>
+                <w:b w:val="false"/>
+                <w:bCs w:val="false"/>
+                <w:sz w:val="19"/>
+                <w:szCs w:val="19"/>
+              </w:rPr>
+              <w:t xml:space="preserve">+0.1024  [+0.1008, +0.1040]</w:t>
+            </w:r>
+          </w:p>
+        </w:tc>
+      </w:tr>
+      <w:tr>
+        <w:tc>
+          <w:tcPr>
+            <w:tcW w:type="dxa" w:w="3160"/>
+            <w:tcMar>
+              <w:top w:type="dxa" w:w="60"/>
+              <w:left w:type="dxa" w:w="100"/>
+              <w:bottom w:type="dxa" w:w="60"/>
+              <w:right w:type="dxa" w:w="100"/>
+            </w:tcMar>
+          </w:tcPr>
+          <w:p>
+            <w:pPr>
+              <w:jc w:val="left"/>
+            </w:pPr>
+            <w:r>
+              <w:rPr>
+                <w:b w:val="false"/>
+                <w:bCs w:val="false"/>
+                <w:sz w:val="19"/>
+                <w:szCs w:val="19"/>
+              </w:rPr>
+              <w:t xml:space="preserve">Variant A · jumps (λ=0.05)</w:t>
+            </w:r>
+          </w:p>
+        </w:tc>
+        <w:tc>
+          <w:tcPr>
+            <w:tcW w:type="dxa" w:w="1560"/>
+            <w:tcMar>
+              <w:top w:type="dxa" w:w="60"/>
+              <w:left w:type="dxa" w:w="100"/>
+              <w:bottom w:type="dxa" w:w="60"/>
+              <w:right w:type="dxa" w:w="100"/>
+            </w:tcMar>
+          </w:tcPr>
+          <w:p>
+            <w:pPr>
+              <w:jc w:val="center"/>
+            </w:pPr>
+            <w:r>
+              <w:rPr>
+                <w:b w:val="false"/>
+                <w:bCs w:val="false"/>
+                <w:sz w:val="19"/>
+                <w:szCs w:val="19"/>
+              </w:rPr>
+              <w:t xml:space="preserve">EMA(0.6, 0.05)</w:t>
+            </w:r>
+          </w:p>
+        </w:tc>
+        <w:tc>
+          <w:tcPr>
+            <w:tcW w:type="dxa" w:w="1560"/>
+            <w:tcMar>
+              <w:top w:type="dxa" w:w="60"/>
+              <w:left w:type="dxa" w:w="100"/>
+              <w:bottom w:type="dxa" w:w="60"/>
+              <w:right w:type="dxa" w:w="100"/>
+            </w:tcMar>
+          </w:tcPr>
+          <w:p>
+            <w:pPr>
+              <w:jc w:val="center"/>
+            </w:pPr>
+            <w:r>
+              <w:rPr>
+                <w:b w:val="false"/>
+                <w:bCs w:val="false"/>
+                <w:sz w:val="19"/>
+                <w:szCs w:val="19"/>
+              </w:rPr>
+              <w:t xml:space="preserve">+0.0661</w:t>
+            </w:r>
+          </w:p>
+        </w:tc>
+        <w:tc>
+          <w:tcPr>
+            <w:tcW w:type="dxa" w:w="2380"/>
+            <w:tcMar>
+              <w:top w:type="dxa" w:w="60"/>
+              <w:left w:type="dxa" w:w="100"/>
+              <w:bottom w:type="dxa" w:w="60"/>
+              <w:right w:type="dxa" w:w="100"/>
+            </w:tcMar>
+          </w:tcPr>
+          <w:p>
+            <w:pPr>
+              <w:jc w:val="center"/>
+            </w:pPr>
+            <w:r>
+              <w:rPr>
+                <w:b w:val="false"/>
+                <w:bCs w:val="false"/>
+                <w:sz w:val="19"/>
+                <w:szCs w:val="19"/>
+              </w:rPr>
+              <w:t xml:space="preserve">+0.0757  [+0.0731, +0.0783]</w:t>
+            </w:r>
+          </w:p>
+        </w:tc>
+      </w:tr>
+      <w:tr>
+        <w:tc>
+          <w:tcPr>
+            <w:tcW w:type="dxa" w:w="3160"/>
+            <w:tcMar>
+              <w:top w:type="dxa" w:w="60"/>
+              <w:left w:type="dxa" w:w="100"/>
+              <w:bottom w:type="dxa" w:w="60"/>
+              <w:right w:type="dxa" w:w="100"/>
+            </w:tcMar>
+          </w:tcPr>
+          <w:p>
+            <w:pPr>
+              <w:jc w:val="left"/>
+            </w:pPr>
+            <w:r>
+              <w:rPr>
+                <w:b w:val="false"/>
+                <w:bCs w:val="false"/>
+                <w:sz w:val="19"/>
+                <w:szCs w:val="19"/>
+              </w:rPr>
+              <w:t xml:space="preserve">Variant B (κ=0.3) · jumps (λ=0.05)</w:t>
+            </w:r>
+          </w:p>
+        </w:tc>
+        <w:tc>
+          <w:tcPr>
+            <w:tcW w:type="dxa" w:w="1560"/>
+            <w:tcMar>
+              <w:top w:type="dxa" w:w="60"/>
+              <w:left w:type="dxa" w:w="100"/>
+              <w:bottom w:type="dxa" w:w="60"/>
+              <w:right w:type="dxa" w:w="100"/>
+            </w:tcMar>
+          </w:tcPr>
+          <w:p>
+            <w:pPr>
+              <w:jc w:val="center"/>
+            </w:pPr>
+            <w:r>
+              <w:rPr>
+                <w:b w:val="false"/>
+                <w:bCs w:val="false"/>
+                <w:sz w:val="19"/>
+                <w:szCs w:val="19"/>
+              </w:rPr>
+              <w:t xml:space="preserve">EMA(0.1, 0.10)</w:t>
+            </w:r>
+          </w:p>
+        </w:tc>
+        <w:tc>
+          <w:tcPr>
+            <w:tcW w:type="dxa" w:w="1560"/>
+            <w:tcMar>
+              <w:top w:type="dxa" w:w="60"/>
+              <w:left w:type="dxa" w:w="100"/>
+              <w:bottom w:type="dxa" w:w="60"/>
+              <w:right w:type="dxa" w:w="100"/>
+            </w:tcMar>
+          </w:tcPr>
+          <w:p>
+            <w:pPr>
+              <w:jc w:val="center"/>
+            </w:pPr>
+            <w:r>
+              <w:rPr>
+                <w:b w:val="false"/>
+                <w:bCs w:val="false"/>
+                <w:sz w:val="19"/>
+                <w:szCs w:val="19"/>
+              </w:rPr>
+              <w:t xml:space="preserve">+0.0677</w:t>
+            </w:r>
+          </w:p>
+        </w:tc>
+        <w:tc>
+          <w:tcPr>
+            <w:tcW w:type="dxa" w:w="2380"/>
+            <w:tcMar>
+              <w:top w:type="dxa" w:w="60"/>
+              <w:left w:type="dxa" w:w="100"/>
+              <w:bottom w:type="dxa" w:w="60"/>
+              <w:right w:type="dxa" w:w="100"/>
+            </w:tcMar>
+          </w:tcPr>
+          <w:p>
+            <w:pPr>
+              <w:jc w:val="center"/>
+            </w:pPr>
+            <w:r>
+              <w:rPr>
+                <w:b w:val="false"/>
+                <w:bCs w:val="false"/>
+                <w:sz w:val="19"/>
+                <w:szCs w:val="19"/>
+              </w:rPr>
+              <w:t xml:space="preserve">+0.0778  [+0.0758, +0.0798]</w:t>
+            </w:r>
+          </w:p>
+        </w:tc>
+      </w:tr>
+    </w:tbl>
+    <w:p>
+      <w:pPr>
+        <w:spacing w:after="220" w:before="60"/>
+        <w:jc w:val="center"/>
+      </w:pPr>
+      <w:r>
+        <w:rPr>
+          <w:i/>
+          <w:iCs/>
+          <w:color w:val="52514E"/>
+          <w:sz w:val="19"/>
+          <w:szCs w:val="19"/>
+        </w:rPr>
+        <w:t xml:space="preserve">Table 5. The four model cases under identical settings (results/model_case_matrix.csv). News jumps cut the edge by roughly a quarter in both variants; every case remains CI-significant at this news intensity.</w:t>
+      </w:r>
+    </w:p>
+    <w:p>
+      <w:pPr>
+        <w:spacing w:after="160" w:line="276"/>
+      </w:pPr>
+      <w:r>
+        <w:t xml:space="preserve">Two things stand out. First, the qualitative conclusion is robust across all four worlds: the EMA family still beats buy-and-hold significantly everywhere at this news intensity, and the A-vs-B ordering survives jumps. Second, news is expensive: turning jumps on removes about 25% of the edge in both variants, exactly as the noise-vs-news framing of Section 5.5 predicts — some of the dips the policy buys are now genuine repricings rather than harvestable error. A subtle and satisfying detail: under Variant A with jumps, the winning cell shifts from slow smoothing (α = 0.1) to fast smoothing (α = 0.6). A fast EMA re-centres on the truth’s new level within a couple of periods after a jump, so it stops reading the post-jump price as a bargain; a slow EMA keeps comparing prices against a stale pre-jump anchor. When the world can jump, long memory becomes a liability.</w:t>
+      </w:r>
+    </w:p>
+    <w:p>
+      <w:pPr>
+        <w:spacing w:after="60" w:before="160"/>
+        <w:jc w:val="center"/>
+      </w:pPr>
+      <w:r>
+        <w:drawing>
+          <wp:inline distT="0" distB="0" distL="0" distR="0">
+            <wp:extent cx="5715000" cy="3305175"/>
+            <wp:effectExtent t="0" r="0" b="0" l="0"/>
+            <wp:docPr id="1" name="" descr="" title=""/>
+            <wp:cNvGraphicFramePr>
+              <a:graphicFrameLocks xmlns:a="http://schemas.openxmlformats.org/drawingml/2006/main" noChangeAspect="1"/>
+            </wp:cNvGraphicFramePr>
+            <a:graphic xmlns:a="http://schemas.openxmlformats.org/drawingml/2006/main">
+              <a:graphicData uri="http://schemas.openxmlformats.org/drawingml/2006/picture">
+                <pic:pic xmlns:pic="http://schemas.openxmlformats.org/drawingml/2006/picture">
+                  <pic:nvPicPr>
+                    <pic:cNvPr id="0" name="" descr=""/>
+                    <pic:cNvPicPr>
+                      <a:picLocks noChangeAspect="1" noChangeArrowheads="1"/>
+                    </pic:cNvPicPr>
+                  </pic:nvPicPr>
+                  <pic:blipFill>
+                    <a:blip r:embed="rId15" cstate="none"/>
+                    <a:srcRect/>
+                    <a:stretch>
+                      <a:fillRect/>
+                    </a:stretch>
+                  </pic:blipFill>
+                  <pic:spPr bwMode="auto">
+                    <a:xfrm>
+                      <a:off x="0" y="0"/>
+                      <a:ext cx="5715000" cy="3305175"/>
+                    </a:xfrm>
+                    <a:prstGeom prst="rect">
+                      <a:avLst/>
+                    </a:prstGeom>
+                  </pic:spPr>
+                </pic:pic>
+              </a:graphicData>
+            </a:graphic>
+          </wp:inline>
+        </w:drawing>
+      </w:r>
+    </w:p>
+    <w:p>
+      <w:pPr>
+        <w:spacing w:after="220"/>
+        <w:jc w:val="center"/>
+      </w:pPr>
+      <w:r>
+        <w:rPr>
+          <w:i/>
+          <w:iCs/>
+          <w:color w:val="52514E"/>
+          <w:sz w:val="19"/>
+          <w:szCs w:val="19"/>
+        </w:rPr>
+        <w:t xml:space="preserve">Figure 8. Extension headline: the best-cell edge over buy-and-hold as news intensity λ rises (Variant B, κ = 0.3, jump scale 0.20, c = 1¢, 95% CI band). λ = 0 is the approved model.</w:t>
+      </w:r>
+    </w:p>
+    <w:tbl>
+      <w:tblPr>
+        <w:tblW w:type="dxa" w:w="8800"/>
+        <w:tblBorders>
+          <w:top w:val="single" w:color="auto" w:sz="4"/>
+          <w:left w:val="single" w:color="auto" w:sz="4"/>
+          <w:bottom w:val="single" w:color="auto" w:sz="4"/>
+          <w:right w:val="single" w:color="auto" w:sz="4"/>
+          <w:insideH w:val="single" w:color="auto" w:sz="4"/>
+          <w:insideV w:val="single" w:color="auto" w:sz="4"/>
+        </w:tblBorders>
+      </w:tblPr>
+      <w:tblGrid>
+        <w:gridCol w:w="1900"/>
+        <w:gridCol w:w="2400"/>
+        <w:gridCol w:w="2340"/>
+        <w:gridCol w:w="2160"/>
+      </w:tblGrid>
+      <w:tr>
+        <w:tc>
+          <w:tcPr>
+            <w:tcW w:type="dxa" w:w="1900"/>
+            <w:shd w:fill="EFEFEC" w:val="clear"/>
+            <w:tcMar>
+              <w:top w:type="dxa" w:w="60"/>
+              <w:left w:type="dxa" w:w="100"/>
+              <w:bottom w:type="dxa" w:w="60"/>
+              <w:right w:type="dxa" w:w="100"/>
+            </w:tcMar>
+          </w:tcPr>
+          <w:p>
+            <w:pPr>
+              <w:jc w:val="left"/>
+            </w:pPr>
+            <w:r>
+              <w:rPr>
+                <w:b/>
+                <w:bCs/>
+                <w:sz w:val="19"/>
+                <w:szCs w:val="19"/>
+              </w:rPr>
+              <w:t xml:space="preserve">λ (news rate)</w:t>
+            </w:r>
+          </w:p>
+        </w:tc>
+        <w:tc>
+          <w:tcPr>
+            <w:tcW w:type="dxa" w:w="2400"/>
+            <w:shd w:fill="EFEFEC" w:val="clear"/>
+            <w:tcMar>
+              <w:top w:type="dxa" w:w="60"/>
+              <w:left w:type="dxa" w:w="100"/>
+              <w:bottom w:type="dxa" w:w="60"/>
+              <w:right w:type="dxa" w:w="100"/>
+            </w:tcMar>
+          </w:tcPr>
+          <w:p>
+            <w:pPr>
+              <w:jc w:val="center"/>
+            </w:pPr>
+            <w:r>
+              <w:rPr>
+                <w:b/>
+                <w:bCs/>
+                <w:sz w:val="19"/>
+                <w:szCs w:val="19"/>
+              </w:rPr>
+              <w:t xml:space="preserve">≈ one event per</w:t>
+            </w:r>
+          </w:p>
+        </w:tc>
+        <w:tc>
+          <w:tcPr>
+            <w:tcW w:type="dxa" w:w="2340"/>
+            <w:shd w:fill="EFEFEC" w:val="clear"/>
+            <w:tcMar>
+              <w:top w:type="dxa" w:w="60"/>
+              <w:left w:type="dxa" w:w="100"/>
+              <w:bottom w:type="dxa" w:w="60"/>
+              <w:right w:type="dxa" w:w="100"/>
+            </w:tcMar>
+          </w:tcPr>
+          <w:p>
+            <w:pPr>
+              <w:jc w:val="center"/>
+            </w:pPr>
+            <w:r>
+              <w:rPr>
+                <w:b/>
+                <w:bCs/>
+                <w:sz w:val="19"/>
+                <w:szCs w:val="19"/>
+              </w:rPr>
+              <w:t xml:space="preserve">Best-cell edge vs BH</w:t>
+            </w:r>
+          </w:p>
+        </w:tc>
+        <w:tc>
+          <w:tcPr>
+            <w:tcW w:type="dxa" w:w="2160"/>
+            <w:shd w:fill="EFEFEC" w:val="clear"/>
+            <w:tcMar>
+              <w:top w:type="dxa" w:w="60"/>
+              <w:left w:type="dxa" w:w="100"/>
+              <w:bottom w:type="dxa" w:w="60"/>
+              <w:right w:type="dxa" w:w="100"/>
+            </w:tcMar>
+          </w:tcPr>
+          <w:p>
+            <w:pPr>
+              <w:jc w:val="center"/>
+            </w:pPr>
+            <w:r>
+              <w:rPr>
+                <w:b/>
+                <w:bCs/>
+                <w:sz w:val="19"/>
+                <w:szCs w:val="19"/>
+              </w:rPr>
+              <w:t xml:space="preserve">vs approved model</w:t>
+            </w:r>
+          </w:p>
+        </w:tc>
+      </w:tr>
+      <w:tr>
+        <w:tc>
+          <w:tcPr>
+            <w:tcW w:type="dxa" w:w="1900"/>
+            <w:tcMar>
+              <w:top w:type="dxa" w:w="60"/>
+              <w:left w:type="dxa" w:w="100"/>
+              <w:bottom w:type="dxa" w:w="60"/>
+              <w:right w:type="dxa" w:w="100"/>
+            </w:tcMar>
+          </w:tcPr>
+          <w:p>
+            <w:pPr>
+              <w:jc w:val="left"/>
+            </w:pPr>
+            <w:r>
+              <w:rPr>
+                <w:b w:val="false"/>
+                <w:bCs w:val="false"/>
+                <w:sz w:val="19"/>
+                <w:szCs w:val="19"/>
+              </w:rPr>
+              <w:t xml:space="preserve">0.00</w:t>
+            </w:r>
+          </w:p>
+        </w:tc>
+        <w:tc>
+          <w:tcPr>
+            <w:tcW w:type="dxa" w:w="2400"/>
+            <w:tcMar>
+              <w:top w:type="dxa" w:w="60"/>
+              <w:left w:type="dxa" w:w="100"/>
+              <w:bottom w:type="dxa" w:w="60"/>
+              <w:right w:type="dxa" w:w="100"/>
+            </w:tcMar>
+          </w:tcPr>
+          <w:p>
+            <w:pPr>
+              <w:jc w:val="center"/>
+            </w:pPr>
+            <w:r>
+              <w:rPr>
+                <w:b w:val="false"/>
+                <w:bCs w:val="false"/>
+                <w:sz w:val="19"/>
+                <w:szCs w:val="19"/>
+              </w:rPr>
+              <w:t xml:space="preserve">— (approved model)</w:t>
+            </w:r>
+          </w:p>
+        </w:tc>
+        <w:tc>
+          <w:tcPr>
+            <w:tcW w:type="dxa" w:w="2340"/>
+            <w:tcMar>
+              <w:top w:type="dxa" w:w="60"/>
+              <w:left w:type="dxa" w:w="100"/>
+              <w:bottom w:type="dxa" w:w="60"/>
+              <w:right w:type="dxa" w:w="100"/>
+            </w:tcMar>
+          </w:tcPr>
+          <w:p>
+            <w:pPr>
+              <w:jc w:val="center"/>
+            </w:pPr>
+            <w:r>
+              <w:rPr>
+                <w:b w:val="false"/>
+                <w:bCs w:val="false"/>
+                <w:sz w:val="19"/>
+                <w:szCs w:val="19"/>
+              </w:rPr>
+              <w:t xml:space="preserve">+0.1029  [+0.1014, +0.1045]</w:t>
+            </w:r>
+          </w:p>
+        </w:tc>
+        <w:tc>
+          <w:tcPr>
+            <w:tcW w:type="dxa" w:w="2160"/>
+            <w:tcMar>
+              <w:top w:type="dxa" w:w="60"/>
+              <w:left w:type="dxa" w:w="100"/>
+              <w:bottom w:type="dxa" w:w="60"/>
+              <w:right w:type="dxa" w:w="100"/>
+            </w:tcMar>
+          </w:tcPr>
+          <w:p>
+            <w:pPr>
+              <w:jc w:val="center"/>
+            </w:pPr>
+            <w:r>
+              <w:rPr>
+                <w:b w:val="false"/>
+                <w:bCs w:val="false"/>
+                <w:sz w:val="19"/>
+                <w:szCs w:val="19"/>
+              </w:rPr>
+              <w:t xml:space="preserve">—</w:t>
+            </w:r>
+          </w:p>
+        </w:tc>
+      </w:tr>
+      <w:tr>
+        <w:tc>
+          <w:tcPr>
+            <w:tcW w:type="dxa" w:w="1900"/>
+            <w:tcMar>
+              <w:top w:type="dxa" w:w="60"/>
+              <w:left w:type="dxa" w:w="100"/>
+              <w:bottom w:type="dxa" w:w="60"/>
+              <w:right w:type="dxa" w:w="100"/>
+            </w:tcMar>
+          </w:tcPr>
+          <w:p>
+            <w:pPr>
+              <w:jc w:val="left"/>
+            </w:pPr>
+            <w:r>
+              <w:rPr>
+                <w:b w:val="false"/>
+                <w:bCs w:val="false"/>
+                <w:sz w:val="19"/>
+                <w:szCs w:val="19"/>
+              </w:rPr>
+              <w:t xml:space="preserve">0.02</w:t>
+            </w:r>
+          </w:p>
+        </w:tc>
+        <w:tc>
+          <w:tcPr>
+            <w:tcW w:type="dxa" w:w="2400"/>
+            <w:tcMar>
+              <w:top w:type="dxa" w:w="60"/>
+              <w:left w:type="dxa" w:w="100"/>
+              <w:bottom w:type="dxa" w:w="60"/>
+              <w:right w:type="dxa" w:w="100"/>
+            </w:tcMar>
+          </w:tcPr>
+          <w:p>
+            <w:pPr>
+              <w:jc w:val="center"/>
+            </w:pPr>
+            <w:r>
+              <w:rPr>
+                <w:b w:val="false"/>
+                <w:bCs w:val="false"/>
+                <w:sz w:val="19"/>
+                <w:szCs w:val="19"/>
+              </w:rPr>
+              <w:t xml:space="preserve">50 periods</w:t>
+            </w:r>
+          </w:p>
+        </w:tc>
+        <w:tc>
+          <w:tcPr>
+            <w:tcW w:type="dxa" w:w="2340"/>
+            <w:tcMar>
+              <w:top w:type="dxa" w:w="60"/>
+              <w:left w:type="dxa" w:w="100"/>
+              <w:bottom w:type="dxa" w:w="60"/>
+              <w:right w:type="dxa" w:w="100"/>
+            </w:tcMar>
+          </w:tcPr>
+          <w:p>
+            <w:pPr>
+              <w:jc w:val="center"/>
+            </w:pPr>
+            <w:r>
+              <w:rPr>
+                <w:b w:val="false"/>
+                <w:bCs w:val="false"/>
+                <w:sz w:val="19"/>
+                <w:szCs w:val="19"/>
+              </w:rPr>
+              <w:t xml:space="preserve">+0.0928  [+0.0910, +0.0945]</w:t>
+            </w:r>
+          </w:p>
+        </w:tc>
+        <w:tc>
+          <w:tcPr>
+            <w:tcW w:type="dxa" w:w="2160"/>
+            <w:tcMar>
+              <w:top w:type="dxa" w:w="60"/>
+              <w:left w:type="dxa" w:w="100"/>
+              <w:bottom w:type="dxa" w:w="60"/>
+              <w:right w:type="dxa" w:w="100"/>
+            </w:tcMar>
+          </w:tcPr>
+          <w:p>
+            <w:pPr>
+              <w:jc w:val="center"/>
+            </w:pPr>
+            <w:r>
+              <w:rPr>
+                <w:b w:val="false"/>
+                <w:bCs w:val="false"/>
+                <w:sz w:val="19"/>
+                <w:szCs w:val="19"/>
+              </w:rPr>
+              <w:t xml:space="preserve">−10%</w:t>
+            </w:r>
+          </w:p>
+        </w:tc>
+      </w:tr>
+      <w:tr>
+        <w:tc>
+          <w:tcPr>
+            <w:tcW w:type="dxa" w:w="1900"/>
+            <w:tcMar>
+              <w:top w:type="dxa" w:w="60"/>
+              <w:left w:type="dxa" w:w="100"/>
+              <w:bottom w:type="dxa" w:w="60"/>
+              <w:right w:type="dxa" w:w="100"/>
+            </w:tcMar>
+          </w:tcPr>
+          <w:p>
+            <w:pPr>
+              <w:jc w:val="left"/>
+            </w:pPr>
+            <w:r>
+              <w:rPr>
+                <w:b w:val="false"/>
+                <w:bCs w:val="false"/>
+                <w:sz w:val="19"/>
+                <w:szCs w:val="19"/>
+              </w:rPr>
+              <w:t xml:space="preserve">0.05</w:t>
+            </w:r>
+          </w:p>
+        </w:tc>
+        <w:tc>
+          <w:tcPr>
+            <w:tcW w:type="dxa" w:w="2400"/>
+            <w:tcMar>
+              <w:top w:type="dxa" w:w="60"/>
+              <w:left w:type="dxa" w:w="100"/>
+              <w:bottom w:type="dxa" w:w="60"/>
+              <w:right w:type="dxa" w:w="100"/>
+            </w:tcMar>
+          </w:tcPr>
+          <w:p>
+            <w:pPr>
+              <w:jc w:val="center"/>
+            </w:pPr>
+            <w:r>
+              <w:rPr>
+                <w:b w:val="false"/>
+                <w:bCs w:val="false"/>
+                <w:sz w:val="19"/>
+                <w:szCs w:val="19"/>
+              </w:rPr>
+              <w:t xml:space="preserve">20 periods</w:t>
+            </w:r>
+          </w:p>
+        </w:tc>
+        <w:tc>
+          <w:tcPr>
+            <w:tcW w:type="dxa" w:w="2340"/>
+            <w:tcMar>
+              <w:top w:type="dxa" w:w="60"/>
+              <w:left w:type="dxa" w:w="100"/>
+              <w:bottom w:type="dxa" w:w="60"/>
+              <w:right w:type="dxa" w:w="100"/>
+            </w:tcMar>
+          </w:tcPr>
+          <w:p>
+            <w:pPr>
+              <w:jc w:val="center"/>
+            </w:pPr>
+            <w:r>
+              <w:rPr>
+                <w:b w:val="false"/>
+                <w:bCs w:val="false"/>
+                <w:sz w:val="19"/>
+                <w:szCs w:val="19"/>
+              </w:rPr>
+              <w:t xml:space="preserve">+0.0786  [+0.0765, +0.0807]</w:t>
+            </w:r>
+          </w:p>
+        </w:tc>
+        <w:tc>
+          <w:tcPr>
+            <w:tcW w:type="dxa" w:w="2160"/>
+            <w:tcMar>
+              <w:top w:type="dxa" w:w="60"/>
+              <w:left w:type="dxa" w:w="100"/>
+              <w:bottom w:type="dxa" w:w="60"/>
+              <w:right w:type="dxa" w:w="100"/>
+            </w:tcMar>
+          </w:tcPr>
+          <w:p>
+            <w:pPr>
+              <w:jc w:val="center"/>
+            </w:pPr>
+            <w:r>
+              <w:rPr>
+                <w:b w:val="false"/>
+                <w:bCs w:val="false"/>
+                <w:sz w:val="19"/>
+                <w:szCs w:val="19"/>
+              </w:rPr>
+              <w:t xml:space="preserve">−24%</w:t>
+            </w:r>
+          </w:p>
+        </w:tc>
+      </w:tr>
+      <w:tr>
+        <w:tc>
+          <w:tcPr>
+            <w:tcW w:type="dxa" w:w="1900"/>
+            <w:tcMar>
+              <w:top w:type="dxa" w:w="60"/>
+              <w:left w:type="dxa" w:w="100"/>
+              <w:bottom w:type="dxa" w:w="60"/>
+              <w:right w:type="dxa" w:w="100"/>
+            </w:tcMar>
+          </w:tcPr>
+          <w:p>
+            <w:pPr>
+              <w:jc w:val="left"/>
+            </w:pPr>
+            <w:r>
+              <w:rPr>
+                <w:b w:val="false"/>
+                <w:bCs w:val="false"/>
+                <w:sz w:val="19"/>
+                <w:szCs w:val="19"/>
+              </w:rPr>
+              <w:t xml:space="preserve">0.10</w:t>
+            </w:r>
+          </w:p>
+        </w:tc>
+        <w:tc>
+          <w:tcPr>
+            <w:tcW w:type="dxa" w:w="2400"/>
+            <w:tcMar>
+              <w:top w:type="dxa" w:w="60"/>
+              <w:left w:type="dxa" w:w="100"/>
+              <w:bottom w:type="dxa" w:w="60"/>
+              <w:right w:type="dxa" w:w="100"/>
+            </w:tcMar>
+          </w:tcPr>
+          <w:p>
+            <w:pPr>
+              <w:jc w:val="center"/>
+            </w:pPr>
+            <w:r>
+              <w:rPr>
+                <w:b w:val="false"/>
+                <w:bCs w:val="false"/>
+                <w:sz w:val="19"/>
+                <w:szCs w:val="19"/>
+              </w:rPr>
+              <w:t xml:space="preserve">10 periods</w:t>
+            </w:r>
+          </w:p>
+        </w:tc>
+        <w:tc>
+          <w:tcPr>
+            <w:tcW w:type="dxa" w:w="2340"/>
+            <w:tcMar>
+              <w:top w:type="dxa" w:w="60"/>
+              <w:left w:type="dxa" w:w="100"/>
+              <w:bottom w:type="dxa" w:w="60"/>
+              <w:right w:type="dxa" w:w="100"/>
+            </w:tcMar>
+          </w:tcPr>
+          <w:p>
+            <w:pPr>
+              <w:jc w:val="center"/>
+            </w:pPr>
+            <w:r>
+              <w:rPr>
+                <w:b w:val="false"/>
+                <w:bCs w:val="false"/>
+                <w:sz w:val="19"/>
+                <w:szCs w:val="19"/>
+              </w:rPr>
+              <w:t xml:space="preserve">+0.0643  [+0.0620, +0.0666]</w:t>
+            </w:r>
+          </w:p>
+        </w:tc>
+        <w:tc>
+          <w:tcPr>
+            <w:tcW w:type="dxa" w:w="2160"/>
+            <w:tcMar>
+              <w:top w:type="dxa" w:w="60"/>
+              <w:left w:type="dxa" w:w="100"/>
+              <w:bottom w:type="dxa" w:w="60"/>
+              <w:right w:type="dxa" w:w="100"/>
+            </w:tcMar>
+          </w:tcPr>
+          <w:p>
+            <w:pPr>
+              <w:jc w:val="center"/>
+            </w:pPr>
+            <w:r>
+              <w:rPr>
+                <w:b w:val="false"/>
+                <w:bCs w:val="false"/>
+                <w:sz w:val="19"/>
+                <w:szCs w:val="19"/>
+              </w:rPr>
+              <w:t xml:space="preserve">−37%</w:t>
+            </w:r>
+          </w:p>
+        </w:tc>
+      </w:tr>
+      <w:tr>
+        <w:tc>
+          <w:tcPr>
+            <w:tcW w:type="dxa" w:w="1900"/>
+            <w:tcMar>
+              <w:top w:type="dxa" w:w="60"/>
+              <w:left w:type="dxa" w:w="100"/>
+              <w:bottom w:type="dxa" w:w="60"/>
+              <w:right w:type="dxa" w:w="100"/>
+            </w:tcMar>
+          </w:tcPr>
+          <w:p>
+            <w:pPr>
+              <w:jc w:val="left"/>
+            </w:pPr>
+            <w:r>
+              <w:rPr>
+                <w:b w:val="false"/>
+                <w:bCs w:val="false"/>
+                <w:sz w:val="19"/>
+                <w:szCs w:val="19"/>
+              </w:rPr>
+              <w:t xml:space="preserve">0.20</w:t>
+            </w:r>
+          </w:p>
+        </w:tc>
+        <w:tc>
+          <w:tcPr>
+            <w:tcW w:type="dxa" w:w="2400"/>
+            <w:tcMar>
+              <w:top w:type="dxa" w:w="60"/>
+              <w:left w:type="dxa" w:w="100"/>
+              <w:bottom w:type="dxa" w:w="60"/>
+              <w:right w:type="dxa" w:w="100"/>
+            </w:tcMar>
+          </w:tcPr>
+          <w:p>
+            <w:pPr>
+              <w:jc w:val="center"/>
+            </w:pPr>
+            <w:r>
+              <w:rPr>
+                <w:b w:val="false"/>
+                <w:bCs w:val="false"/>
+                <w:sz w:val="19"/>
+                <w:szCs w:val="19"/>
+              </w:rPr>
+              <w:t xml:space="preserve">5 periods</w:t>
+            </w:r>
+          </w:p>
+        </w:tc>
+        <w:tc>
+          <w:tcPr>
+            <w:tcW w:type="dxa" w:w="2340"/>
+            <w:tcMar>
+              <w:top w:type="dxa" w:w="60"/>
+              <w:left w:type="dxa" w:w="100"/>
+              <w:bottom w:type="dxa" w:w="60"/>
+              <w:right w:type="dxa" w:w="100"/>
+            </w:tcMar>
+          </w:tcPr>
+          <w:p>
+            <w:pPr>
+              <w:jc w:val="center"/>
+            </w:pPr>
+            <w:r>
+              <w:rPr>
+                <w:b w:val="false"/>
+                <w:bCs w:val="false"/>
+                <w:sz w:val="19"/>
+                <w:szCs w:val="19"/>
+              </w:rPr>
+              <w:t xml:space="preserve">+0.0387  [+0.0360, +0.0414]</w:t>
+            </w:r>
+          </w:p>
+        </w:tc>
+        <w:tc>
+          <w:tcPr>
+            <w:tcW w:type="dxa" w:w="2160"/>
+            <w:tcMar>
+              <w:top w:type="dxa" w:w="60"/>
+              <w:left w:type="dxa" w:w="100"/>
+              <w:bottom w:type="dxa" w:w="60"/>
+              <w:right w:type="dxa" w:w="100"/>
+            </w:tcMar>
+          </w:tcPr>
+          <w:p>
+            <w:pPr>
+              <w:jc w:val="center"/>
+            </w:pPr>
+            <w:r>
+              <w:rPr>
+                <w:b w:val="false"/>
+                <w:bCs w:val="false"/>
+                <w:sz w:val="19"/>
+                <w:szCs w:val="19"/>
+              </w:rPr>
+              <w:t xml:space="preserve">−62%</w:t>
+            </w:r>
+          </w:p>
+        </w:tc>
+      </w:tr>
+    </w:tbl>
+    <w:p>
+      <w:pPr>
+        <w:spacing w:after="220" w:before="60"/>
+        <w:jc w:val="center"/>
+      </w:pPr>
+      <w:r>
+        <w:rPr>
+          <w:i/>
+          <w:iCs/>
+          <w:color w:val="52514E"/>
+          <w:sz w:val="19"/>
+          <w:szCs w:val="19"/>
+        </w:rPr>
+        <w:t xml:space="preserve">Table 6. The jump-rate sweep behind Figure 8 (results/sweep_jump_rate.csv). The erosion is monotone and roughly linear in λ; at this jump size the edge is heading toward zero but has not crossed it even at one news event per five periods.</w:t>
+      </w:r>
+    </w:p>
+    <w:p>
+      <w:pPr>
+        <w:spacing w:after="160" w:line="276"/>
+      </w:pPr>
+      <w:r>
+        <w:t xml:space="preserve">The sweep answers the extension’s question quantitatively: the dip-buying edge decays monotonically — and roughly linearly — in news intensity, losing about a tenth of its value already at one news event per fifty periods and nearly two-thirds at one per five. It remains CI-significant throughout this range because moderate-sized jumps (scale 0.20) still leave plenty of ordinary noise to harvest; pushing λ or the jump size further would drive the edge through zero, and locating that frontier — the point where a dip is more likely news than noise — is the natural continuation in Section 6.4.</w:t>
+      </w:r>
+    </w:p>
+    <w:p>
+      <w:pPr>
+        <w:spacing w:after="60" w:before="160"/>
+        <w:jc w:val="center"/>
+      </w:pPr>
+      <w:r>
+        <w:drawing>
+          <wp:inline distT="0" distB="0" distL="0" distR="0">
+            <wp:extent cx="5715000" cy="3305175"/>
+            <wp:effectExtent t="0" r="0" b="0" l="0"/>
+            <wp:docPr id="1" name="" descr="" title=""/>
+            <wp:cNvGraphicFramePr>
+              <a:graphicFrameLocks xmlns:a="http://schemas.openxmlformats.org/drawingml/2006/main" noChangeAspect="1"/>
+            </wp:cNvGraphicFramePr>
+            <a:graphic xmlns:a="http://schemas.openxmlformats.org/drawingml/2006/main">
+              <a:graphicData uri="http://schemas.openxmlformats.org/drawingml/2006/picture">
+                <pic:pic xmlns:pic="http://schemas.openxmlformats.org/drawingml/2006/picture">
+                  <pic:nvPicPr>
+                    <pic:cNvPr id="0" name="" descr=""/>
+                    <pic:cNvPicPr>
+                      <a:picLocks noChangeAspect="1" noChangeArrowheads="1"/>
+                    </pic:cNvPicPr>
+                  </pic:nvPicPr>
+                  <pic:blipFill>
+                    <a:blip r:embed="rId16" cstate="none"/>
+                    <a:srcRect/>
+                    <a:stretch>
+                      <a:fillRect/>
+                    </a:stretch>
+                  </pic:blipFill>
+                  <pic:spPr bwMode="auto">
+                    <a:xfrm>
+                      <a:off x="0" y="0"/>
+                      <a:ext cx="5715000" cy="3305175"/>
+                    </a:xfrm>
+                    <a:prstGeom prst="rect">
+                      <a:avLst/>
+                    </a:prstGeom>
+                  </pic:spPr>
+                </pic:pic>
+              </a:graphicData>
+            </a:graphic>
+          </wp:inline>
+        </w:drawing>
+      </w:r>
+    </w:p>
+    <w:p>
+      <w:pPr>
+        <w:spacing w:after="220"/>
+        <w:jc w:val="center"/>
+      </w:pPr>
+      <w:r>
+        <w:rPr>
+          <w:i/>
+          <w:iCs/>
+          <w:color w:val="52514E"/>
+          <w:sz w:val="19"/>
+          <w:szCs w:val="19"/>
+        </w:rPr>
+        <w:t xml:space="preserve">Figure 9. The mechanism on one path (Variant B, κ = 0.3, λ = 0.04, seed 42): the truth (dashed) takes three downward news jumps (diamonds); the lagging price reads as a dip against the EMA and the policy buys at ≈ $0.40; the contract settles NO for −$0.399. Under jumps, some dips are news — and the rule cannot tell.</w:t>
+      </w:r>
+    </w:p>
+    <w:p>
+      <w:pPr>
+        <w:spacing w:after="160" w:line="276"/>
+      </w:pPr>
+      <w:r>
+        <w:t xml:space="preserve">Figure 9 shows why the edge erodes, on the exact path used in the live demo. After the first cluster of bad news the price slides toward the truth’s new, lower level; on the way down it sits below its own smoothed history, which is precisely the buy signal. The policy purchases a contract that is still overpriced relative to the post-news truth. Averaged over thousands of paths, these adversely-selected entries are what Table 6 measures. The asymmetry is worth noting: upward jumps create genuine bargains (price lags below the new truth), but the dip rule cannot buy them — rising prices sit above their EMA — so news hurts the rule on both sides: it buys the bad surprises and misses the good ones.</w:t>
+      </w:r>
+    </w:p>
+    <w:p>
+      <w:pPr>
+        <w:pStyle w:val="Heading2"/>
+        <w:spacing w:after="160" w:before="280"/>
+      </w:pPr>
+      <w:r>
+        <w:t xml:space="preserve">5.8 Calibration to real markets: are the parameters realistic?</w:t>
       </w:r>
     </w:p>
     <w:p>
@@ -3803,7 +5831,7 @@
         <w:spacing w:after="100" w:line="276"/>
       </w:pPr>
       <w:r>
-        <w:t xml:space="preserve">The deeper mechanism: observation noise creates the edge (it vanishes exactly at σ_p = 0 and scales with σ_p everywhere else); persistence and costs only modulate it. Dip-buying profits here because, by construction, every dip is noise.</w:t>
+        <w:t xml:space="preserve">The deeper mechanism: observation noise creates the edge (it vanishes exactly at σ_p = 0 and scales with σ_p everywhere else); persistence and costs only modulate it. Dip-buying profits here because, in the approved model, every dip is noise.</w:t>
       </w:r>
     </w:p>
     <w:p>
@@ -3821,32 +5849,6 @@
     </w:p>
     <w:p>
       <w:pPr>
-        <w:pStyle w:val="Heading2"/>
-        <w:spacing w:after="160" w:before="280"/>
-      </w:pPr>
-      <w:r>
-        <w:t xml:space="preserve">6.3 Limitations</w:t>
-      </w:r>
-    </w:p>
-    <w:p>
-      <w:pPr>
-        <w:spacing w:after="160" w:line="276"/>
-      </w:pPr>
-      <w:r>
-        <w:t xml:space="preserve">The model is deliberately stylized. There is no order book, no price impact, no liquidity constraint — the policy trades one unit at the posted price, so profits should be read as per-contract edges, not fund returns. The truth process has no drift or regime structure, and in the approved model every price deviation is transient noise — the exact condition under which dip-buying must win. Real markets mix noise with news, and κ and σ_p are not separately identified from our hourly real-data estimates. These are boundaries of the claim, not flaws in the measurement inside them.</w:t>
-      </w:r>
-    </w:p>
-    <w:p>
-      <w:pPr>
-        <w:pStyle w:val="Heading2"/>
-        <w:spacing w:after="160" w:before="280"/>
-      </w:pPr>
-      <w:r>
-        <w:t xml:space="preserve">6.4 Future directions</w:t>
-      </w:r>
-    </w:p>
-    <w:p>
-      <w:pPr>
         <w:pStyle w:val="ListParagraph"/>
         <w:numPr>
           <w:ilvl w:val="0"/>
@@ -3855,7 +5857,46 @@
         <w:spacing w:after="100" w:line="276"/>
       </w:pPr>
       <w:r>
-        <w:t xml:space="preserve">News jumps, studied properly. Our default-off Poisson-jump extension already shows the mechanism in single paths: after a genuine downward jump, the lagging price triggers the dip signal while the contract is still overpriced, and the policy buys into bad news. A natural next study sweeps jump intensity λ to find where the EMA edge crosses zero — the point at which a dip is more likely news than noise — and calibrates λ from the frequency of outsized moves in real series.</w:t>
+        <w:t xml:space="preserve">When news exists (Poisson-jump extension, all four model cases re-run), the mechanism runs in reverse exactly as predicted: the edge erodes monotonically and roughly linearly in news intensity — −24% at one event per 20 periods, −62% at one per 5 — because the rule buys downward repricings it cannot distinguish from noise, and cannot buy the upward ones. Under jumps, fast smoothing gains ground on slow smoothing: long memory becomes a stale anchor.</w:t>
+      </w:r>
+    </w:p>
+    <w:p>
+      <w:pPr>
+        <w:pStyle w:val="Heading2"/>
+        <w:spacing w:after="160" w:before="280"/>
+      </w:pPr>
+      <w:r>
+        <w:t xml:space="preserve">6.3 Limitations</w:t>
+      </w:r>
+    </w:p>
+    <w:p>
+      <w:pPr>
+        <w:spacing w:after="160" w:line="276"/>
+      </w:pPr>
+      <w:r>
+        <w:t xml:space="preserve">The model is deliberately stylized. There is no order book, no price impact, no liquidity constraint — the policy trades one unit at the posted price, so profits should be read as per-contract edges, not fund returns. The truth process has no drift or regime structure. In the approved model every price deviation is transient noise — the exact condition under which dip-buying must win — and while the jump extension relaxes this and confirms the edge survives moderate news, real markets mix noise and news in proportions our hourly real-data estimates cannot separately identify (nor κ from σ_p). These are boundaries of the claim, not flaws in the measurement inside them.</w:t>
+      </w:r>
+    </w:p>
+    <w:p>
+      <w:pPr>
+        <w:pStyle w:val="Heading2"/>
+        <w:spacing w:after="160" w:before="280"/>
+      </w:pPr>
+      <w:r>
+        <w:t xml:space="preserve">6.4 Future directions</w:t>
+      </w:r>
+    </w:p>
+    <w:p>
+      <w:pPr>
+        <w:pStyle w:val="ListParagraph"/>
+        <w:numPr>
+          <w:ilvl w:val="0"/>
+          <w:numId w:val="2"/>
+        </w:numPr>
+        <w:spacing w:after="100" w:line="276"/>
+      </w:pPr>
+      <w:r>
+        <w:t xml:space="preserve">Locate the news frontier. Section 5.7 shows the edge decaying roughly linearly in λ but still positive at one event per five periods (jump scale 0.20). The natural completion is a 2-D sweep over (λ, jump size) to map the zero-crossing frontier — the boundary where a dip becomes more likely news than noise and dip-buying stops working — and to calibrate λ from the frequency of outsized moves in real Polymarket series, placing actual markets on that map.</w:t>
       </w:r>
     </w:p>
     <w:p>

--- a/report/Stochastic_Modeling_Final_Report.docx
+++ b/report/Stochastic_Modeling_Final_Report.docx
@@ -71,7 +71,7 @@
           <w:sz w:val="24"/>
           <w:szCs w:val="24"/>
         </w:rPr>
-        <w:t xml:space="preserve">Team: Anastasia Larionova [add teammate names]</w:t>
+        <w:t xml:space="preserve">Anastasia Larionova · Qian Shen · Chenhao Xi · Haoyu Zheng</w:t>
       </w:r>
     </w:p>
     <w:p>

--- a/report/Stochastic_Modeling_Final_Report.docx
+++ b/report/Stochastic_Modeling_Final_Report.docx
@@ -889,7 +889,7 @@
         <w:spacing w:after="160" w:before="280"/>
       </w:pPr>
       <w:r>
-        <w:t xml:space="preserve">2.6 Optional extension — Poisson news jumps (default off)</w:t>
+        <w:t xml:space="preserve">2.6 Model extension — Poisson news arrivals (default off)</w:t>
       </w:r>
     </w:p>
     <w:p>
@@ -897,7 +897,246 @@
         <w:spacing w:after="160" w:line="276"/>
       </w:pPr>
       <w:r>
-        <w:t xml:space="preserve">The approved model’s hidden truth diffuses smoothly, but real event probabilities occasionally lurch on news. As a clearly-flagged extension beyond the locked specification — disabled by default everywhere — we added jump dynamics to Layer 1: with per-period probability λ an event fires (a Bernoulli-per-period arrival process, the discrete-time Poisson process with geometric interarrival times), adding a zero-mean N(0, σ_J²) shock damped by the same √(q(1−q)) factor. Zero-mean jumps preserve the martingale property, so every Section-4 validation check still holds with jumps on. When λ = 0 the code consumes no additional random numbers, so the approved model’s seeded output is bit-for-bit unchanged — a property pinned by a golden-value regression test. All headline results (Sections 5.1–5.6) use the approved model; Section 5.7 then turns the extension on deliberately and quantifies, with the same experimental machinery, what news jumps do to every model case.</w:t>
+        <w:t xml:space="preserve">The approved model’s hidden truth diffuses: it moves by many small Gaussian steps, so its increments are thin-tailed. Real event probabilities also lurch — a court ruling, an injury report, a debate moment — producing rare, large moves. The canonical stochastic-process model for “rare events arriving at random times” is the Poisson process: events occur independently at a constant average rate, so the number of events in any window is Poisson-distributed and the waiting times between events are exponential and memoryless. We use its discrete-time counterpart: each period, independently, a news event fires with probability λ — a Bernoulli arrival process. Interarrival times are then geometric (the discrete analogue of exponential, and the same memoryless story: having waited ten periods for news tells you nothing about the eleventh), the event count over T periods is Binomial(T, λ) ≈ Poisson(λT) for small λ, and λ has a direct reading: news arrives about once every 1/λ periods.</w:t>
+      </w:r>
+    </w:p>
+    <w:p>
+      <w:pPr>
+        <w:spacing w:after="160" w:line="276"/>
+      </w:pPr>
+      <w:r>
+        <w:t xml:space="preserve">When an event fires, the truth takes an extra zero-mean shock on top of its usual diffusion step, damped by the same √(q(1−q)) factor so jumps also respect the (0, 1) barriers. Layer 1 becomes:</w:t>
+      </w:r>
+    </w:p>
+    <w:p>
+      <w:pPr>
+        <w:spacing w:after="160" w:before="120"/>
+        <w:jc w:val="center"/>
+      </w:pPr>
+      <w:r>
+        <w:rPr>
+          <w:rFonts w:ascii="Cambria Math" w:cs="Cambria Math" w:eastAsia="Cambria Math" w:hAnsi="Cambria Math"/>
+          <w:sz w:val="23"/>
+          <w:szCs w:val="23"/>
+        </w:rPr>
+        <w:t xml:space="preserve">q</w:t>
+      </w:r>
+      <w:r>
+        <w:rPr>
+          <w:rFonts w:ascii="Cambria Math" w:cs="Cambria Math" w:eastAsia="Cambria Math" w:hAnsi="Cambria Math"/>
+          <w:sz w:val="23"/>
+          <w:szCs w:val="23"/>
+          <w:vertAlign w:val="subscript"/>
+        </w:rPr>
+        <w:t xml:space="preserve">t+1</w:t>
+      </w:r>
+      <w:r>
+        <w:rPr>
+          <w:rFonts w:ascii="Cambria Math" w:cs="Cambria Math" w:eastAsia="Cambria Math" w:hAnsi="Cambria Math"/>
+          <w:sz w:val="23"/>
+          <w:szCs w:val="23"/>
+        </w:rPr>
+        <w:t xml:space="preserve"> = clip( q</w:t>
+      </w:r>
+      <w:r>
+        <w:rPr>
+          <w:rFonts w:ascii="Cambria Math" w:cs="Cambria Math" w:eastAsia="Cambria Math" w:hAnsi="Cambria Math"/>
+          <w:sz w:val="23"/>
+          <w:szCs w:val="23"/>
+          <w:vertAlign w:val="subscript"/>
+        </w:rPr>
+        <w:t xml:space="preserve">t</w:t>
+      </w:r>
+      <w:r>
+        <w:rPr>
+          <w:rFonts w:ascii="Cambria Math" w:cs="Cambria Math" w:eastAsia="Cambria Math" w:hAnsi="Cambria Math"/>
+          <w:sz w:val="23"/>
+          <w:szCs w:val="23"/>
+        </w:rPr>
+        <w:t xml:space="preserve"> + √(q</w:t>
+      </w:r>
+      <w:r>
+        <w:rPr>
+          <w:rFonts w:ascii="Cambria Math" w:cs="Cambria Math" w:eastAsia="Cambria Math" w:hAnsi="Cambria Math"/>
+          <w:sz w:val="23"/>
+          <w:szCs w:val="23"/>
+          <w:vertAlign w:val="subscript"/>
+        </w:rPr>
+        <w:t xml:space="preserve">t</w:t>
+      </w:r>
+      <w:r>
+        <w:rPr>
+          <w:rFonts w:ascii="Cambria Math" w:cs="Cambria Math" w:eastAsia="Cambria Math" w:hAnsi="Cambria Math"/>
+          <w:sz w:val="23"/>
+          <w:szCs w:val="23"/>
+        </w:rPr>
+        <w:t xml:space="preserve">(1 − q</w:t>
+      </w:r>
+      <w:r>
+        <w:rPr>
+          <w:rFonts w:ascii="Cambria Math" w:cs="Cambria Math" w:eastAsia="Cambria Math" w:hAnsi="Cambria Math"/>
+          <w:sz w:val="23"/>
+          <w:szCs w:val="23"/>
+          <w:vertAlign w:val="subscript"/>
+        </w:rPr>
+        <w:t xml:space="preserve">t</w:t>
+      </w:r>
+      <w:r>
+        <w:rPr>
+          <w:rFonts w:ascii="Cambria Math" w:cs="Cambria Math" w:eastAsia="Cambria Math" w:hAnsi="Cambria Math"/>
+          <w:sz w:val="23"/>
+          <w:szCs w:val="23"/>
+        </w:rPr>
+        <w:t xml:space="preserve">)) · [ σ</w:t>
+      </w:r>
+      <w:r>
+        <w:rPr>
+          <w:rFonts w:ascii="Cambria Math" w:cs="Cambria Math" w:eastAsia="Cambria Math" w:hAnsi="Cambria Math"/>
+          <w:sz w:val="23"/>
+          <w:szCs w:val="23"/>
+          <w:vertAlign w:val="subscript"/>
+        </w:rPr>
+        <w:t xml:space="preserve">q</w:t>
+      </w:r>
+      <w:r>
+        <w:rPr>
+          <w:rFonts w:ascii="Cambria Math" w:cs="Cambria Math" w:eastAsia="Cambria Math" w:hAnsi="Cambria Math"/>
+          <w:sz w:val="23"/>
+          <w:szCs w:val="23"/>
+        </w:rPr>
+        <w:t xml:space="preserve"> Z</w:t>
+      </w:r>
+      <w:r>
+        <w:rPr>
+          <w:rFonts w:ascii="Cambria Math" w:cs="Cambria Math" w:eastAsia="Cambria Math" w:hAnsi="Cambria Math"/>
+          <w:sz w:val="23"/>
+          <w:szCs w:val="23"/>
+          <w:vertAlign w:val="subscript"/>
+        </w:rPr>
+        <w:t xml:space="preserve">t</w:t>
+      </w:r>
+      <w:r>
+        <w:rPr>
+          <w:rFonts w:ascii="Cambria Math" w:cs="Cambria Math" w:eastAsia="Cambria Math" w:hAnsi="Cambria Math"/>
+          <w:sz w:val="23"/>
+          <w:szCs w:val="23"/>
+        </w:rPr>
+        <w:t xml:space="preserve"> + B</w:t>
+      </w:r>
+      <w:r>
+        <w:rPr>
+          <w:rFonts w:ascii="Cambria Math" w:cs="Cambria Math" w:eastAsia="Cambria Math" w:hAnsi="Cambria Math"/>
+          <w:sz w:val="23"/>
+          <w:szCs w:val="23"/>
+          <w:vertAlign w:val="subscript"/>
+        </w:rPr>
+        <w:t xml:space="preserve">t</w:t>
+      </w:r>
+      <w:r>
+        <w:rPr>
+          <w:rFonts w:ascii="Cambria Math" w:cs="Cambria Math" w:eastAsia="Cambria Math" w:hAnsi="Cambria Math"/>
+          <w:sz w:val="23"/>
+          <w:szCs w:val="23"/>
+        </w:rPr>
+        <w:t xml:space="preserve"> σ</w:t>
+      </w:r>
+      <w:r>
+        <w:rPr>
+          <w:rFonts w:ascii="Cambria Math" w:cs="Cambria Math" w:eastAsia="Cambria Math" w:hAnsi="Cambria Math"/>
+          <w:sz w:val="23"/>
+          <w:szCs w:val="23"/>
+          <w:vertAlign w:val="subscript"/>
+        </w:rPr>
+        <w:t xml:space="preserve">J</w:t>
+      </w:r>
+      <w:r>
+        <w:rPr>
+          <w:rFonts w:ascii="Cambria Math" w:cs="Cambria Math" w:eastAsia="Cambria Math" w:hAnsi="Cambria Math"/>
+          <w:sz w:val="23"/>
+          <w:szCs w:val="23"/>
+        </w:rPr>
+        <w:t xml:space="preserve"> G</w:t>
+      </w:r>
+      <w:r>
+        <w:rPr>
+          <w:rFonts w:ascii="Cambria Math" w:cs="Cambria Math" w:eastAsia="Cambria Math" w:hAnsi="Cambria Math"/>
+          <w:sz w:val="23"/>
+          <w:szCs w:val="23"/>
+          <w:vertAlign w:val="subscript"/>
+        </w:rPr>
+        <w:t xml:space="preserve">t</w:t>
+      </w:r>
+      <w:r>
+        <w:rPr>
+          <w:rFonts w:ascii="Cambria Math" w:cs="Cambria Math" w:eastAsia="Cambria Math" w:hAnsi="Cambria Math"/>
+          <w:sz w:val="23"/>
+          <w:szCs w:val="23"/>
+        </w:rPr>
+        <w:t xml:space="preserve"> ] ,  ε, 1 − ε )</w:t>
+      </w:r>
+    </w:p>
+    <w:p>
+      <w:pPr>
+        <w:spacing w:after="160" w:before="120"/>
+        <w:jc w:val="center"/>
+      </w:pPr>
+      <w:r>
+        <w:rPr>
+          <w:rFonts w:ascii="Cambria Math" w:cs="Cambria Math" w:eastAsia="Cambria Math" w:hAnsi="Cambria Math"/>
+          <w:sz w:val="23"/>
+          <w:szCs w:val="23"/>
+        </w:rPr>
+        <w:t xml:space="preserve">B</w:t>
+      </w:r>
+      <w:r>
+        <w:rPr>
+          <w:rFonts w:ascii="Cambria Math" w:cs="Cambria Math" w:eastAsia="Cambria Math" w:hAnsi="Cambria Math"/>
+          <w:sz w:val="23"/>
+          <w:szCs w:val="23"/>
+          <w:vertAlign w:val="subscript"/>
+        </w:rPr>
+        <w:t xml:space="preserve">t</w:t>
+      </w:r>
+      <w:r>
+        <w:rPr>
+          <w:rFonts w:ascii="Cambria Math" w:cs="Cambria Math" w:eastAsia="Cambria Math" w:hAnsi="Cambria Math"/>
+          <w:sz w:val="23"/>
+          <w:szCs w:val="23"/>
+        </w:rPr>
+        <w:t xml:space="preserve"> ~ Bernoulli(λ) iid (the arrival process),   G</w:t>
+      </w:r>
+      <w:r>
+        <w:rPr>
+          <w:rFonts w:ascii="Cambria Math" w:cs="Cambria Math" w:eastAsia="Cambria Math" w:hAnsi="Cambria Math"/>
+          <w:sz w:val="23"/>
+          <w:szCs w:val="23"/>
+          <w:vertAlign w:val="subscript"/>
+        </w:rPr>
+        <w:t xml:space="preserve">t</w:t>
+      </w:r>
+      <w:r>
+        <w:rPr>
+          <w:rFonts w:ascii="Cambria Math" w:cs="Cambria Math" w:eastAsia="Cambria Math" w:hAnsi="Cambria Math"/>
+          <w:sz w:val="23"/>
+          <w:szCs w:val="23"/>
+        </w:rPr>
+        <w:t xml:space="preserve"> ~ N(0, 1) iid (the jump size),   λ = 0 recovers the approved model</w:t>
+      </w:r>
+    </w:p>
+    <w:p>
+      <w:pPr>
+        <w:spacing w:after="160" w:line="276"/>
+      </w:pPr>
+      <w:r>
+        <w:t xml:space="preserve">Three properties make this a disciplined extension rather than a new model. First, the increments remain zero-mean — E[qₜ₊₁ | qₜ] = qₜ exactly as before — so the martingale structure, and with it every Section-4 validation check (settlement calibration included), survives with jumps on; the test suite runs all checks in both regimes. Second, the increment distribution becomes a two-component Gaussian mixture: conditional variance rises from σ_q²·q(1−q) to (σ_q² + λσ_J²)·q(1−q), and because the extra variance arrives in rare large doses rather than uniformly, the increments acquire excess kurtosis — fat tails, which is precisely the feature the diffusion lacks. A naive alternative — simply raising σ_q — would match the variance but not the tails: more wiggle is not the same as occasional lurches. Third, reproducibility is preserved by construction: when λ = 0 the implementation draws no additional random numbers, so the approved model’s seeded output is bit-for-bit unchanged — pinned by a golden-value regression test.</w:t>
+      </w:r>
+    </w:p>
+    <w:p>
+      <w:pPr>
+        <w:spacing w:after="160" w:line="276"/>
+      </w:pPr>
+      <w:r>
+        <w:t xml:space="preserve">All headline results (Sections 5.1–5.6) use the approved model. Section 5.7 then turns the arrivals on deliberately and, with the same experimental machinery, quantifies what news does to every model case — including mapping the frontier in (λ, σ_J) where the trading edge dies.</w:t>
       </w:r>
     </w:p>
     <w:p>
@@ -5662,7 +5901,7 @@
         <w:spacing w:after="160" w:line="276"/>
       </w:pPr>
       <w:r>
-        <w:t xml:space="preserve">The sweep answers the extension’s question quantitatively: the dip-buying edge decays monotonically — and roughly linearly — in news intensity, losing about a tenth of its value already at one news event per fifty periods and nearly two-thirds at one per five. It remains CI-significant throughout this range because moderate-sized jumps (scale 0.20) still leave plenty of ordinary noise to harvest; pushing λ or the jump size further would drive the edge through zero, and locating that frontier — the point where a dip is more likely news than noise — is the natural continuation in Section 6.4.</w:t>
+        <w:t xml:space="preserve">The sweep answers the extension’s question quantitatively: the dip-buying edge decays monotonically — and roughly linearly — in news intensity, losing about a tenth of its value already at one news event per fifty periods and nearly two-thirds at one per five. It remains CI-significant throughout this particular range because moderate-sized jumps (σ_J = 0.20) still leave plenty of ordinary noise to harvest. So we pushed further and mapped the frontier itself, sweeping news rate and jump size jointly:</w:t>
       </w:r>
     </w:p>
     <w:p>
@@ -5673,7 +5912,7 @@
       <w:r>
         <w:drawing>
           <wp:inline distT="0" distB="0" distL="0" distR="0">
-            <wp:extent cx="5715000" cy="3305175"/>
+            <wp:extent cx="4476750" cy="2590800"/>
             <wp:effectExtent t="0" r="0" b="0" l="0"/>
             <wp:docPr id="1" name="" descr="" title=""/>
             <wp:cNvGraphicFramePr>
@@ -5698,6 +5937,76 @@
                   <pic:spPr bwMode="auto">
                     <a:xfrm>
                       <a:off x="0" y="0"/>
+                      <a:ext cx="4476750" cy="2590800"/>
+                    </a:xfrm>
+                    <a:prstGeom prst="rect">
+                      <a:avLst/>
+                    </a:prstGeom>
+                  </pic:spPr>
+                </pic:pic>
+              </a:graphicData>
+            </a:graphic>
+          </wp:inline>
+        </w:drawing>
+      </w:r>
+    </w:p>
+    <w:p>
+      <w:pPr>
+        <w:spacing w:after="220"/>
+        <w:jc w:val="center"/>
+      </w:pPr>
+      <w:r>
+        <w:rPr>
+          <w:i/>
+          <w:iCs/>
+          <w:color w:val="52514E"/>
+          <w:sz w:val="19"/>
+          <w:szCs w:val="19"/>
+        </w:rPr>
+        <w:t xml:space="preserve">Figure 9. The news frontier: best-cell paired edge over buy-and-hold across (λ, σ_J) at c = 1¢, n = 20,000 per cell. The edge declines along both axes; in the top-right cell (λ = 0.20, σ_J = 0.60) the X marks the crossing — no grid policy beats buy-and-hold, and the best cell significantly LOSES (−0.0066, CI [−0.0089, −0.0044]).</w:t>
+      </w:r>
+    </w:p>
+    <w:p>
+      <w:pPr>
+        <w:spacing w:after="160" w:line="276"/>
+      </w:pPr>
+      <w:r>
+        <w:t xml:space="preserve">Figure 9 is the completed answer to “when does dip-buying stop working?” The edge falls along both axes — more frequent news and bigger news are separately costly — and the zero crossing is real and reachable: at one large news event (σ_J = 0.60) every five periods, dip-buying goes from harvesting noise to being CI-significantly worse than buy-and-hold. Two adaptations are visible on the way to the frontier. As news intensifies, the winning threshold shrinks from δ = 0.10 toward δ = 0.02: large dips become suspect — increasingly likely to be genuine repricings — so the best surviving strategy retreats to small, quick dips that news rarely produces. And throughout, slow smoothing (α = 0.1) holds on under Variant B, because the price’s own sluggishness still hides some harvestable error inside every post-news adjustment path. The frontier gives the study’s thesis its final, falsifiable form: dip-buying earns exactly as much as the market’s error budget is noise rather than news, and we can now say where the sign flips.</w:t>
+      </w:r>
+    </w:p>
+    <w:p>
+      <w:pPr>
+        <w:spacing w:after="60" w:before="160"/>
+        <w:jc w:val="center"/>
+      </w:pPr>
+      <w:r>
+        <w:drawing>
+          <wp:inline distT="0" distB="0" distL="0" distR="0">
+            <wp:extent cx="5715000" cy="3305175"/>
+            <wp:effectExtent t="0" r="0" b="0" l="0"/>
+            <wp:docPr id="1" name="" descr="" title=""/>
+            <wp:cNvGraphicFramePr>
+              <a:graphicFrameLocks xmlns:a="http://schemas.openxmlformats.org/drawingml/2006/main" noChangeAspect="1"/>
+            </wp:cNvGraphicFramePr>
+            <a:graphic xmlns:a="http://schemas.openxmlformats.org/drawingml/2006/main">
+              <a:graphicData uri="http://schemas.openxmlformats.org/drawingml/2006/picture">
+                <pic:pic xmlns:pic="http://schemas.openxmlformats.org/drawingml/2006/picture">
+                  <pic:nvPicPr>
+                    <pic:cNvPr id="0" name="" descr=""/>
+                    <pic:cNvPicPr>
+                      <a:picLocks noChangeAspect="1" noChangeArrowheads="1"/>
+                    </pic:cNvPicPr>
+                  </pic:nvPicPr>
+                  <pic:blipFill>
+                    <a:blip r:embed="rId17" cstate="none"/>
+                    <a:srcRect/>
+                    <a:stretch>
+                      <a:fillRect/>
+                    </a:stretch>
+                  </pic:blipFill>
+                  <pic:spPr bwMode="auto">
+                    <a:xfrm>
+                      <a:off x="0" y="0"/>
                       <a:ext cx="5715000" cy="3305175"/>
                     </a:xfrm>
                     <a:prstGeom prst="rect">
@@ -5724,7 +6033,7 @@
           <w:sz w:val="19"/>
           <w:szCs w:val="19"/>
         </w:rPr>
-        <w:t xml:space="preserve">Figure 9. The mechanism on one path (Variant B, κ = 0.3, λ = 0.04, seed 42): the truth (dashed) takes three downward news jumps (diamonds); the lagging price reads as a dip against the EMA and the policy buys at ≈ $0.40; the contract settles NO for −$0.399. Under jumps, some dips are news — and the rule cannot tell.</w:t>
+        <w:t xml:space="preserve">Figure 10. The mechanism on one path (Variant B, κ = 0.3, λ = 0.04, seed 42): the truth (dashed) takes three downward news jumps (diamonds); the lagging price reads as a dip against the EMA and the policy buys at ≈ $0.40; the contract settles NO for −$0.399. Under jumps, some dips are news — and the rule cannot tell.</w:t>
       </w:r>
     </w:p>
     <w:p>
@@ -5732,7 +6041,7 @@
         <w:spacing w:after="160" w:line="276"/>
       </w:pPr>
       <w:r>
-        <w:t xml:space="preserve">Figure 9 shows why the edge erodes, on the exact path used in the live demo. After the first cluster of bad news the price slides toward the truth’s new, lower level; on the way down it sits below its own smoothed history, which is precisely the buy signal. The policy purchases a contract that is still overpriced relative to the post-news truth. Averaged over thousands of paths, these adversely-selected entries are what Table 6 measures. The asymmetry is worth noting: upward jumps create genuine bargains (price lags below the new truth), but the dip rule cannot buy them — rising prices sit above their EMA — so news hurts the rule on both sides: it buys the bad surprises and misses the good ones.</w:t>
+        <w:t xml:space="preserve">Figure 10 shows why the edge erodes, on the exact path used in the live demo. After the first cluster of bad news the price slides toward the truth’s new, lower level; on the way down it sits below its own smoothed history, which is precisely the buy signal. The policy purchases a contract that is still overpriced relative to the post-news truth. Averaged over thousands of paths, these adversely-selected entries are what Table 6 measures. The asymmetry is worth noting: upward jumps create genuine bargains (price lags below the new truth), but the dip rule cannot buy them — rising prices sit above their EMA — so news hurts the rule on both sides: it buys the bad surprises and misses the good ones.</w:t>
       </w:r>
     </w:p>
     <w:p>
@@ -5857,33 +6166,7 @@
         <w:spacing w:after="100" w:line="276"/>
       </w:pPr>
       <w:r>
-        <w:t xml:space="preserve">When news exists (Poisson-jump extension, all four model cases re-run), the mechanism runs in reverse exactly as predicted: the edge erodes monotonically and roughly linearly in news intensity — −24% at one event per 20 periods, −62% at one per 5 — because the rule buys downward repricings it cannot distinguish from noise, and cannot buy the upward ones. Under jumps, fast smoothing gains ground on slow smoothing: long memory becomes a stale anchor.</w:t>
-      </w:r>
-    </w:p>
-    <w:p>
-      <w:pPr>
-        <w:pStyle w:val="Heading2"/>
-        <w:spacing w:after="160" w:before="280"/>
-      </w:pPr>
-      <w:r>
-        <w:t xml:space="preserve">6.3 Limitations</w:t>
-      </w:r>
-    </w:p>
-    <w:p>
-      <w:pPr>
-        <w:spacing w:after="160" w:line="276"/>
-      </w:pPr>
-      <w:r>
-        <w:t xml:space="preserve">The model is deliberately stylized. There is no order book, no price impact, no liquidity constraint — the policy trades one unit at the posted price, so profits should be read as per-contract edges, not fund returns. The truth process has no drift or regime structure. In the approved model every price deviation is transient noise — the exact condition under which dip-buying must win — and while the jump extension relaxes this and confirms the edge survives moderate news, real markets mix noise and news in proportions our hourly real-data estimates cannot separately identify (nor κ from σ_p). These are boundaries of the claim, not flaws in the measurement inside them.</w:t>
-      </w:r>
-    </w:p>
-    <w:p>
-      <w:pPr>
-        <w:pStyle w:val="Heading2"/>
-        <w:spacing w:after="160" w:before="280"/>
-      </w:pPr>
-      <w:r>
-        <w:t xml:space="preserve">6.4 Future directions</w:t>
+        <w:t xml:space="preserve">When news exists (Poisson-arrival extension, all four model cases re-run), the mechanism runs in reverse exactly as predicted: the edge erodes monotonically and roughly linearly in news intensity — −24% at one event per 20 periods, −62% at one per 5 — because the rule buys downward repricings it cannot distinguish from noise, and cannot buy the upward ones. Under jumps, fast smoothing gains ground on slow smoothing: long memory becomes a stale anchor.</w:t>
       </w:r>
     </w:p>
     <w:p>
@@ -5896,7 +6179,46 @@
         <w:spacing w:after="100" w:line="276"/>
       </w:pPr>
       <w:r>
-        <w:t xml:space="preserve">Locate the news frontier. Section 5.7 shows the edge decaying roughly linearly in λ but still positive at one event per five periods (jump scale 0.20). The natural completion is a 2-D sweep over (λ, jump size) to map the zero-crossing frontier — the boundary where a dip becomes more likely news than noise and dip-buying stops working — and to calibrate λ from the frequency of outsized moves in real Polymarket series, placing actual markets on that map.</w:t>
+        <w:t xml:space="preserve">The frontier is real and mapped: sweeping news rate and jump size jointly, the edge declines along both axes and crosses zero at (λ = 0.20, σ_J = 0.60) — one large news event per five periods — where dip-buying becomes CI-significantly worse than buy-and-hold. En route to the frontier the surviving strategies retreat to smaller entry thresholds: big dips stop being bargains and start being information.</w:t>
+      </w:r>
+    </w:p>
+    <w:p>
+      <w:pPr>
+        <w:pStyle w:val="Heading2"/>
+        <w:spacing w:after="160" w:before="280"/>
+      </w:pPr>
+      <w:r>
+        <w:t xml:space="preserve">6.3 Limitations</w:t>
+      </w:r>
+    </w:p>
+    <w:p>
+      <w:pPr>
+        <w:spacing w:after="160" w:line="276"/>
+      </w:pPr>
+      <w:r>
+        <w:t xml:space="preserve">The model is deliberately stylized. There is no order book, no price impact, no liquidity constraint — the policy trades one unit at the posted price, so profits should be read as per-contract edges, not fund returns. The truth process has no drift or regime structure. In the approved model every price deviation is transient noise — the exact condition under which dip-buying must win — and while the jump extension relaxes this and confirms the edge survives moderate news, real markets mix noise and news in proportions our hourly real-data estimates cannot separately identify (nor κ from σ_p). These are boundaries of the claim, not flaws in the measurement inside them.</w:t>
+      </w:r>
+    </w:p>
+    <w:p>
+      <w:pPr>
+        <w:pStyle w:val="Heading2"/>
+        <w:spacing w:after="160" w:before="280"/>
+      </w:pPr>
+      <w:r>
+        <w:t xml:space="preserve">6.4 Future directions</w:t>
+      </w:r>
+    </w:p>
+    <w:p>
+      <w:pPr>
+        <w:pStyle w:val="ListParagraph"/>
+        <w:numPr>
+          <w:ilvl w:val="0"/>
+          <w:numId w:val="2"/>
+        </w:numPr>
+        <w:spacing w:after="100" w:line="276"/>
+      </w:pPr>
+      <w:r>
+        <w:t xml:space="preserve">Place real markets on the frontier map. Section 5.7 locates where dip-buying dies in (λ, σ_J) space; the natural completion is empirical: estimate each real market’s news rate and jump size from the frequency and magnitude of outsized moves in its price history (a threshold-exceedance count gives λ; the excess-move distribution gives σ_J), then plot actual Polymarket contracts against the frontier to predict, market by market, where a smoothing rule should and should not work.</w:t>
       </w:r>
     </w:p>
     <w:p>
